--- a/CV.docx
+++ b/CV.docx
@@ -1543,25 +1543,60 @@
         <w:rPr>
           <w:rFonts w:ascii="Times" w:hAnsi="Times"/>
         </w:rPr>
-        <w:t xml:space="preserve">“Ideological Bias and Trust in Information Sources” </w:t>
-      </w:r>
-      <w:r>
-        <w:rPr>
-          <w:rFonts w:ascii="Times" w:hAnsi="Times"/>
-        </w:rPr>
-        <w:t xml:space="preserve">(joint </w:t>
-      </w:r>
-      <w:r>
-        <w:rPr>
-          <w:rFonts w:ascii="Times" w:hAnsi="Times"/>
-        </w:rPr>
-        <w:t>with Matthew Gentzkow and Allen T. Zhang</w:t>
-      </w:r>
-      <w:r>
-        <w:rPr>
-          <w:rFonts w:ascii="Times" w:hAnsi="Times"/>
-        </w:rPr>
-        <w:t>)</w:t>
+        <w:t>“</w:t>
+      </w:r>
+      <w:r>
+        <w:rPr>
+          <w:rFonts w:ascii="Times" w:hAnsi="Times"/>
+          <w:lang w:eastAsia="zh-TW"/>
+        </w:rPr>
+        <w:t>Managerial Coordination</w:t>
+      </w:r>
+      <w:r>
+        <w:rPr>
+          <w:rFonts w:ascii="Times" w:hAnsi="Times" w:hint="eastAsia"/>
+          <w:lang w:eastAsia="zh-TW"/>
+        </w:rPr>
+        <w:t xml:space="preserve"> in</w:t>
+      </w:r>
+      <w:r>
+        <w:rPr>
+          <w:rFonts w:ascii="Times" w:hAnsi="Times"/>
+        </w:rPr>
+        <w:t xml:space="preserve"> Decentralized Markets</w:t>
+      </w:r>
+      <w:r>
+        <w:rPr>
+          <w:rFonts w:ascii="Times" w:hAnsi="Times" w:hint="eastAsia"/>
+          <w:lang w:eastAsia="zh-TW"/>
+        </w:rPr>
+        <w:t xml:space="preserve"/>
+      </w:r>
+      <w:r>
+        <w:rPr>
+          <w:rFonts w:ascii="Times" w:hAnsi="Times"/>
+        </w:rPr>
+        <w:t>”</w:t>
+      </w:r>
+      <w:r>
+        <w:rPr>
+          <w:rFonts w:ascii="Times" w:hAnsi="Times"/>
+        </w:rPr>
+        <w:t xml:space="preserve"> (with </w:t>
+      </w:r>
+      <w:proofErr w:type="spellStart"/>
+      <w:r>
+        <w:rPr>
+          <w:rFonts w:ascii="Times" w:hAnsi="Times"/>
+        </w:rPr>
+        <w:t>Duoxi</w:t>
+      </w:r>
+      <w:proofErr w:type="spellEnd"/>
+      <w:r>
+        <w:rPr>
+          <w:rFonts w:ascii="Times" w:hAnsi="Times"/>
+        </w:rPr>
+        <w:t xml:space="preserve"> Li)</w:t>
       </w:r>
       <w:r>
         <w:rPr>
@@ -1571,73 +1606,30 @@
       </w:r>
       <w:r>
         <w:rPr>
-          <w:rFonts w:ascii="Times" w:hAnsi="Times"/>
-          <w:i/>
-          <w:iCs/>
-        </w:rPr>
-        <w:t>A</w:t>
-      </w:r>
-      <w:r>
-        <w:rPr>
-          <w:rFonts w:ascii="Times" w:hAnsi="Times"/>
-          <w:i/>
-          <w:iCs/>
-        </w:rPr>
-        <w:t xml:space="preserve">merican </w:t>
-      </w:r>
-      <w:r>
-        <w:rPr>
-          <w:rFonts w:ascii="Times" w:hAnsi="Times"/>
-          <w:i/>
-          <w:iCs/>
-        </w:rPr>
-        <w:t>E</w:t>
-      </w:r>
-      <w:r>
-        <w:rPr>
-          <w:rFonts w:ascii="Times" w:hAnsi="Times"/>
-          <w:i/>
-          <w:iCs/>
-        </w:rPr>
-        <w:t xml:space="preserve">conomic </w:t>
-      </w:r>
-      <w:r>
-        <w:rPr>
-          <w:rFonts w:ascii="Times" w:hAnsi="Times"/>
-          <w:i/>
-          <w:iCs/>
-        </w:rPr>
-        <w:t>J</w:t>
-      </w:r>
-      <w:r>
-        <w:rPr>
-          <w:rFonts w:ascii="Times" w:hAnsi="Times"/>
-          <w:i/>
-          <w:iCs/>
-        </w:rPr>
-        <w:t>ournal</w:t>
-      </w:r>
-      <w:r>
-        <w:rPr>
-          <w:rFonts w:ascii="Times" w:hAnsi="Times"/>
-          <w:i/>
-          <w:iCs/>
-        </w:rPr>
-        <w:t>: Micro</w:t>
-      </w:r>
-      <w:r>
-        <w:rPr>
-          <w:rFonts w:ascii="Times" w:hAnsi="Times"/>
-          <w:i/>
-          <w:iCs/>
-        </w:rPr>
-        <w:t>economics</w:t>
-      </w:r>
-      <w:r>
-        <w:rPr>
-          <w:rFonts w:ascii="Times" w:hAnsi="Times"/>
-        </w:rPr>
-        <w:t xml:space="preserve">. </w:t>
+          <w:rFonts w:ascii="Times" w:hAnsi="Times" w:hint="eastAsia"/>
+          <w:i/>
+          <w:iCs/>
+          <w:lang w:eastAsia="zh-TW"/>
+        </w:rPr>
+        <w:t xml:space="preserve"/>
+      </w:r>
+      <w:r>
+        <w:rPr>
+          <w:rFonts w:ascii="Times" w:hAnsi="Times"/>
+          <w:i/>
+          <w:iCs/>
+          <w:lang w:eastAsia="zh-TW"/>
+        </w:rPr>
+        <w:t xml:space="preserve">Economic </w:t>
+      </w:r>
+      <w:r>
+        <w:rPr>
+          <w:rFonts w:ascii="Times" w:hAnsi="Times" w:hint="eastAsia"/>
+          <w:i/>
+          <w:iCs/>
+          <w:lang w:eastAsia="zh-TW"/>
+        </w:rPr>
+        <w:t xml:space="preserve">Journal, forthcoming</w:t>
       </w:r>
     </w:p>
     <w:p>
@@ -1719,16 +1711,7 @@
           <w:iCs/>
           <w:lang w:eastAsia="zh-TW"/>
         </w:rPr>
-        <w:t>Accepted</w:t>
-      </w:r>
-      <w:r>
-        <w:rPr>
-          <w:rFonts w:ascii="Times" w:hAnsi="Times" w:hint="eastAsia"/>
-          <w:i/>
-          <w:iCs/>
-          <w:lang w:eastAsia="zh-TW"/>
-        </w:rPr>
-        <w:t>, Journal of Development Economics</w:t>
+        <w:t>Journal of Development Economics, June 2026</w:t>
       </w:r>
     </w:p>
     <w:p>
@@ -1754,7 +1737,7 @@
         <w:rPr>
           <w:rFonts w:ascii="Times" w:hAnsi="Times"/>
         </w:rPr>
-        <w:t>Subsidize Rent or Subsidize Ownership? Evidence from a</w:t>
+        <w:t>Subsidize Rent or Subsidize Homeownership? Evidence from a</w:t>
       </w:r>
       <w:r>
         <w:rPr>
@@ -1784,59 +1767,12 @@
       </w:r>
       <w:r>
         <w:rPr>
-          <w:rFonts w:ascii="Times" w:hAnsi="Times" w:hint="eastAsia"/>
-          <w:i/>
-          <w:iCs/>
-          <w:lang w:eastAsia="zh-TW"/>
-        </w:rPr>
-        <w:t>Conditionally accepted</w:t>
-      </w:r>
-      <w:r>
-        <w:rPr>
-          <w:rFonts w:ascii="Times" w:hAnsi="Times" w:hint="eastAsia"/>
-          <w:i/>
-          <w:iCs/>
-          <w:lang w:eastAsia="zh-TW"/>
-        </w:rPr>
-        <w:t xml:space="preserve">, </w:t>
-      </w:r>
-      <w:r>
-        <w:rPr>
-          <w:rFonts w:ascii="Times" w:hAnsi="Times"/>
-          <w:i/>
-          <w:iCs/>
-          <w:lang w:eastAsia="zh-TW"/>
-        </w:rPr>
-        <w:t>Regional Science and Urban Economics</w:t>
-      </w:r>
-    </w:p>
-    <w:p>
-      <w:pPr>
-        <w:spacing w:after="120" w:line="276" w:lineRule="auto"/>
-        <w:rPr>
-          <w:rFonts w:ascii="Times" w:hAnsi="Times" w:hint="eastAsia"/>
-          <w:lang w:eastAsia="zh-TW"/>
-        </w:rPr>
-      </w:pPr>
-    </w:p>
-    <w:p>
-      <w:pPr>
-        <w:spacing w:line="360" w:lineRule="auto"/>
-        <w:rPr>
-          <w:rFonts w:ascii="Times" w:hAnsi="Times"/>
-          <w:b/>
-          <w:bCs/>
-          <w:sz w:val="4"/>
-          <w:szCs w:val="4"/>
-        </w:rPr>
-      </w:pPr>
-      <w:r>
-        <w:rPr>
-          <w:rFonts w:ascii="Times" w:hAnsi="Times"/>
-          <w:b/>
-          <w:bCs/>
-        </w:rPr>
-        <w:t>WORKING PAPERS</w:t>
+          <w:rFonts w:ascii="Times" w:hAnsi="Times"/>
+          <w:i/>
+          <w:iCs/>
+          <w:lang w:eastAsia="zh-TW"/>
+        </w:rPr>
+        <w:t>Regional Science and Urban Economics, forthcoming</w:t>
       </w:r>
     </w:p>
     <w:p>
@@ -1856,60 +1792,25 @@
         <w:rPr>
           <w:rFonts w:ascii="Times" w:hAnsi="Times"/>
         </w:rPr>
-        <w:t>“</w:t>
-      </w:r>
-      <w:r>
-        <w:rPr>
-          <w:rFonts w:ascii="Times" w:hAnsi="Times"/>
-          <w:lang w:eastAsia="zh-TW"/>
-        </w:rPr>
-        <w:t>Managerial Coordination</w:t>
-      </w:r>
-      <w:r>
-        <w:rPr>
-          <w:rFonts w:ascii="Times" w:hAnsi="Times" w:hint="eastAsia"/>
-          <w:lang w:eastAsia="zh-TW"/>
-        </w:rPr>
-        <w:t xml:space="preserve"> in</w:t>
-      </w:r>
-      <w:r>
-        <w:rPr>
-          <w:rFonts w:ascii="Times" w:hAnsi="Times"/>
-        </w:rPr>
-        <w:t xml:space="preserve"> Relational Contract</w:t>
-      </w:r>
-      <w:r>
-        <w:rPr>
-          <w:rFonts w:ascii="Times" w:hAnsi="Times" w:hint="eastAsia"/>
-          <w:lang w:eastAsia="zh-TW"/>
-        </w:rPr>
-        <w:t>ing Markets</w:t>
-      </w:r>
-      <w:r>
-        <w:rPr>
-          <w:rFonts w:ascii="Times" w:hAnsi="Times"/>
-        </w:rPr>
-        <w:t>”</w:t>
-      </w:r>
-      <w:r>
-        <w:rPr>
-          <w:rFonts w:ascii="Times" w:hAnsi="Times"/>
-        </w:rPr>
-        <w:t xml:space="preserve"> (with </w:t>
-      </w:r>
-      <w:proofErr w:type="spellStart"/>
-      <w:r>
-        <w:rPr>
-          <w:rFonts w:ascii="Times" w:hAnsi="Times"/>
-        </w:rPr>
-        <w:t>Duoxi</w:t>
-      </w:r>
-      <w:proofErr w:type="spellEnd"/>
-      <w:r>
-        <w:rPr>
-          <w:rFonts w:ascii="Times" w:hAnsi="Times"/>
-        </w:rPr>
-        <w:t xml:space="preserve"> Li)</w:t>
+        <w:t xml:space="preserve">“Ideological Bias and Trust in Information Sources” </w:t>
+      </w:r>
+      <w:r>
+        <w:rPr>
+          <w:rFonts w:ascii="Times" w:hAnsi="Times"/>
+        </w:rPr>
+        <w:t xml:space="preserve">(joint </w:t>
+      </w:r>
+      <w:r>
+        <w:rPr>
+          <w:rFonts w:ascii="Times" w:hAnsi="Times"/>
+        </w:rPr>
+        <w:t>with Matthew Gentzkow and Allen T. Zhang</w:t>
+      </w:r>
+      <w:r>
+        <w:rPr>
+          <w:rFonts w:ascii="Times" w:hAnsi="Times"/>
+        </w:rPr>
+        <w:t>)</w:t>
       </w:r>
       <w:r>
         <w:rPr>
@@ -1919,30 +1820,102 @@
       </w:r>
       <w:r>
         <w:rPr>
-          <w:rFonts w:ascii="Times" w:hAnsi="Times" w:hint="eastAsia"/>
-          <w:i/>
-          <w:iCs/>
-          <w:lang w:eastAsia="zh-TW"/>
-        </w:rPr>
-        <w:t xml:space="preserve">Revise and Resubmit, </w:t>
-      </w:r>
-      <w:r>
-        <w:rPr>
-          <w:rFonts w:ascii="Times" w:hAnsi="Times"/>
-          <w:i/>
-          <w:iCs/>
-          <w:lang w:eastAsia="zh-TW"/>
-        </w:rPr>
-        <w:t xml:space="preserve">Economic </w:t>
-      </w:r>
-      <w:r>
-        <w:rPr>
-          <w:rFonts w:ascii="Times" w:hAnsi="Times" w:hint="eastAsia"/>
-          <w:i/>
-          <w:iCs/>
-          <w:lang w:eastAsia="zh-TW"/>
-        </w:rPr>
-        <w:t xml:space="preserve">Journal </w:t>
+          <w:rFonts w:ascii="Times" w:hAnsi="Times"/>
+          <w:i/>
+          <w:iCs/>
+        </w:rPr>
+        <w:t>A</w:t>
+      </w:r>
+      <w:r>
+        <w:rPr>
+          <w:rFonts w:ascii="Times" w:hAnsi="Times"/>
+          <w:i/>
+          <w:iCs/>
+        </w:rPr>
+        <w:t xml:space="preserve">merican </w:t>
+      </w:r>
+      <w:r>
+        <w:rPr>
+          <w:rFonts w:ascii="Times" w:hAnsi="Times"/>
+          <w:i/>
+          <w:iCs/>
+        </w:rPr>
+        <w:t>E</w:t>
+      </w:r>
+      <w:r>
+        <w:rPr>
+          <w:rFonts w:ascii="Times" w:hAnsi="Times"/>
+          <w:i/>
+          <w:iCs/>
+        </w:rPr>
+        <w:t xml:space="preserve">conomic </w:t>
+      </w:r>
+      <w:r>
+        <w:rPr>
+          <w:rFonts w:ascii="Times" w:hAnsi="Times"/>
+          <w:i/>
+          <w:iCs/>
+        </w:rPr>
+        <w:t>J</w:t>
+      </w:r>
+      <w:r>
+        <w:rPr>
+          <w:rFonts w:ascii="Times" w:hAnsi="Times"/>
+          <w:i/>
+          <w:iCs/>
+        </w:rPr>
+        <w:t>ournal</w:t>
+      </w:r>
+      <w:r>
+        <w:rPr>
+          <w:rFonts w:ascii="Times" w:hAnsi="Times"/>
+          <w:i/>
+          <w:iCs/>
+        </w:rPr>
+        <w:t>: Micro</w:t>
+      </w:r>
+      <w:r>
+        <w:rPr>
+          <w:rFonts w:ascii="Times" w:hAnsi="Times"/>
+          <w:i/>
+          <w:iCs/>
+        </w:rPr>
+        <w:t>economics</w:t>
+      </w:r>
+      <w:r>
+        <w:rPr>
+          <w:rFonts w:ascii="Times" w:hAnsi="Times"/>
+        </w:rPr>
+        <w:t xml:space="preserve">. </w:t>
+      </w:r>
+    </w:p>
+    <w:p>
+      <w:pPr>
+        <w:spacing w:after="120" w:line="276" w:lineRule="auto"/>
+        <w:rPr>
+          <w:rFonts w:ascii="Times" w:hAnsi="Times" w:hint="eastAsia"/>
+          <w:lang w:eastAsia="zh-TW"/>
+        </w:rPr>
+      </w:pPr>
+    </w:p>
+    <w:p>
+      <w:pPr>
+        <w:spacing w:line="360" w:lineRule="auto"/>
+        <w:rPr>
+          <w:rFonts w:ascii="Times" w:hAnsi="Times"/>
+          <w:b/>
+          <w:bCs/>
+          <w:sz w:val="4"/>
+          <w:szCs w:val="4"/>
+        </w:rPr>
+      </w:pPr>
+      <w:r>
+        <w:rPr>
+          <w:rFonts w:ascii="Times" w:hAnsi="Times"/>
+          <w:b/>
+          <w:bCs/>
+        </w:rPr>
+        <w:t>WORKING PAPERS</w:t>
       </w:r>
     </w:p>
     <w:p>
@@ -1962,53 +1935,7 @@
         <w:rPr>
           <w:rFonts w:ascii="Times" w:hAnsi="Times"/>
         </w:rPr>
-        <w:t>“</w:t>
-      </w:r>
-      <w:r>
-        <w:rPr>
-          <w:rFonts w:ascii="Times" w:hAnsi="Times"/>
-        </w:rPr>
-        <w:t>The Promise and Perils of Platform Money: Evidence from a Barter Community</w:t>
-      </w:r>
-      <w:r>
-        <w:rPr>
-          <w:rFonts w:ascii="Times" w:hAnsi="Times"/>
-        </w:rPr>
-        <w:t>”</w:t>
-      </w:r>
-      <w:r>
-        <w:rPr>
-          <w:rFonts w:ascii="Times" w:hAnsi="Times" w:hint="eastAsia"/>
-          <w:lang w:eastAsia="zh-TW"/>
-        </w:rPr>
-        <w:t xml:space="preserve"> </w:t>
-      </w:r>
-      <w:r>
-        <w:rPr>
-          <w:rFonts w:ascii="Times" w:hAnsi="Times" w:hint="eastAsia"/>
-          <w:i/>
-          <w:iCs/>
-          <w:lang w:eastAsia="zh-TW"/>
-        </w:rPr>
-        <w:t xml:space="preserve">Revise and Resubmit, </w:t>
-      </w:r>
-      <w:r>
-        <w:rPr>
-          <w:rFonts w:ascii="Times" w:hAnsi="Times"/>
-          <w:i/>
-          <w:iCs/>
-          <w:lang w:eastAsia="zh-TW"/>
-        </w:rPr>
-        <w:t xml:space="preserve">Economic </w:t>
-      </w:r>
-      <w:r>
-        <w:rPr>
-          <w:rFonts w:ascii="Times" w:hAnsi="Times" w:hint="eastAsia"/>
-          <w:i/>
-          <w:iCs/>
-          <w:lang w:eastAsia="zh-TW"/>
-        </w:rPr>
-        <w:t>Journal</w:t>
+        <w:t xml:space="preserve">“Domestic Outsourcing and Young-worker Entry into the Formal Sector” (with Mayara Felix)</w:t>
       </w:r>
     </w:p>
     <w:p>
@@ -2028,37 +1955,7 @@
         <w:rPr>
           <w:rFonts w:ascii="Times" w:hAnsi="Times"/>
         </w:rPr>
-        <w:t>“Outsourcing</w:t>
-      </w:r>
-      <w:r>
-        <w:rPr>
-          <w:rFonts w:ascii="Times" w:hAnsi="Times"/>
-        </w:rPr>
-        <w:t>, Labor Market Frictions, and Employment</w:t>
-      </w:r>
-      <w:r>
-        <w:rPr>
-          <w:rFonts w:ascii="Times" w:hAnsi="Times"/>
-        </w:rPr>
-        <w:t xml:space="preserve">” </w:t>
-      </w:r>
-      <w:r>
-        <w:rPr>
-          <w:rFonts w:ascii="Times" w:hAnsi="Times"/>
-        </w:rPr>
-        <w:t>(</w:t>
-      </w:r>
-      <w:r>
-        <w:rPr>
-          <w:rFonts w:ascii="Times" w:hAnsi="Times"/>
-        </w:rPr>
-        <w:t>with Mayara Felix</w:t>
-      </w:r>
-      <w:r>
-        <w:rPr>
-          <w:rFonts w:ascii="Times" w:hAnsi="Times"/>
-        </w:rPr>
-        <w:t>)</w:t>
+        <w:t xml:space="preserve">“The Displacement Effects of Domestic Outsourcing” (with Mayara Felix)</w:t>
       </w:r>
     </w:p>
     <w:p>
@@ -2078,61 +1975,7 @@
         <w:rPr>
           <w:rFonts w:ascii="Times" w:hAnsi="Times"/>
         </w:rPr>
-        <w:t>“</w:t>
-      </w:r>
-      <w:r>
-        <w:rPr>
-          <w:rFonts w:ascii="Times" w:hAnsi="Times" w:hint="eastAsia"/>
-          <w:lang w:eastAsia="zh-TW"/>
-        </w:rPr>
-        <w:t xml:space="preserve">Platform Currency </w:t>
-      </w:r>
-      <w:r>
-        <w:rPr>
-          <w:rFonts w:ascii="Times" w:hAnsi="Times" w:hint="eastAsia"/>
-          <w:lang w:eastAsia="zh-TW"/>
-        </w:rPr>
-        <w:t xml:space="preserve">Adoption </w:t>
-      </w:r>
-      <w:r>
-        <w:rPr>
-          <w:rFonts w:ascii="Times" w:hAnsi="Times" w:hint="eastAsia"/>
-          <w:lang w:eastAsia="zh-TW"/>
-        </w:rPr>
-        <w:t xml:space="preserve">and </w:t>
-      </w:r>
-      <w:r>
-        <w:rPr>
-          <w:rFonts w:ascii="Times" w:hAnsi="Times" w:hint="eastAsia"/>
-          <w:lang w:eastAsia="zh-TW"/>
-        </w:rPr>
-        <w:t>Rede</w:t>
-      </w:r>
-      <w:r>
-        <w:rPr>
-          <w:rFonts w:ascii="Times" w:hAnsi="Times" w:hint="eastAsia"/>
-          <w:lang w:eastAsia="zh-TW"/>
-        </w:rPr>
-        <w:t xml:space="preserve">mption </w:t>
-      </w:r>
-      <w:r>
-        <w:rPr>
-          <w:rFonts w:ascii="Times" w:hAnsi="Times" w:hint="eastAsia"/>
-          <w:lang w:eastAsia="zh-TW"/>
-        </w:rPr>
-        <w:t>Design</w:t>
-      </w:r>
-      <w:r>
-        <w:rPr>
-          <w:rFonts w:ascii="Times" w:hAnsi="Times"/>
-        </w:rPr>
-        <w:t>”</w:t>
-      </w:r>
-      <w:r>
-        <w:rPr>
-          <w:rFonts w:ascii="Times" w:hAnsi="Times"/>
-        </w:rPr>
-        <w:t xml:space="preserve"> (with Baiyun Jing, Yang You, and Yulin Zhong)</w:t>
+        <w:t xml:space="preserve">“Relational Contracts and the Scope of Intermediary Firms”</w:t>
       </w:r>
     </w:p>
     <w:p>
@@ -2145,46 +1988,60 @@
         <w:spacing w:after="120" w:line="276" w:lineRule="auto"/>
         <w:contextualSpacing w:val="0"/>
         <w:rPr>
-          <w:rFonts w:ascii="Times" w:hAnsi="Times" w:hint="eastAsia"/>
-          <w:lang w:eastAsia="zh-TW"/>
-        </w:rPr>
-      </w:pPr>
-      <w:r>
-        <w:rPr>
-          <w:rFonts w:ascii="Times" w:hAnsi="Times"/>
-          <w:lang w:eastAsia="zh-TW"/>
-        </w:rPr>
-        <w:t>The Skill Content of AI: First-personal Experience and Returns to Human Capital</w:t>
-      </w:r>
-    </w:p>
-    <w:p>
-      <w:pPr>
-        <w:spacing w:line="360" w:lineRule="auto"/>
-        <w:rPr>
-          <w:rFonts w:ascii="Times" w:hAnsi="Times"/>
-          <w:b/>
-          <w:bCs/>
-        </w:rPr>
-      </w:pPr>
-    </w:p>
-    <w:p>
-      <w:pPr>
-        <w:spacing w:line="360" w:lineRule="auto"/>
-        <w:rPr>
-          <w:rFonts w:ascii="Times" w:hAnsi="Times"/>
-          <w:b/>
-          <w:bCs/>
-          <w:sz w:val="4"/>
-          <w:szCs w:val="4"/>
-        </w:rPr>
-      </w:pPr>
-      <w:r>
-        <w:rPr>
-          <w:rFonts w:ascii="Times" w:hAnsi="Times"/>
-          <w:b/>
-          <w:bCs/>
-        </w:rPr>
-        <w:t>WORK-IN-PROGRESS</w:t>
+          <w:rFonts w:ascii="Times" w:hAnsi="Times"/>
+        </w:rPr>
+      </w:pPr>
+      <w:r>
+        <w:rPr>
+          <w:rFonts w:ascii="Times" w:hAnsi="Times"/>
+        </w:rPr>
+        <w:t>“</w:t>
+      </w:r>
+      <w:r>
+        <w:rPr>
+          <w:rFonts w:ascii="Times" w:hAnsi="Times"/>
+        </w:rPr>
+        <w:t>The Promise and Perils of Platform Money: Evidence from a Barter Community</w:t>
+      </w:r>
+      <w:r>
+        <w:rPr>
+          <w:rFonts w:ascii="Times" w:hAnsi="Times"/>
+        </w:rPr>
+        <w:t>”</w:t>
+      </w:r>
+      <w:r>
+        <w:rPr>
+          <w:rFonts w:ascii="Times" w:hAnsi="Times" w:hint="eastAsia"/>
+          <w:lang w:eastAsia="zh-TW"/>
+        </w:rPr>
+        <w:t xml:space="preserve"> </w:t>
+      </w:r>
+      <w:r>
+        <w:rPr>
+          <w:rFonts w:ascii="Times" w:hAnsi="Times" w:hint="eastAsia"/>
+          <w:i/>
+          <w:iCs/>
+          <w:lang w:eastAsia="zh-TW"/>
+        </w:rPr>
+        <w:t xml:space="preserve">Revise and Resubmit, </w:t>
+      </w:r>
+      <w:r>
+        <w:rPr>
+          <w:rFonts w:ascii="Times" w:hAnsi="Times"/>
+          <w:i/>
+          <w:iCs/>
+          <w:lang w:eastAsia="zh-TW"/>
+        </w:rPr>
+        <w:t xml:space="preserve">Economic </w:t>
+      </w:r>
+      <w:r>
+        <w:rPr>
+          <w:rFonts w:ascii="Times" w:hAnsi="Times" w:hint="eastAsia"/>
+          <w:i/>
+          <w:iCs/>
+          <w:lang w:eastAsia="zh-TW"/>
+        </w:rPr>
+        <w:t>Journal</w:t>
       </w:r>
     </w:p>
     <w:p>
@@ -2204,49 +2061,43 @@
         <w:rPr>
           <w:rFonts w:ascii="Times" w:hAnsi="Times"/>
         </w:rPr>
-        <w:t>“</w:t>
-      </w:r>
-      <w:r>
-        <w:rPr>
-          <w:rFonts w:ascii="Times" w:hAnsi="Times"/>
-          <w:lang w:eastAsia="zh-TW"/>
-        </w:rPr>
-        <w:t>Housing Market Responses to Non-market Allocation: An Assignment Approach</w:t>
-      </w:r>
-      <w:r>
-        <w:rPr>
-          <w:rFonts w:ascii="Times" w:hAnsi="Times"/>
-        </w:rPr>
-        <w:t xml:space="preserve">” (with </w:t>
-      </w:r>
-      <w:r>
-        <w:rPr>
-          <w:rFonts w:ascii="Times" w:hAnsi="Times" w:hint="eastAsia"/>
-          <w:lang w:eastAsia="zh-TW"/>
-        </w:rPr>
-        <w:t xml:space="preserve">Jimmy Ho, Yulin Hong, and </w:t>
-      </w:r>
-      <w:proofErr w:type="spellStart"/>
-      <w:r>
-        <w:rPr>
-          <w:rFonts w:ascii="Times" w:hAnsi="Times" w:hint="eastAsia"/>
-          <w:lang w:eastAsia="zh-TW"/>
-        </w:rPr>
-        <w:t>Zhongji</w:t>
-      </w:r>
-      <w:proofErr w:type="spellEnd"/>
-      <w:r>
-        <w:rPr>
-          <w:rFonts w:ascii="Times" w:hAnsi="Times" w:hint="eastAsia"/>
-          <w:lang w:eastAsia="zh-TW"/>
-        </w:rPr>
-        <w:t xml:space="preserve"> Wei</w:t>
-      </w:r>
-      <w:r>
-        <w:rPr>
-          <w:rFonts w:ascii="Times" w:hAnsi="Times"/>
-        </w:rPr>
-        <w:t>)</w:t>
+        <w:t xml:space="preserve">“Redemption Design and Digital Currency Adoption” (with Baiyun Jing, Yang You, and Yulin Zhong)</w:t>
+      </w:r>
+    </w:p>
+    <w:p>
+      <w:pPr>
+        <w:spacing w:after="120" w:line="276" w:lineRule="auto"/>
+        <w:rPr>
+          <w:rFonts w:ascii="Times" w:hAnsi="Times"/>
+        </w:rPr>
+      </w:pPr>
+    </w:p>
+    <w:p>
+      <w:pPr>
+        <w:spacing w:line="360" w:lineRule="auto"/>
+        <w:rPr>
+          <w:rFonts w:ascii="Times" w:hAnsi="Times"/>
+          <w:b/>
+          <w:bCs/>
+          <w:sz w:val="4"/>
+          <w:szCs w:val="4"/>
+        </w:rPr>
+      </w:pPr>
+      <w:r>
+        <w:rPr>
+          <w:rFonts w:ascii="Times" w:hAnsi="Times"/>
+          <w:b/>
+          <w:bCs/>
+        </w:rPr>
+        <w:t>NON-PEER REVIEWED</w:t>
+      </w:r>
+      <w:r>
+        <w:rPr>
+          <w:rFonts w:ascii="Times" w:hAnsi="Times"/>
+          <w:b/>
+          <w:bCs/>
+        </w:rPr>
+        <w:t xml:space="preserve"> ARTICLES</w:t>
       </w:r>
     </w:p>
     <w:p>
@@ -2260,41 +2111,13 @@
         <w:contextualSpacing w:val="0"/>
         <w:rPr>
           <w:rFonts w:ascii="Times" w:hAnsi="Times"/>
-          <w:lang w:eastAsia="zh-TW"/>
-        </w:rPr>
-      </w:pPr>
-      <w:r>
-        <w:rPr>
-          <w:rFonts w:ascii="Times" w:hAnsi="Times"/>
-        </w:rPr>
-        <w:t>“</w:t>
-      </w:r>
-      <w:r>
-        <w:rPr>
-          <w:rFonts w:ascii="Times" w:hAnsi="Times"/>
-          <w:lang w:eastAsia="zh-TW"/>
-        </w:rPr>
-        <w:t>Moral Hazard and the Cost of In-kind Transfers: Evidence from Public Housing</w:t>
-      </w:r>
-      <w:r>
-        <w:rPr>
-          <w:rFonts w:ascii="Times" w:hAnsi="Times"/>
-        </w:rPr>
-        <w:t xml:space="preserve">” (with </w:t>
-      </w:r>
-      <w:r>
-        <w:rPr>
-          <w:rFonts w:ascii="Times" w:hAnsi="Times"/>
-          <w:lang w:eastAsia="zh-TW"/>
-        </w:rPr>
-        <w:t>Russell Tsz-Nga Wong</w:t>
-      </w:r>
-      <w:r>
-        <w:rPr>
-          <w:rFonts w:ascii="Times" w:hAnsi="Times"/>
-          <w:lang w:eastAsia="zh-TW"/>
-        </w:rPr>
-        <w:t>)</w:t>
+        </w:rPr>
+      </w:pPr>
+      <w:r>
+        <w:rPr>
+          <w:rFonts w:ascii="Times" w:hAnsi="Times"/>
+        </w:rPr>
+        <w:t xml:space="preserve">Anchoring Talent in the Northern Metropolis: Four Policy Proposals to Help Young Households Put Down Roots in Hong Kong’s New Economic Engine (HKFEI research report, 2026-7-12, with Alex Ngau)</w:t>
       </w:r>
     </w:p>
     <w:p>
@@ -2308,147 +2131,13 @@
         <w:contextualSpacing w:val="0"/>
         <w:rPr>
           <w:rFonts w:ascii="Times" w:hAnsi="Times"/>
-          <w:lang w:eastAsia="zh-TW"/>
-        </w:rPr>
-      </w:pPr>
-      <w:r>
-        <w:rPr>
-          <w:rFonts w:ascii="Times" w:hAnsi="Times"/>
-          <w:lang w:eastAsia="zh-TW"/>
-        </w:rPr>
-        <w:t>The Welfare Effects of Non-market Housing Allocation</w:t>
-      </w:r>
-      <w:r>
-        <w:rPr>
-          <w:rFonts w:ascii="Times" w:hAnsi="Times" w:hint="eastAsia"/>
-          <w:lang w:eastAsia="zh-TW"/>
-        </w:rPr>
-        <w:t xml:space="preserve"> </w:t>
-      </w:r>
-      <w:r>
-        <w:rPr>
-          <w:rFonts w:ascii="Times" w:hAnsi="Times"/>
-          <w:lang w:eastAsia="zh-TW"/>
-        </w:rPr>
-        <w:t xml:space="preserve">(with </w:t>
-      </w:r>
-      <w:proofErr w:type="spellStart"/>
-      <w:r>
-        <w:rPr>
-          <w:rFonts w:ascii="Times" w:hAnsi="Times"/>
-          <w:lang w:eastAsia="zh-TW"/>
-        </w:rPr>
-        <w:t>Zhongji</w:t>
-      </w:r>
-      <w:proofErr w:type="spellEnd"/>
-      <w:r>
-        <w:rPr>
-          <w:rFonts w:ascii="Times" w:hAnsi="Times"/>
-          <w:lang w:eastAsia="zh-TW"/>
-        </w:rPr>
-        <w:t xml:space="preserve"> Wei)</w:t>
-      </w:r>
-    </w:p>
-    <w:p>
-      <w:pPr>
-        <w:pStyle w:val="ListParagraph"/>
-        <w:numPr>
-          <w:ilvl w:val="0"/>
-          <w:numId w:val="1"/>
-        </w:numPr>
-        <w:spacing w:after="120" w:line="276" w:lineRule="auto"/>
-        <w:contextualSpacing w:val="0"/>
-        <w:rPr>
-          <w:rFonts w:ascii="Times" w:hAnsi="Times"/>
-          <w:lang w:eastAsia="zh-TW"/>
-        </w:rPr>
-      </w:pPr>
-      <w:r>
-        <w:rPr>
-          <w:rFonts w:ascii="Times" w:hAnsi="Times"/>
-          <w:lang w:eastAsia="zh-TW"/>
-        </w:rPr>
-        <w:t>Managerial Scope and Span in a Relational Economy</w:t>
-      </w:r>
-    </w:p>
-    <w:p>
-      <w:pPr>
-        <w:pStyle w:val="ListParagraph"/>
-        <w:numPr>
-          <w:ilvl w:val="0"/>
-          <w:numId w:val="1"/>
-        </w:numPr>
-        <w:spacing w:after="120" w:line="276" w:lineRule="auto"/>
-        <w:contextualSpacing w:val="0"/>
-        <w:rPr>
-          <w:rFonts w:ascii="Times" w:hAnsi="Times"/>
-          <w:lang w:eastAsia="zh-TW"/>
-        </w:rPr>
-      </w:pPr>
-      <w:r>
-        <w:rPr>
-          <w:rFonts w:ascii="Times" w:hAnsi="Times"/>
-          <w:lang w:eastAsia="zh-TW"/>
-        </w:rPr>
-        <w:t>Relational Hierarchies</w:t>
-      </w:r>
-    </w:p>
-    <w:p>
-      <w:pPr>
-        <w:pStyle w:val="ListParagraph"/>
-        <w:numPr>
-          <w:ilvl w:val="0"/>
-          <w:numId w:val="1"/>
-        </w:numPr>
-        <w:spacing w:after="120" w:line="276" w:lineRule="auto"/>
-        <w:contextualSpacing w:val="0"/>
-        <w:rPr>
-          <w:rFonts w:ascii="Times" w:hAnsi="Times"/>
-          <w:lang w:eastAsia="zh-TW"/>
-        </w:rPr>
-      </w:pPr>
-      <w:r>
-        <w:rPr>
-          <w:rFonts w:ascii="Times" w:hAnsi="Times"/>
-          <w:lang w:eastAsia="zh-TW"/>
-        </w:rPr>
-        <w:t>Relational Investment</w:t>
-      </w:r>
-    </w:p>
-    <w:p>
-      <w:pPr>
-        <w:spacing w:after="120" w:line="276" w:lineRule="auto"/>
-        <w:rPr>
-          <w:rFonts w:ascii="Times" w:hAnsi="Times"/>
-        </w:rPr>
-      </w:pPr>
-    </w:p>
-    <w:p>
-      <w:pPr>
-        <w:spacing w:line="360" w:lineRule="auto"/>
-        <w:rPr>
-          <w:rFonts w:ascii="Times" w:hAnsi="Times"/>
-          <w:b/>
-          <w:bCs/>
-          <w:sz w:val="4"/>
-          <w:szCs w:val="4"/>
-        </w:rPr>
-      </w:pPr>
-      <w:r>
-        <w:rPr>
-          <w:rFonts w:ascii="Times" w:hAnsi="Times"/>
-          <w:b/>
-          <w:bCs/>
-        </w:rPr>
-        <w:t>NON-PEER REVIEWED</w:t>
-      </w:r>
-      <w:r>
-        <w:rPr>
-          <w:rFonts w:ascii="Times" w:hAnsi="Times"/>
-          <w:b/>
-          <w:bCs/>
-        </w:rPr>
-        <w:t xml:space="preserve"> ARTICLES</w:t>
+        </w:rPr>
+      </w:pPr>
+      <w:r>
+        <w:rPr>
+          <w:rFonts w:ascii="Times" w:hAnsi="Times"/>
+        </w:rPr>
+        <w:t xml:space="preserve">Smaller and Smaller: Trends in the size of New Housing Units in Hong Kong, 1995-2024 (HKFEI research report, 2026-6-23, with Yuyang Ou and Alex Ngau)</w:t>
       </w:r>
     </w:p>
     <w:p>
@@ -2929,94 +2618,344 @@
     </w:p>
     <w:p>
       <w:pPr>
-        <w:spacing w:after="120" w:line="276" w:lineRule="auto"/>
-        <w:rPr>
-          <w:rFonts w:ascii="Times" w:hAnsi="Times"/>
-          <w:lang w:eastAsia="zh-TW"/>
-        </w:rPr>
-      </w:pPr>
-    </w:p>
-    <w:p>
-      <w:pPr>
-        <w:spacing w:line="360" w:lineRule="auto"/>
-        <w:rPr>
-          <w:rFonts w:ascii="Times" w:hAnsi="Times"/>
-          <w:b/>
-          <w:bCs/>
-          <w:sz w:val="4"/>
-          <w:szCs w:val="4"/>
-        </w:rPr>
-      </w:pPr>
-      <w:r>
-        <w:rPr>
-          <w:rFonts w:ascii="Times" w:hAnsi="Times"/>
-          <w:b/>
-          <w:bCs/>
-        </w:rPr>
-        <w:t>NON-PEER REVIEWED</w:t>
-      </w:r>
-      <w:r>
-        <w:rPr>
-          <w:rFonts w:ascii="Times" w:hAnsi="Times"/>
-          <w:b/>
-          <w:bCs/>
-        </w:rPr>
-        <w:t xml:space="preserve"> </w:t>
-      </w:r>
-      <w:proofErr w:type="gramStart"/>
-      <w:r>
-        <w:rPr>
-          <w:rFonts w:ascii="Times" w:hAnsi="Times"/>
-          <w:b/>
-          <w:bCs/>
-        </w:rPr>
-        <w:t>ARTICLE</w:t>
-      </w:r>
-      <w:r>
-        <w:rPr>
-          <w:rFonts w:ascii="Times" w:hAnsi="Times"/>
-          <w:b/>
-          <w:bCs/>
-        </w:rPr>
-        <w:t xml:space="preserve">S </w:t>
-      </w:r>
-      <w:r>
-        <w:rPr>
-          <w:rFonts w:ascii="Times" w:hAnsi="Times"/>
-          <w:b/>
-          <w:bCs/>
-          <w:sz w:val="4"/>
-          <w:szCs w:val="4"/>
-        </w:rPr>
-        <w:t xml:space="preserve"> </w:t>
-      </w:r>
-      <w:r>
-        <w:rPr>
-          <w:rFonts w:ascii="Times" w:hAnsi="Times" w:hint="eastAsia"/>
-          <w:b/>
-          <w:bCs/>
-          <w:lang w:eastAsia="zh-TW"/>
-        </w:rPr>
-        <w:t>(</w:t>
-      </w:r>
-      <w:proofErr w:type="gramEnd"/>
-      <w:r>
-        <w:rPr>
-          <w:rFonts w:ascii="Times" w:hAnsi="Times" w:hint="eastAsia"/>
-          <w:b/>
-          <w:bCs/>
-          <w:lang w:eastAsia="zh-TW"/>
-        </w:rPr>
-        <w:t>CHINESE)</w:t>
-      </w:r>
-    </w:p>
-    <w:p>
-      <w:pPr>
         <w:pStyle w:val="ListParagraph"/>
         <w:numPr>
           <w:ilvl w:val="0"/>
           <w:numId w:val="1"/>
         </w:numPr>
+        <w:spacing w:after="120" w:line="276" w:lineRule="auto"/>
+        <w:contextualSpacing w:val="0"/>
+        <w:rPr>
+          <w:rFonts w:ascii="Times" w:hAnsi="Times"/>
+        </w:rPr>
+      </w:pPr>
+      <w:r>
+        <w:rPr>
+          <w:rFonts w:ascii="Times" w:hAnsi="Times"/>
+        </w:rPr>
+        <w:t xml:space="preserve">“In Hong Kong’s Olympic glory, a glimpse of a hopeful new future” (South China Morning Post, 2021-8-4)</w:t>
+      </w:r>
+    </w:p>
+    <w:p>
+      <w:pPr>
+        <w:pStyle w:val="ListParagraph"/>
+        <w:numPr>
+          <w:ilvl w:val="0"/>
+          <w:numId w:val="1"/>
+        </w:numPr>
+        <w:spacing w:after="120" w:line="276" w:lineRule="auto"/>
+        <w:contextualSpacing w:val="0"/>
+        <w:rPr>
+          <w:rFonts w:ascii="Times" w:hAnsi="Times"/>
+        </w:rPr>
+      </w:pPr>
+      <w:r>
+        <w:rPr>
+          <w:rFonts w:ascii="Times" w:hAnsi="Times"/>
+        </w:rPr>
+        <w:t xml:space="preserve">“Liberal or conservative, Hongkongers must learn to listen to those they disagree with” (South China Morning Post, 2019-9-7, with Spike Lee and Josephine Au)</w:t>
+      </w:r>
+    </w:p>
+    <w:p>
+      <w:pPr>
+        <w:spacing w:after="120" w:line="276" w:lineRule="auto"/>
+        <w:rPr>
+          <w:rFonts w:ascii="Times" w:hAnsi="Times"/>
+          <w:lang w:eastAsia="zh-TW"/>
+        </w:rPr>
+      </w:pPr>
+    </w:p>
+    <w:p>
+      <w:pPr>
+        <w:spacing w:line="360" w:lineRule="auto"/>
+        <w:rPr>
+          <w:rFonts w:ascii="Times" w:hAnsi="Times"/>
+          <w:b/>
+          <w:bCs/>
+          <w:sz w:val="4"/>
+          <w:szCs w:val="4"/>
+        </w:rPr>
+      </w:pPr>
+      <w:r>
+        <w:rPr>
+          <w:rFonts w:ascii="Times" w:hAnsi="Times"/>
+          <w:b/>
+          <w:bCs/>
+        </w:rPr>
+        <w:t>NON-PEER REVIEWED</w:t>
+      </w:r>
+      <w:r>
+        <w:rPr>
+          <w:rFonts w:ascii="Times" w:hAnsi="Times"/>
+          <w:b/>
+          <w:bCs/>
+        </w:rPr>
+        <w:t xml:space="preserve"> </w:t>
+      </w:r>
+      <w:proofErr w:type="gramStart"/>
+      <w:r>
+        <w:rPr>
+          <w:rFonts w:ascii="Times" w:hAnsi="Times"/>
+          <w:b/>
+          <w:bCs/>
+        </w:rPr>
+        <w:t>ARTICLE</w:t>
+      </w:r>
+      <w:r>
+        <w:rPr>
+          <w:rFonts w:ascii="Times" w:hAnsi="Times"/>
+          <w:b/>
+          <w:bCs/>
+        </w:rPr>
+        <w:t xml:space="preserve">S </w:t>
+      </w:r>
+      <w:r>
+        <w:rPr>
+          <w:rFonts w:ascii="Times" w:hAnsi="Times"/>
+          <w:b/>
+          <w:bCs/>
+          <w:sz w:val="4"/>
+          <w:szCs w:val="4"/>
+        </w:rPr>
+        <w:t xml:space="preserve"> </w:t>
+      </w:r>
+      <w:r>
+        <w:rPr>
+          <w:rFonts w:ascii="Times" w:hAnsi="Times" w:hint="eastAsia"/>
+          <w:b/>
+          <w:bCs/>
+          <w:lang w:eastAsia="zh-TW"/>
+        </w:rPr>
+        <w:t>(</w:t>
+      </w:r>
+      <w:proofErr w:type="gramEnd"/>
+      <w:r>
+        <w:rPr>
+          <w:rFonts w:ascii="Times" w:hAnsi="Times" w:hint="eastAsia"/>
+          <w:b/>
+          <w:bCs/>
+          <w:lang w:eastAsia="zh-TW"/>
+        </w:rPr>
+        <w:t>CHINESE)</w:t>
+      </w:r>
+    </w:p>
+    <w:p>
+      <w:pPr>
+        <w:pStyle w:val="ListParagraph"/>
+        <w:numPr>
+          <w:ilvl w:val="0"/>
+          <w:numId w:val="1"/>
+        </w:numPr>
+        <w:spacing w:line="360" w:lineRule="auto"/>
+        <w:rPr>
+          <w:rFonts w:ascii="Times" w:hAnsi="Times"/>
+          <w:lang w:eastAsia="zh-TW"/>
+        </w:rPr>
+      </w:pPr>
+      <w:r>
+        <w:rPr>
+          <w:rFonts w:ascii="Times" w:hAnsi="Times" w:hint="eastAsia"/>
+          <w:lang w:eastAsia="zh-TW"/>
+        </w:rPr>
+        <w:t xml:space="preserve">從「磚頭」到成家：北部都會區需要一套讓青年扎根的政策 (明報, 2026-7-16, 與牛致行)</w:t>
+      </w:r>
+    </w:p>
+    <w:p>
+      <w:pPr>
+        <w:pStyle w:val="ListParagraph"/>
+        <w:numPr>
+          <w:ilvl w:val="0"/>
+          <w:numId w:val="1"/>
+        </w:numPr>
+        <w:spacing w:line="360" w:lineRule="auto"/>
+        <w:rPr>
+          <w:rFonts w:ascii="Times" w:hAnsi="Times"/>
+          <w:lang w:eastAsia="zh-TW"/>
+        </w:rPr>
+      </w:pPr>
+      <w:r>
+        <w:rPr>
+          <w:rFonts w:ascii="Times" w:hAnsi="Times" w:hint="eastAsia"/>
+          <w:lang w:eastAsia="zh-TW"/>
+        </w:rPr>
+        <w:t xml:space="preserve">北部都會區留住人才：四大政策方案，讓青年住戶扎根香港經濟新引擎 (未來經濟學院研究報告, 2026-7-12, 與牛致行)</w:t>
+      </w:r>
+    </w:p>
+    <w:p>
+      <w:pPr>
+        <w:pStyle w:val="ListParagraph"/>
+        <w:numPr>
+          <w:ilvl w:val="0"/>
+          <w:numId w:val="1"/>
+        </w:numPr>
+        <w:spacing w:line="360" w:lineRule="auto"/>
+        <w:rPr>
+          <w:rFonts w:ascii="Times" w:hAnsi="Times"/>
+          <w:lang w:eastAsia="zh-TW"/>
+        </w:rPr>
+      </w:pPr>
+      <w:r>
+        <w:rPr>
+          <w:rFonts w:ascii="Times" w:hAnsi="Times" w:hint="eastAsia"/>
+          <w:lang w:eastAsia="zh-TW"/>
+        </w:rPr>
+        <w:t xml:space="preserve">「精準」扶貧，香港需要數據基建 (明報, 2026-7-2, 與蔡欣庭)</w:t>
+      </w:r>
+    </w:p>
+    <w:p>
+      <w:pPr>
+        <w:pStyle w:val="ListParagraph"/>
+        <w:numPr>
+          <w:ilvl w:val="0"/>
+          <w:numId w:val="1"/>
+        </w:numPr>
+        <w:spacing w:line="360" w:lineRule="auto"/>
+        <w:rPr>
+          <w:rFonts w:ascii="Times" w:hAnsi="Times"/>
+          <w:lang w:eastAsia="zh-TW"/>
+        </w:rPr>
+      </w:pPr>
+      <w:r>
+        <w:rPr>
+          <w:rFonts w:ascii="Times" w:hAnsi="Times" w:hint="eastAsia"/>
+          <w:lang w:eastAsia="zh-TW"/>
+        </w:rPr>
+        <w:t xml:space="preserve">香港新建的房子，能容人嗎？ (明報, 2026-6-25)</w:t>
+      </w:r>
+    </w:p>
+    <w:p>
+      <w:pPr>
+        <w:pStyle w:val="ListParagraph"/>
+        <w:numPr>
+          <w:ilvl w:val="0"/>
+          <w:numId w:val="1"/>
+        </w:numPr>
+        <w:spacing w:line="360" w:lineRule="auto"/>
+        <w:rPr>
+          <w:rFonts w:ascii="Times" w:hAnsi="Times"/>
+          <w:lang w:eastAsia="zh-TW"/>
+        </w:rPr>
+      </w:pPr>
+      <w:r>
+        <w:rPr>
+          <w:rFonts w:ascii="Times" w:hAnsi="Times" w:hint="eastAsia"/>
+          <w:lang w:eastAsia="zh-TW"/>
+        </w:rPr>
+        <w:t xml:space="preserve">房委會兩策 讓單位流向最合適住戶 (信報, 2026-6-24, 與牛致行)</w:t>
+      </w:r>
+    </w:p>
+    <w:p>
+      <w:pPr>
+        <w:pStyle w:val="ListParagraph"/>
+        <w:numPr>
+          <w:ilvl w:val="0"/>
+          <w:numId w:val="1"/>
+        </w:numPr>
+        <w:spacing w:line="360" w:lineRule="auto"/>
+        <w:rPr>
+          <w:rFonts w:ascii="Times" w:hAnsi="Times"/>
+          <w:lang w:eastAsia="zh-TW"/>
+        </w:rPr>
+      </w:pPr>
+      <w:r>
+        <w:rPr>
+          <w:rFonts w:ascii="Times" w:hAnsi="Times" w:hint="eastAsia"/>
+          <w:lang w:eastAsia="zh-TW"/>
+        </w:rPr>
+        <w:t xml:space="preserve">愈建愈小：1995–2024 年香港新落成住宅單位面積變化 (未來經濟學院研究報告, 2026-6-23, 與歐煜陽和牛致行)</w:t>
+      </w:r>
+    </w:p>
+    <w:p>
+      <w:pPr>
+        <w:pStyle w:val="ListParagraph"/>
+        <w:numPr>
+          <w:ilvl w:val="0"/>
+          <w:numId w:val="1"/>
+        </w:numPr>
+        <w:spacing w:line="360" w:lineRule="auto"/>
+        <w:rPr>
+          <w:rFonts w:ascii="Times" w:hAnsi="Times"/>
+          <w:lang w:eastAsia="zh-TW"/>
+        </w:rPr>
+      </w:pPr>
+      <w:r>
+        <w:rPr>
+          <w:rFonts w:ascii="Times" w:hAnsi="Times" w:hint="eastAsia"/>
+          <w:lang w:eastAsia="zh-TW"/>
+        </w:rPr>
+        <w:t xml:space="preserve">不只是就業危機：AI正在切斷香港的人才培育管道 (明報, 2026-6-18, 與何杏研和趙藝婷)</w:t>
+      </w:r>
+    </w:p>
+    <w:p>
+      <w:pPr>
+        <w:pStyle w:val="ListParagraph"/>
+        <w:numPr>
+          <w:ilvl w:val="0"/>
+          <w:numId w:val="1"/>
+        </w:numPr>
+        <w:spacing w:line="360" w:lineRule="auto"/>
+        <w:rPr>
+          <w:rFonts w:ascii="Times" w:hAnsi="Times"/>
+          <w:lang w:eastAsia="zh-TW"/>
+        </w:rPr>
+      </w:pPr>
+      <w:r>
+        <w:rPr>
+          <w:rFonts w:ascii="Times" w:hAnsi="Times" w:hint="eastAsia"/>
+          <w:lang w:eastAsia="zh-TW"/>
+        </w:rPr>
+        <w:t xml:space="preserve">從殖民管治到對接國家規劃：香港需要建立政策研究生態 (明報, 2026-6-4, 與牛致行和宋恩榮)</w:t>
+      </w:r>
+    </w:p>
+    <w:p>
+      <w:pPr>
+        <w:pStyle w:val="ListParagraph"/>
+        <w:numPr>
+          <w:ilvl w:val="0"/>
+          <w:numId w:val="1"/>
+        </w:numPr>
+        <w:spacing w:line="360" w:lineRule="auto"/>
+        <w:rPr>
+          <w:rFonts w:ascii="Times" w:hAnsi="Times"/>
+          <w:lang w:eastAsia="zh-TW"/>
+        </w:rPr>
+      </w:pPr>
+      <w:r>
+        <w:rPr>
+          <w:rFonts w:ascii="Times" w:hAnsi="Times" w:hint="eastAsia"/>
+          <w:lang w:eastAsia="zh-TW"/>
+        </w:rPr>
+        <w:t xml:space="preserve">規劃不是諮詢：香港首份五年規劃的真正考驗 (明報, 2026-5-28, 與牛致行和宋恩榮)</w:t>
+      </w:r>
+    </w:p>
+    <w:p>
+      <w:pPr>
+        <w:pStyle w:val="ListParagraph"/>
+        <w:numPr>
+          <w:ilvl w:val="0"/>
+          <w:numId w:val="1"/>
+        </w:numPr>
+        <w:spacing w:line="360" w:lineRule="auto"/>
+        <w:rPr>
+          <w:rFonts w:ascii="Times" w:hAnsi="Times"/>
+          <w:lang w:eastAsia="zh-TW"/>
+        </w:rPr>
+      </w:pPr>
+      <w:r>
+        <w:rPr>
+          <w:rFonts w:ascii="Times" w:hAnsi="Times" w:hint="eastAsia"/>
+          <w:lang w:eastAsia="zh-TW"/>
+        </w:rPr>
+        <w:t xml:space="preserve">北都要做大灣區人才磁石：大學城倍增　洪水橋牛潭尾先行先試 (明報, 2026-5-12, 與牛致行和宋恩榮)</w:t>
+      </w:r>
+    </w:p>
+    <w:p>
+      <w:pPr>
+        <w:pStyle w:val="ListParagraph"/>
+        <w:numPr>
+          <w:ilvl w:val="0"/>
+          <w:numId w:val="1"/>
+        </w:numPr>
         <w:spacing w:line="360" w:lineRule="auto"/>
         <w:rPr>
           <w:rFonts w:ascii="Times" w:hAnsi="Times"/>
@@ -3051,7 +2990,7 @@
           <w:rFonts w:ascii="Times" w:hAnsi="Times"/>
           <w:lang w:eastAsia="zh-TW"/>
         </w:rPr>
-        <w:t xml:space="preserve">, 2026-5-7, </w:t>
+        <w:t xml:space="preserve">, 2026-5-6, </w:t>
       </w:r>
       <w:r>
         <w:rPr>

--- a/CV.docx
+++ b/CV.docx
@@ -2737,6 +2737,27 @@
           <w:lang w:eastAsia="zh-TW"/>
         </w:rPr>
         <w:t>CHINESE)</w:t>
+      </w:r>
+    </w:p>
+    <w:p>
+      <w:pPr>
+        <w:pStyle w:val="ListParagraph"/>
+        <w:numPr>
+          <w:ilvl w:val="0"/>
+          <w:numId w:val="1"/>
+        </w:numPr>
+        <w:spacing w:line="360" w:lineRule="auto"/>
+        <w:rPr>
+          <w:rFonts w:ascii="Times" w:hAnsi="Times"/>
+          <w:lang w:eastAsia="zh-TW"/>
+        </w:rPr>
+      </w:pPr>
+      <w:r>
+        <w:rPr>
+          <w:rFonts w:ascii="Times" w:hAnsi="Times" w:hint="eastAsia"/>
+          <w:lang w:eastAsia="zh-TW"/>
+        </w:rPr>
+        <w:t xml:space="preserve">香港中小學 AI 應用與數據治理 (未來經濟學院研究報告, 2026-8-3, 與何杏研和趙藝婷)</w:t>
       </w:r>
     </w:p>
     <w:p>

--- a/CV.docx
+++ b/CV.docx
@@ -2758,6 +2758,27 @@
           <w:lang w:eastAsia="zh-TW"/>
         </w:rPr>
         <w:t xml:space="preserve">香港中小學 AI 應用與數據治理 (未來經濟學院研究報告, 2026-8-3, 與何杏研和趙藝婷)</w:t>
+      </w:r>
+    </w:p>
+    <w:p>
+      <w:pPr>
+        <w:pStyle w:val="ListParagraph"/>
+        <w:numPr>
+          <w:ilvl w:val="0"/>
+          <w:numId w:val="1"/>
+        </w:numPr>
+        <w:spacing w:line="360" w:lineRule="auto"/>
+        <w:rPr>
+          <w:rFonts w:ascii="Times" w:hAnsi="Times"/>
+          <w:lang w:eastAsia="zh-TW"/>
+        </w:rPr>
+      </w:pPr>
+      <w:r>
+        <w:rPr>
+          <w:rFonts w:ascii="Times" w:hAnsi="Times" w:hint="eastAsia"/>
+          <w:lang w:eastAsia="zh-TW"/>
+        </w:rPr>
+        <w:t xml:space="preserve">AI時代，孩子該學甚麼？ (明報, 2026-7-30, 與何杏研和趙藝婷)</w:t>
       </w:r>
     </w:p>
     <w:p>

--- a/CV.docx
+++ b/CV.docx
@@ -1548,29 +1548,22 @@
       <w:r>
         <w:rPr>
           <w:rFonts w:ascii="Times" w:hAnsi="Times"/>
-          <w:lang w:eastAsia="zh-TW"/>
-        </w:rPr>
-        <w:t>Managerial Coordination</w:t>
-      </w:r>
-      <w:r>
-        <w:rPr>
-          <w:rFonts w:ascii="Times" w:hAnsi="Times" w:hint="eastAsia"/>
-          <w:lang w:eastAsia="zh-TW"/>
-        </w:rPr>
-        <w:t xml:space="preserve"> in</w:t>
-      </w:r>
-      <w:r>
-        <w:rPr>
-          <w:rFonts w:ascii="Times" w:hAnsi="Times"/>
-        </w:rPr>
-        <w:t xml:space="preserve"> Decentralized Markets</w:t>
-      </w:r>
-      <w:r>
-        <w:rPr>
-          <w:rFonts w:ascii="Times" w:hAnsi="Times" w:hint="eastAsia"/>
-          <w:lang w:eastAsia="zh-TW"/>
-        </w:rPr>
-        <w:t xml:space="preserve"/>
+        </w:rPr>
+        <w:t>Subsidize Rent or Subsidize Homeownership? Evidence from a</w:t>
+      </w:r>
+      <w:r>
+        <w:rPr>
+          <w:rFonts w:ascii="Times" w:hAnsi="Times" w:hint="eastAsia"/>
+          <w:lang w:eastAsia="zh-TW"/>
+        </w:rPr>
+        <w:t xml:space="preserve"> Hong Kong</w:t>
+      </w:r>
+      <w:r>
+        <w:rPr>
+          <w:rFonts w:ascii="Times" w:hAnsi="Times"/>
+          <w:lang w:eastAsia="zh-TW"/>
+        </w:rPr>
+        <w:t xml:space="preserve"> Experiment</w:t>
       </w:r>
       <w:r>
         <w:rPr>
@@ -1582,54 +1575,16 @@
         <w:rPr>
           <w:rFonts w:ascii="Times" w:hAnsi="Times"/>
         </w:rPr>
-        <w:t xml:space="preserve"> (with </w:t>
-      </w:r>
-      <w:proofErr w:type="spellStart"/>
-      <w:r>
-        <w:rPr>
-          <w:rFonts w:ascii="Times" w:hAnsi="Times"/>
-        </w:rPr>
-        <w:t>Duoxi</w:t>
-      </w:r>
-      <w:proofErr w:type="spellEnd"/>
-      <w:r>
-        <w:rPr>
-          <w:rFonts w:ascii="Times" w:hAnsi="Times"/>
-        </w:rPr>
-        <w:t xml:space="preserve"> Li)</w:t>
-      </w:r>
-      <w:r>
-        <w:rPr>
-          <w:rFonts w:ascii="Times" w:hAnsi="Times"/>
-        </w:rPr>
         <w:t xml:space="preserve"> </w:t>
       </w:r>
       <w:r>
         <w:rPr>
-          <w:rFonts w:ascii="Times" w:hAnsi="Times" w:hint="eastAsia"/>
-          <w:i/>
-          <w:iCs/>
-          <w:lang w:eastAsia="zh-TW"/>
-        </w:rPr>
-        <w:t xml:space="preserve"/>
-      </w:r>
-      <w:r>
-        <w:rPr>
-          <w:rFonts w:ascii="Times" w:hAnsi="Times"/>
-          <w:i/>
-          <w:iCs/>
-          <w:lang w:eastAsia="zh-TW"/>
-        </w:rPr>
-        <w:t xml:space="preserve">Economic </w:t>
-      </w:r>
-      <w:r>
-        <w:rPr>
-          <w:rFonts w:ascii="Times" w:hAnsi="Times" w:hint="eastAsia"/>
-          <w:i/>
-          <w:iCs/>
-          <w:lang w:eastAsia="zh-TW"/>
-        </w:rPr>
-        <w:t xml:space="preserve">Journal, forthcoming</w:t>
+          <w:rFonts w:ascii="Times" w:hAnsi="Times"/>
+          <w:i/>
+          <w:iCs/>
+          <w:lang w:eastAsia="zh-TW"/>
+        </w:rPr>
+        <w:t>Regional Science and Urban Economics, September 2026</w:t>
       </w:r>
     </w:p>
     <w:p>
@@ -1654,8 +1609,29 @@
       <w:r>
         <w:rPr>
           <w:rFonts w:ascii="Times" w:hAnsi="Times"/>
-        </w:rPr>
-        <w:t>Domestic Outsourcing and Employment Security</w:t>
+          <w:lang w:eastAsia="zh-TW"/>
+        </w:rPr>
+        <w:t>Managerial Coordination</w:t>
+      </w:r>
+      <w:r>
+        <w:rPr>
+          <w:rFonts w:ascii="Times" w:hAnsi="Times" w:hint="eastAsia"/>
+          <w:lang w:eastAsia="zh-TW"/>
+        </w:rPr>
+        <w:t xml:space="preserve"> in</w:t>
+      </w:r>
+      <w:r>
+        <w:rPr>
+          <w:rFonts w:ascii="Times" w:hAnsi="Times"/>
+        </w:rPr>
+        <w:t xml:space="preserve"> Decentralized Markets</w:t>
+      </w:r>
+      <w:r>
+        <w:rPr>
+          <w:rFonts w:ascii="Times" w:hAnsi="Times" w:hint="eastAsia"/>
+          <w:lang w:eastAsia="zh-TW"/>
+        </w:rPr>
+        <w:t xml:space="preserve"/>
       </w:r>
       <w:r>
         <w:rPr>
@@ -1674,33 +1650,18 @@
         <w:rPr>
           <w:rFonts w:ascii="Times" w:hAnsi="Times"/>
         </w:rPr>
-        <w:t>Naijia</w:t>
+        <w:t>Duoxi</w:t>
       </w:r>
       <w:proofErr w:type="spellEnd"/>
       <w:r>
         <w:rPr>
           <w:rFonts w:ascii="Times" w:hAnsi="Times"/>
         </w:rPr>
-        <w:t xml:space="preserve"> Guo and </w:t>
-      </w:r>
-      <w:proofErr w:type="spellStart"/>
-      <w:r>
-        <w:rPr>
-          <w:rFonts w:ascii="Times" w:hAnsi="Times"/>
-        </w:rPr>
-        <w:t>Duoxi</w:t>
-      </w:r>
-      <w:proofErr w:type="spellEnd"/>
-      <w:r>
-        <w:rPr>
-          <w:rFonts w:ascii="Times" w:hAnsi="Times"/>
-        </w:rPr>
         <w:t xml:space="preserve"> Li)</w:t>
       </w:r>
       <w:r>
         <w:rPr>
-          <w:rFonts w:ascii="Times" w:hAnsi="Times" w:hint="eastAsia"/>
-          <w:lang w:eastAsia="zh-TW"/>
+          <w:rFonts w:ascii="Times" w:hAnsi="Times"/>
         </w:rPr>
         <w:t xml:space="preserve"> </w:t>
       </w:r>
@@ -1711,7 +1672,25 @@
           <w:iCs/>
           <w:lang w:eastAsia="zh-TW"/>
         </w:rPr>
-        <w:t>Journal of Development Economics, June 2026</w:t>
+        <w:t xml:space="preserve"/>
+      </w:r>
+      <w:r>
+        <w:rPr>
+          <w:rFonts w:ascii="Times" w:hAnsi="Times"/>
+          <w:i/>
+          <w:iCs/>
+          <w:lang w:eastAsia="zh-TW"/>
+        </w:rPr>
+        <w:t xml:space="preserve">Economic </w:t>
+      </w:r>
+      <w:r>
+        <w:rPr>
+          <w:rFonts w:ascii="Times" w:hAnsi="Times" w:hint="eastAsia"/>
+          <w:i/>
+          <w:iCs/>
+          <w:lang w:eastAsia="zh-TW"/>
+        </w:rPr>
+        <w:t xml:space="preserve">Journal, July 2026</w:t>
       </w:r>
     </w:p>
     <w:p>
@@ -1737,21 +1716,7 @@
         <w:rPr>
           <w:rFonts w:ascii="Times" w:hAnsi="Times"/>
         </w:rPr>
-        <w:t>Subsidize Rent or Subsidize Homeownership? Evidence from a</w:t>
-      </w:r>
-      <w:r>
-        <w:rPr>
-          <w:rFonts w:ascii="Times" w:hAnsi="Times" w:hint="eastAsia"/>
-          <w:lang w:eastAsia="zh-TW"/>
-        </w:rPr>
-        <w:t xml:space="preserve"> Hong Kong</w:t>
-      </w:r>
-      <w:r>
-        <w:rPr>
-          <w:rFonts w:ascii="Times" w:hAnsi="Times"/>
-          <w:lang w:eastAsia="zh-TW"/>
-        </w:rPr>
-        <w:t xml:space="preserve"> Experiment</w:t>
+        <w:t>Domestic Outsourcing and Employment Security</w:t>
       </w:r>
       <w:r>
         <w:rPr>
@@ -1763,16 +1728,51 @@
         <w:rPr>
           <w:rFonts w:ascii="Times" w:hAnsi="Times"/>
         </w:rPr>
+        <w:t xml:space="preserve"> (with </w:t>
+      </w:r>
+      <w:proofErr w:type="spellStart"/>
+      <w:r>
+        <w:rPr>
+          <w:rFonts w:ascii="Times" w:hAnsi="Times"/>
+        </w:rPr>
+        <w:t>Naijia</w:t>
+      </w:r>
+      <w:proofErr w:type="spellEnd"/>
+      <w:r>
+        <w:rPr>
+          <w:rFonts w:ascii="Times" w:hAnsi="Times"/>
+        </w:rPr>
+        <w:t xml:space="preserve"> Guo and </w:t>
+      </w:r>
+      <w:proofErr w:type="spellStart"/>
+      <w:r>
+        <w:rPr>
+          <w:rFonts w:ascii="Times" w:hAnsi="Times"/>
+        </w:rPr>
+        <w:t>Duoxi</w:t>
+      </w:r>
+      <w:proofErr w:type="spellEnd"/>
+      <w:r>
+        <w:rPr>
+          <w:rFonts w:ascii="Times" w:hAnsi="Times"/>
+        </w:rPr>
+        <w:t xml:space="preserve"> Li)</w:t>
+      </w:r>
+      <w:r>
+        <w:rPr>
+          <w:rFonts w:ascii="Times" w:hAnsi="Times" w:hint="eastAsia"/>
+          <w:lang w:eastAsia="zh-TW"/>
+        </w:rPr>
         <w:t xml:space="preserve"> </w:t>
       </w:r>
       <w:r>
         <w:rPr>
-          <w:rFonts w:ascii="Times" w:hAnsi="Times"/>
-          <w:i/>
-          <w:iCs/>
-          <w:lang w:eastAsia="zh-TW"/>
-        </w:rPr>
-        <w:t>Regional Science and Urban Economics, forthcoming</w:t>
+          <w:rFonts w:ascii="Times" w:hAnsi="Times" w:hint="eastAsia"/>
+          <w:i/>
+          <w:iCs/>
+          <w:lang w:eastAsia="zh-TW"/>
+        </w:rPr>
+        <w:t>Journal of Development Economics, June 2026</w:t>
       </w:r>
     </w:p>
     <w:p>
@@ -2737,6 +2737,48 @@
           <w:lang w:eastAsia="zh-TW"/>
         </w:rPr>
         <w:t>CHINESE)</w:t>
+      </w:r>
+    </w:p>
+    <w:p>
+      <w:pPr>
+        <w:pStyle w:val="ListParagraph"/>
+        <w:numPr>
+          <w:ilvl w:val="0"/>
+          <w:numId w:val="1"/>
+        </w:numPr>
+        <w:spacing w:line="360" w:lineRule="auto"/>
+        <w:rPr>
+          <w:rFonts w:ascii="Times" w:hAnsi="Times"/>
+          <w:lang w:eastAsia="zh-TW"/>
+        </w:rPr>
+      </w:pPr>
+      <w:r>
+        <w:rPr>
+          <w:rFonts w:ascii="Times" w:hAnsi="Times" w:hint="eastAsia"/>
+          <w:lang w:eastAsia="zh-TW"/>
+        </w:rPr>
+        <w:t xml:space="preserve">AI已入校，為何因材施教仍差一步？ (明報, 2026-8-27, 與何杏研和趙藝婷)</w:t>
+      </w:r>
+    </w:p>
+    <w:p>
+      <w:pPr>
+        <w:pStyle w:val="ListParagraph"/>
+        <w:numPr>
+          <w:ilvl w:val="0"/>
+          <w:numId w:val="1"/>
+        </w:numPr>
+        <w:spacing w:line="360" w:lineRule="auto"/>
+        <w:rPr>
+          <w:rFonts w:ascii="Times" w:hAnsi="Times"/>
+          <w:lang w:eastAsia="zh-TW"/>
+        </w:rPr>
+      </w:pPr>
+      <w:r>
+        <w:rPr>
+          <w:rFonts w:ascii="Times" w:hAnsi="Times" w:hint="eastAsia"/>
+          <w:lang w:eastAsia="zh-TW"/>
+        </w:rPr>
+        <w:t xml:space="preserve">AI教育的真正願景：因材施教不再是奢望 (明報, 2026-8-20, 與何杏研和趙藝婷)</w:t>
       </w:r>
     </w:p>
     <w:p>

--- a/CV.docx
+++ b/CV.docx
@@ -1956,26 +1956,6 @@
           <w:rFonts w:ascii="Times" w:hAnsi="Times"/>
         </w:rPr>
         <w:t xml:space="preserve">“The Displacement Effects of Domestic Outsourcing” (with Mayara Felix)</w:t>
-      </w:r>
-    </w:p>
-    <w:p>
-      <w:pPr>
-        <w:pStyle w:val="ListParagraph"/>
-        <w:numPr>
-          <w:ilvl w:val="0"/>
-          <w:numId w:val="1"/>
-        </w:numPr>
-        <w:spacing w:after="120" w:line="276" w:lineRule="auto"/>
-        <w:contextualSpacing w:val="0"/>
-        <w:rPr>
-          <w:rFonts w:ascii="Times" w:hAnsi="Times"/>
-        </w:rPr>
-      </w:pPr>
-      <w:r>
-        <w:rPr>
-          <w:rFonts w:ascii="Times" w:hAnsi="Times"/>
-        </w:rPr>
-        <w:t xml:space="preserve">“Relational Contracts and the Scope of Intermediary Firms”</w:t>
       </w:r>
     </w:p>
     <w:p>

--- a/CV.docx
+++ b/CV.docx
@@ -476,6 +476,44 @@
         <w:rPr>
           <w:rFonts w:ascii="Times" w:hAnsi="Times"/>
         </w:rPr>
+        <w:t>Invited Researcher, Abdul Latif Jameel Poverty Action Lab (J-PAL)</w:t>
+      </w:r>
+      <w:r>
+        <w:rPr>
+          <w:rFonts w:ascii="Times" w:hAnsi="Times"/>
+        </w:rPr>
+        <w:tab/>
+      </w:r>
+      <w:r>
+        <w:rPr>
+          <w:rFonts w:ascii="Times" w:hAnsi="Times"/>
+        </w:rPr>
+        <w:tab/>
+      </w:r>
+      <w:r>
+        <w:rPr>
+          <w:rFonts w:ascii="Times" w:hAnsi="Times"/>
+        </w:rPr>
+        <w:tab/>
+      </w:r>
+      <w:r>
+        <w:rPr>
+          <w:rFonts w:ascii="Times" w:hAnsi="Times"/>
+        </w:rPr>
+        <w:t>2026-</w:t>
+      </w:r>
+    </w:p>
+    <w:p>
+      <w:pPr>
+        <w:spacing w:line="360" w:lineRule="auto"/>
+        <w:rPr>
+          <w:rFonts w:ascii="Times" w:hAnsi="Times"/>
+        </w:rPr>
+      </w:pPr>
+      <w:r>
+        <w:rPr>
+          <w:rFonts w:ascii="Times" w:hAnsi="Times"/>
+        </w:rPr>
         <w:t>Research</w:t>
       </w:r>
       <w:r>
@@ -4842,7 +4880,7 @@
           <w:iCs/>
           <w:lang w:eastAsia="zh-TW"/>
         </w:rPr>
-        <w:t xml:space="preserve">Review of Economics and Statistics; </w:t>
+        <w:t xml:space="preserve">Review of Economics and Statistics; Economic Journal; </w:t>
       </w:r>
       <w:r>
         <w:rPr>

--- a/CV.docx
+++ b/CV.docx
@@ -115,8 +115,10 @@
     </w:p>
     <w:p>
       <w:pPr>
+        <w:tabs>
+          <w:tab w:val="right" w:pos="9740"/>
+        </w:tabs>
         <w:spacing w:line="360" w:lineRule="auto"/>
-        <w:ind w:left="1440" w:hanging="1440"/>
         <w:rPr>
           <w:rFonts w:ascii="Times" w:hAnsi="Times"/>
         </w:rPr>
@@ -174,13 +176,6 @@
           <w:rFonts w:ascii="Times" w:hAnsi="Times"/>
         </w:rPr>
         <w:t>Economics</w:t>
-      </w:r>
-      <w:r>
-        <w:rPr>
-          <w:rFonts w:ascii="Times" w:hAnsi="Times"/>
-        </w:rPr>
-        <w:tab/>
-        <w:t xml:space="preserve"> </w:t>
       </w:r>
       <w:r>
         <w:rPr>
@@ -233,8 +228,10 @@
     </w:p>
     <w:p>
       <w:pPr>
+        <w:tabs>
+          <w:tab w:val="right" w:pos="9740"/>
+        </w:tabs>
         <w:spacing w:line="360" w:lineRule="auto"/>
-        <w:ind w:left="1440" w:hanging="1440"/>
         <w:rPr>
           <w:rFonts w:ascii="Times" w:hAnsi="Times"/>
         </w:rPr>
@@ -253,104 +250,49 @@
       </w:r>
       <w:r>
         <w:rPr>
-          <w:rFonts w:ascii="Times" w:hAnsi="Times" w:hint="eastAsia"/>
-          <w:lang w:eastAsia="zh-TW"/>
+          <w:rFonts w:ascii="Times" w:hAnsi="Times"/>
         </w:rPr>
         <w:t>(</w:t>
       </w:r>
       <w:r>
         <w:rPr>
-          <w:rFonts w:ascii="Times" w:hAnsi="Times" w:hint="eastAsia"/>
-          <w:lang w:eastAsia="zh-TW"/>
+          <w:rFonts w:ascii="Times" w:hAnsi="Times"/>
         </w:rPr>
         <w:t>by</w:t>
       </w:r>
       <w:r>
         <w:rPr>
-          <w:rFonts w:ascii="Times" w:hAnsi="Times" w:hint="eastAsia"/>
-          <w:lang w:eastAsia="zh-TW"/>
+          <w:rFonts w:ascii="Times" w:hAnsi="Times"/>
         </w:rPr>
         <w:t>-c</w:t>
       </w:r>
       <w:r>
         <w:rPr>
-          <w:rFonts w:ascii="Times" w:hAnsi="Times" w:hint="eastAsia"/>
-          <w:lang w:eastAsia="zh-TW"/>
+          <w:rFonts w:ascii="Times" w:hAnsi="Times"/>
         </w:rPr>
         <w:t>ourtesy</w:t>
       </w:r>
       <w:r>
         <w:rPr>
-          <w:rFonts w:ascii="Times" w:hAnsi="Times" w:hint="eastAsia"/>
-          <w:lang w:eastAsia="zh-TW"/>
+          <w:rFonts w:ascii="Times" w:hAnsi="Times"/>
         </w:rPr>
         <w:t>)</w:t>
       </w:r>
       <w:r>
         <w:rPr>
           <w:rFonts w:ascii="Times" w:hAnsi="Times"/>
-          <w:lang w:eastAsia="zh-TW"/>
         </w:rPr>
         <w:tab/>
       </w:r>
       <w:r>
         <w:rPr>
           <w:rFonts w:ascii="Times" w:hAnsi="Times"/>
-          <w:lang w:eastAsia="zh-TW"/>
-        </w:rPr>
-        <w:tab/>
-      </w:r>
-      <w:r>
-        <w:rPr>
-          <w:rFonts w:ascii="Times" w:hAnsi="Times"/>
-          <w:lang w:eastAsia="zh-TW"/>
-        </w:rPr>
-        <w:tab/>
-      </w:r>
-      <w:r>
-        <w:rPr>
-          <w:rFonts w:ascii="Times" w:hAnsi="Times"/>
-          <w:lang w:eastAsia="zh-TW"/>
-        </w:rPr>
-        <w:tab/>
-      </w:r>
-      <w:r>
-        <w:rPr>
-          <w:rFonts w:ascii="Times" w:hAnsi="Times"/>
-          <w:lang w:eastAsia="zh-TW"/>
-        </w:rPr>
-        <w:tab/>
-      </w:r>
-      <w:r>
-        <w:rPr>
-          <w:rFonts w:ascii="Times" w:hAnsi="Times"/>
-          <w:lang w:eastAsia="zh-TW"/>
-        </w:rPr>
-        <w:tab/>
-      </w:r>
-      <w:r>
-        <w:rPr>
-          <w:rFonts w:ascii="Times" w:hAnsi="Times"/>
-        </w:rPr>
-        <w:tab/>
-        <w:t xml:space="preserve"> </w:t>
-      </w:r>
-      <w:r>
-        <w:rPr>
-          <w:rFonts w:ascii="Times" w:hAnsi="Times"/>
-        </w:rPr>
-        <w:tab/>
-      </w:r>
-      <w:r>
-        <w:rPr>
-          <w:rFonts w:ascii="Times" w:hAnsi="Times"/>
         </w:rPr>
         <w:t>202</w:t>
       </w:r>
       <w:r>
         <w:rPr>
-          <w:rFonts w:ascii="Times" w:hAnsi="Times" w:hint="eastAsia"/>
-          <w:lang w:eastAsia="zh-TW"/>
+          <w:rFonts w:ascii="Times" w:hAnsi="Times"/>
         </w:rPr>
         <w:t>6</w:t>
       </w:r>
@@ -376,17 +318,15 @@
       </w:r>
       <w:r>
         <w:rPr>
-          <w:rFonts w:ascii="Times" w:hAnsi="Times" w:hint="eastAsia"/>
+          <w:rFonts w:ascii="Times" w:hAnsi="Times"/>
           <w:i/>
           <w:iCs/>
-          <w:lang w:eastAsia="zh-TW"/>
         </w:rPr>
         <w:t>HKU</w:t>
       </w:r>
       <w:r>
         <w:rPr>
-          <w:rFonts w:ascii="Times" w:hAnsi="Times" w:hint="eastAsia"/>
-          <w:lang w:eastAsia="zh-TW"/>
+          <w:rFonts w:ascii="Times" w:hAnsi="Times"/>
         </w:rPr>
         <w:t xml:space="preserve"> </w:t>
       </w:r>
@@ -400,10 +340,9 @@
       </w:r>
       <w:r>
         <w:rPr>
-          <w:rFonts w:ascii="Times" w:hAnsi="Times" w:hint="eastAsia"/>
+          <w:rFonts w:ascii="Times" w:hAnsi="Times"/>
           <w:i/>
           <w:iCs/>
-          <w:lang w:eastAsia="zh-TW"/>
         </w:rPr>
         <w:t xml:space="preserve"> of Governance and Policy</w:t>
       </w:r>
@@ -449,10 +388,9 @@
       </w:pPr>
       <w:r>
         <w:rPr>
-          <w:rFonts w:ascii="Times" w:hAnsi="Times" w:hint="eastAsia"/>
+          <w:rFonts w:ascii="Times" w:hAnsi="Times"/>
           <w:b/>
           <w:bCs/>
-          <w:lang w:eastAsia="zh-TW"/>
         </w:rPr>
         <w:t>RESEARCH</w:t>
       </w:r>
@@ -467,6 +405,9 @@
     </w:p>
     <w:p>
       <w:pPr>
+        <w:tabs>
+          <w:tab w:val="right" w:pos="9740"/>
+        </w:tabs>
         <w:spacing w:line="360" w:lineRule="auto"/>
         <w:rPr>
           <w:rFonts w:ascii="Times" w:hAnsi="Times"/>
@@ -488,23 +429,14 @@
         <w:rPr>
           <w:rFonts w:ascii="Times" w:hAnsi="Times"/>
         </w:rPr>
-        <w:tab/>
-      </w:r>
-      <w:r>
-        <w:rPr>
-          <w:rFonts w:ascii="Times" w:hAnsi="Times"/>
-        </w:rPr>
-        <w:tab/>
-      </w:r>
-      <w:r>
-        <w:rPr>
-          <w:rFonts w:ascii="Times" w:hAnsi="Times"/>
-        </w:rPr>
         <w:t>2026-</w:t>
       </w:r>
     </w:p>
     <w:p>
       <w:pPr>
+        <w:tabs>
+          <w:tab w:val="right" w:pos="9740"/>
+        </w:tabs>
         <w:spacing w:line="360" w:lineRule="auto"/>
         <w:rPr>
           <w:rFonts w:ascii="Times" w:hAnsi="Times"/>
@@ -518,8 +450,7 @@
       </w:r>
       <w:r>
         <w:rPr>
-          <w:rFonts w:ascii="Times" w:hAnsi="Times" w:hint="eastAsia"/>
-          <w:lang w:eastAsia="zh-TW"/>
+          <w:rFonts w:ascii="Times" w:hAnsi="Times"/>
         </w:rPr>
         <w:t xml:space="preserve"> </w:t>
       </w:r>
@@ -540,23 +471,97 @@
       <w:r>
         <w:rPr>
           <w:rFonts w:ascii="Times" w:hAnsi="Times"/>
-          <w:lang w:eastAsia="zh-TW"/>
         </w:rPr>
         <w:t>IZA Network at LISER</w:t>
       </w:r>
       <w:r>
         <w:rPr>
           <w:rFonts w:ascii="Times" w:hAnsi="Times"/>
-          <w:lang w:eastAsia="zh-TW"/>
         </w:rPr>
         <w:tab/>
       </w:r>
       <w:r>
         <w:rPr>
           <w:rFonts w:ascii="Times" w:hAnsi="Times"/>
-          <w:lang w:eastAsia="zh-TW"/>
+        </w:rPr>
+        <w:t>202</w:t>
+      </w:r>
+      <w:r>
+        <w:rPr>
+          <w:rFonts w:ascii="Times" w:hAnsi="Times"/>
+        </w:rPr>
+        <w:t>6</w:t>
+      </w:r>
+      <w:r>
+        <w:rPr>
+          <w:rFonts w:ascii="Times" w:hAnsi="Times"/>
+        </w:rPr>
+        <w:t>-</w:t>
+      </w:r>
+      <w:r>
+        <w:rPr>
+          <w:rFonts w:ascii="Times" w:hAnsi="Times"/>
+        </w:rPr>
+        <w:t xml:space="preserve"> </w:t>
+      </w:r>
+    </w:p>
+    <w:p>
+      <w:pPr>
+        <w:tabs>
+          <w:tab w:val="right" w:pos="9740"/>
+        </w:tabs>
+        <w:spacing w:line="360" w:lineRule="auto"/>
+        <w:rPr>
+          <w:rFonts w:ascii="Times" w:hAnsi="Times" w:hint="eastAsia"/>
+          <w:lang w:eastAsia="zh-TW"/>
+        </w:rPr>
+      </w:pPr>
+      <w:r>
+        <w:rPr>
+          <w:rFonts w:ascii="Times" w:hAnsi="Times"/>
+        </w:rPr>
+        <w:t>Faculty Affiliate</w:t>
+      </w:r>
+      <w:r>
+        <w:rPr>
+          <w:rFonts w:ascii="Times" w:hAnsi="Times"/>
+        </w:rPr>
+        <w:t xml:space="preserve">, HKU Stone Centre on </w:t>
+      </w:r>
+      <w:r>
+        <w:rPr>
+          <w:rFonts w:ascii="Times" w:hAnsi="Times"/>
+        </w:rPr>
+        <w:t>Socio-Economic Inequality in Asia</w:t>
+      </w:r>
+      <w:r>
+        <w:rPr>
+          <w:rFonts w:ascii="Times" w:hAnsi="Times"/>
         </w:rPr>
         <w:tab/>
+      </w:r>
+      <w:r>
+        <w:rPr>
+          <w:rFonts w:ascii="Times" w:hAnsi="Times"/>
+        </w:rPr>
+        <w:t>2026-</w:t>
+      </w:r>
+    </w:p>
+    <w:p>
+      <w:pPr>
+        <w:tabs>
+          <w:tab w:val="right" w:pos="9740"/>
+        </w:tabs>
+        <w:spacing w:line="360" w:lineRule="auto"/>
+        <w:rPr>
+          <w:rFonts w:ascii="Times" w:hAnsi="Times"/>
+        </w:rPr>
+      </w:pPr>
+      <w:r>
+        <w:rPr>
+          <w:rFonts w:ascii="Times" w:hAnsi="Times"/>
+        </w:rPr>
+        <w:t>Faculty Research Fellow</w:t>
       </w:r>
       <w:r>
         <w:rPr>
@@ -564,7 +569,19 @@
           <w:i/>
           <w:iCs/>
         </w:rPr>
-        <w:tab/>
+        <w:t xml:space="preserve">, </w:t>
+      </w:r>
+      <w:r>
+        <w:rPr>
+          <w:rFonts w:ascii="Times" w:hAnsi="Times"/>
+        </w:rPr>
+        <w:t xml:space="preserve">HKU </w:t>
+      </w:r>
+      <w:r>
+        <w:rPr>
+          <w:rFonts w:ascii="Times" w:hAnsi="Times"/>
+        </w:rPr>
+        <w:t>Center for AI, Management, and Organizations</w:t>
       </w:r>
       <w:r>
         <w:rPr>
@@ -577,19 +594,130 @@
       <w:r>
         <w:rPr>
           <w:rFonts w:ascii="Times" w:hAnsi="Times"/>
+        </w:rPr>
+        <w:t>202</w:t>
+      </w:r>
+      <w:r>
+        <w:rPr>
+          <w:rFonts w:ascii="Times" w:hAnsi="Times"/>
+        </w:rPr>
+        <w:t>6</w:t>
+      </w:r>
+      <w:r>
+        <w:rPr>
+          <w:rFonts w:ascii="Times" w:hAnsi="Times"/>
+        </w:rPr>
+        <w:t>-</w:t>
+      </w:r>
+      <w:r>
+        <w:rPr>
+          <w:rFonts w:ascii="Times" w:hAnsi="Times"/>
+        </w:rPr>
+        <w:t xml:space="preserve"> </w:t>
+      </w:r>
+    </w:p>
+    <w:p>
+      <w:pPr>
+        <w:tabs>
+          <w:tab w:val="right" w:pos="9740"/>
+        </w:tabs>
+        <w:spacing w:line="360" w:lineRule="auto"/>
+        <w:rPr>
+          <w:rFonts w:ascii="Times" w:hAnsi="Times"/>
+        </w:rPr>
+      </w:pPr>
+      <w:r>
+        <w:rPr>
+          <w:rFonts w:ascii="Times" w:hAnsi="Times"/>
+        </w:rPr>
+        <w:t>Research</w:t>
+      </w:r>
+      <w:r>
+        <w:rPr>
+          <w:rFonts w:ascii="Times" w:hAnsi="Times"/>
+        </w:rPr>
+        <w:t xml:space="preserve"> </w:t>
+      </w:r>
+      <w:r>
+        <w:rPr>
+          <w:rFonts w:ascii="Times" w:hAnsi="Times"/>
+        </w:rPr>
+        <w:t>Affiliate</w:t>
+      </w:r>
+      <w:r>
+        <w:rPr>
+          <w:rFonts w:ascii="Times" w:hAnsi="Times"/>
           <w:i/>
           <w:iCs/>
         </w:rPr>
+        <w:t xml:space="preserve">, </w:t>
+      </w:r>
+      <w:r>
+        <w:rPr>
+          <w:rFonts w:ascii="Times" w:hAnsi="Times"/>
+        </w:rPr>
+        <w:t>Rockwool Foundation Berlin</w:t>
+      </w:r>
+      <w:r>
+        <w:rPr>
+          <w:rFonts w:ascii="Times" w:hAnsi="Times"/>
+        </w:rPr>
         <w:tab/>
+      </w:r>
+      <w:r>
+        <w:rPr>
+          <w:rFonts w:ascii="Times" w:hAnsi="Times"/>
+        </w:rPr>
+        <w:t>202</w:t>
+      </w:r>
+      <w:r>
+        <w:rPr>
+          <w:rFonts w:ascii="Times" w:hAnsi="Times"/>
+        </w:rPr>
+        <w:t>5</w:t>
+      </w:r>
+      <w:r>
+        <w:rPr>
+          <w:rFonts w:ascii="Times" w:hAnsi="Times"/>
+        </w:rPr>
+        <w:t>-</w:t>
+      </w:r>
+      <w:r>
+        <w:rPr>
+          <w:rFonts w:ascii="Times" w:hAnsi="Times"/>
+        </w:rPr>
+        <w:t xml:space="preserve"> </w:t>
+      </w:r>
+    </w:p>
+    <w:p>
+      <w:pPr>
+        <w:tabs>
+          <w:tab w:val="right" w:pos="9740"/>
+        </w:tabs>
+        <w:spacing w:line="360" w:lineRule="auto"/>
+        <w:rPr>
+          <w:rFonts w:ascii="Times" w:hAnsi="Times"/>
+        </w:rPr>
+      </w:pPr>
+      <w:r>
+        <w:rPr>
+          <w:rFonts w:ascii="Times" w:hAnsi="Times"/>
+        </w:rPr>
+        <w:t>Affiliated Researcher</w:t>
       </w:r>
       <w:r>
         <w:rPr>
           <w:rFonts w:ascii="Times" w:hAnsi="Times"/>
           <w:i/>
           <w:iCs/>
-          <w:lang w:eastAsia="zh-TW"/>
-        </w:rPr>
-        <w:tab/>
+        </w:rPr>
+        <w:t xml:space="preserve">, </w:t>
+      </w:r>
+      <w:r>
+        <w:rPr>
+          <w:rFonts w:ascii="Times" w:hAnsi="Times"/>
+        </w:rPr>
+        <w:t>HKU Jockey Club ESG Research Institute</w:t>
       </w:r>
       <w:r>
         <w:rPr>
@@ -607,10 +735,9 @@
       </w:r>
       <w:r>
         <w:rPr>
-          <w:rFonts w:ascii="Times" w:hAnsi="Times" w:hint="eastAsia"/>
-          <w:lang w:eastAsia="zh-TW"/>
-        </w:rPr>
-        <w:t>6</w:t>
+          <w:rFonts w:ascii="Times" w:hAnsi="Times"/>
+        </w:rPr>
+        <w:t>4</w:t>
       </w:r>
       <w:r>
         <w:rPr>
@@ -627,6 +754,9 @@
     </w:p>
     <w:p>
       <w:pPr>
+        <w:tabs>
+          <w:tab w:val="right" w:pos="9740"/>
+        </w:tabs>
         <w:spacing w:line="360" w:lineRule="auto"/>
         <w:rPr>
           <w:rFonts w:ascii="Times" w:hAnsi="Times"/>
@@ -636,20 +766,19 @@
         <w:rPr>
           <w:rFonts w:ascii="Times" w:hAnsi="Times"/>
         </w:rPr>
-        <w:t>Research</w:t>
-      </w:r>
-      <w:r>
-        <w:rPr>
-          <w:rFonts w:ascii="Times" w:hAnsi="Times" w:hint="eastAsia"/>
-          <w:lang w:eastAsia="zh-TW"/>
-        </w:rPr>
-        <w:t xml:space="preserve"> </w:t>
-      </w:r>
-      <w:r>
-        <w:rPr>
-          <w:rFonts w:ascii="Times" w:hAnsi="Times"/>
-        </w:rPr>
-        <w:t>Affiliate</w:t>
+        <w:t>Fellow</w:t>
+      </w:r>
+      <w:r>
+        <w:rPr>
+          <w:rFonts w:ascii="Times" w:hAnsi="Times"/>
+        </w:rPr>
+        <w:t xml:space="preserve">, HKU </w:t>
+      </w:r>
+      <w:r>
+        <w:rPr>
+          <w:rFonts w:ascii="Times" w:hAnsi="Times"/>
+        </w:rPr>
+        <w:t>Centre on Contemporary China and the World</w:t>
       </w:r>
       <w:r>
         <w:rPr>
@@ -657,28 +786,42 @@
           <w:i/>
           <w:iCs/>
         </w:rPr>
-        <w:t xml:space="preserve">, </w:t>
-      </w:r>
-      <w:r>
-        <w:rPr>
-          <w:rFonts w:ascii="Times" w:hAnsi="Times" w:hint="eastAsia"/>
-          <w:lang w:eastAsia="zh-TW"/>
-        </w:rPr>
-        <w:t>Rockwool Foundation Berlin</w:t>
-      </w:r>
-      <w:r>
-        <w:rPr>
-          <w:rFonts w:ascii="Times" w:hAnsi="Times"/>
-          <w:lang w:eastAsia="zh-TW"/>
-        </w:rPr>
         <w:tab/>
       </w:r>
       <w:r>
         <w:rPr>
           <w:rFonts w:ascii="Times" w:hAnsi="Times"/>
-          <w:lang w:eastAsia="zh-TW"/>
-        </w:rPr>
-        <w:tab/>
+        </w:rPr>
+        <w:t>202</w:t>
+      </w:r>
+      <w:r>
+        <w:rPr>
+          <w:rFonts w:ascii="Times" w:hAnsi="Times"/>
+        </w:rPr>
+        <w:t>3</w:t>
+      </w:r>
+      <w:r>
+        <w:rPr>
+          <w:rFonts w:ascii="Times" w:hAnsi="Times"/>
+        </w:rPr>
+        <w:t>-</w:t>
+      </w:r>
+    </w:p>
+    <w:p>
+      <w:pPr>
+        <w:tabs>
+          <w:tab w:val="right" w:pos="9740"/>
+        </w:tabs>
+        <w:spacing w:line="360" w:lineRule="auto"/>
+        <w:rPr>
+          <w:rFonts w:ascii="Times" w:hAnsi="Times"/>
+        </w:rPr>
+      </w:pPr>
+      <w:r>
+        <w:rPr>
+          <w:rFonts w:ascii="Times" w:hAnsi="Times"/>
+        </w:rPr>
+        <w:t>Member, HKU Real Estate Lab</w:t>
       </w:r>
       <w:r>
         <w:rPr>
@@ -691,18 +834,93 @@
       <w:r>
         <w:rPr>
           <w:rFonts w:ascii="Times" w:hAnsi="Times"/>
+        </w:rPr>
+        <w:t>202</w:t>
+      </w:r>
+      <w:r>
+        <w:rPr>
+          <w:rFonts w:ascii="Times" w:hAnsi="Times"/>
+        </w:rPr>
+        <w:t>3</w:t>
+      </w:r>
+      <w:r>
+        <w:rPr>
+          <w:rFonts w:ascii="Times" w:hAnsi="Times"/>
+        </w:rPr>
+        <w:t>-</w:t>
+      </w:r>
+    </w:p>
+    <w:p>
+      <w:pPr>
+        <w:spacing w:line="360" w:lineRule="auto"/>
+        <w:rPr>
+          <w:rFonts w:ascii="Times" w:hAnsi="Times"/>
+          <w:b/>
+          <w:bCs/>
+        </w:rPr>
+      </w:pPr>
+    </w:p>
+    <w:p>
+      <w:pPr>
+        <w:spacing w:line="360" w:lineRule="auto"/>
+        <w:rPr>
+          <w:rFonts w:ascii="Times" w:hAnsi="Times"/>
           <w:i/>
           <w:iCs/>
         </w:rPr>
-        <w:tab/>
-      </w:r>
-      <w:r>
+      </w:pPr>
+      <w:r>
+        <w:rPr>
+          <w:rFonts w:ascii="Times" w:hAnsi="Times"/>
+          <w:b/>
+          <w:bCs/>
+        </w:rPr>
+        <w:t>COMMUNITY</w:t>
+      </w:r>
+      <w:r>
+        <w:rPr>
+          <w:rFonts w:ascii="Times" w:hAnsi="Times"/>
+          <w:b/>
+          <w:bCs/>
+        </w:rPr>
+        <w:t xml:space="preserve"> AFFILIATIONS</w:t>
+      </w:r>
+    </w:p>
+    <w:p>
+      <w:pPr>
+        <w:tabs>
+          <w:tab w:val="right" w:pos="9740"/>
+        </w:tabs>
+        <w:spacing w:line="360" w:lineRule="auto"/>
         <w:rPr>
           <w:rFonts w:ascii="Times" w:hAnsi="Times"/>
           <w:i/>
           <w:iCs/>
         </w:rPr>
-        <w:tab/>
+      </w:pPr>
+      <w:r>
+        <w:rPr>
+          <w:rFonts w:ascii="Times" w:hAnsi="Times"/>
+        </w:rPr>
+        <w:t xml:space="preserve">Founding </w:t>
+      </w:r>
+      <w:r>
+        <w:rPr>
+          <w:rFonts w:ascii="Times" w:hAnsi="Times"/>
+        </w:rPr>
+        <w:t>Director</w:t>
+      </w:r>
+      <w:r>
+        <w:rPr>
+          <w:rFonts w:ascii="Times" w:hAnsi="Times"/>
+        </w:rPr>
+        <w:t xml:space="preserve"> and Chairperson</w:t>
+      </w:r>
+      <w:r>
+        <w:rPr>
+          <w:rFonts w:ascii="Times" w:hAnsi="Times"/>
+        </w:rPr>
+        <w:t>, Hong Kong Future Economy Institute</w:t>
       </w:r>
       <w:r>
         <w:rPr>
@@ -720,8 +938,7 @@
       </w:r>
       <w:r>
         <w:rPr>
-          <w:rFonts w:ascii="Times" w:hAnsi="Times" w:hint="eastAsia"/>
-          <w:lang w:eastAsia="zh-TW"/>
+          <w:rFonts w:ascii="Times" w:hAnsi="Times"/>
         </w:rPr>
         <w:t>5</w:t>
       </w:r>
@@ -731,76 +948,49 @@
         </w:rPr>
         <w:t>-</w:t>
       </w:r>
-      <w:r>
-        <w:rPr>
-          <w:rFonts w:ascii="Times" w:hAnsi="Times"/>
-        </w:rPr>
-        <w:t xml:space="preserve"> </w:t>
-      </w:r>
-    </w:p>
-    <w:p>
-      <w:pPr>
+    </w:p>
+    <w:p>
+      <w:pPr>
+        <w:tabs>
+          <w:tab w:val="right" w:pos="9740"/>
+        </w:tabs>
         <w:spacing w:line="360" w:lineRule="auto"/>
         <w:rPr>
-          <w:rFonts w:ascii="Times" w:hAnsi="Times" w:hint="eastAsia"/>
-          <w:lang w:eastAsia="zh-TW"/>
-        </w:rPr>
-      </w:pPr>
-      <w:r>
-        <w:rPr>
-          <w:rFonts w:ascii="Times" w:hAnsi="Times"/>
-        </w:rPr>
-        <w:t>Faculty Affiliate</w:t>
-      </w:r>
-      <w:r>
-        <w:rPr>
-          <w:rFonts w:ascii="Times" w:hAnsi="Times" w:hint="eastAsia"/>
-          <w:lang w:eastAsia="zh-TW"/>
-        </w:rPr>
-        <w:t xml:space="preserve">, HKU Stone Centre on </w:t>
-      </w:r>
-      <w:r>
-        <w:rPr>
-          <w:rFonts w:ascii="Times" w:hAnsi="Times"/>
-          <w:lang w:eastAsia="zh-TW"/>
-        </w:rPr>
-        <w:t>Socio-Economic Inequality in Asia</w:t>
-      </w:r>
-      <w:r>
-        <w:rPr>
-          <w:rFonts w:ascii="Times" w:hAnsi="Times"/>
-          <w:lang w:eastAsia="zh-TW"/>
-        </w:rPr>
-        <w:tab/>
-      </w:r>
-      <w:r>
-        <w:rPr>
-          <w:rFonts w:ascii="Times" w:hAnsi="Times"/>
-          <w:lang w:eastAsia="zh-TW"/>
-        </w:rPr>
-        <w:tab/>
-      </w:r>
-      <w:r>
-        <w:rPr>
-          <w:rFonts w:ascii="Times" w:hAnsi="Times" w:hint="eastAsia"/>
-          <w:lang w:eastAsia="zh-TW"/>
-        </w:rPr>
-        <w:t>2026-</w:t>
-      </w:r>
-    </w:p>
-    <w:p>
-      <w:pPr>
-        <w:spacing w:line="360" w:lineRule="auto"/>
-        <w:rPr>
-          <w:rFonts w:ascii="Times" w:hAnsi="Times"/>
-        </w:rPr>
-      </w:pPr>
-      <w:r>
-        <w:rPr>
-          <w:rFonts w:ascii="Times" w:hAnsi="Times" w:hint="eastAsia"/>
-          <w:lang w:eastAsia="zh-TW"/>
-        </w:rPr>
-        <w:t>Faculty Research Fellow</w:t>
+          <w:rFonts w:ascii="Times" w:hAnsi="Times"/>
+          <w:lang w:eastAsia="zh-TW"/>
+        </w:rPr>
+      </w:pPr>
+      <w:r>
+        <w:rPr>
+          <w:rFonts w:ascii="Times" w:hAnsi="Times"/>
+        </w:rPr>
+        <w:t>Member</w:t>
+      </w:r>
+      <w:r>
+        <w:rPr>
+          <w:rFonts w:ascii="Times" w:hAnsi="Times"/>
+        </w:rPr>
+        <w:t xml:space="preserve">, Hong Kong </w:t>
+      </w:r>
+      <w:r>
+        <w:rPr>
+          <w:rFonts w:ascii="Times" w:hAnsi="Times"/>
+        </w:rPr>
+        <w:t xml:space="preserve">Housing Authority, </w:t>
+      </w:r>
+      <w:proofErr w:type="spellStart"/>
+      <w:r>
+        <w:rPr>
+          <w:rFonts w:ascii="Times" w:hAnsi="Times"/>
+        </w:rPr>
+        <w:t>Subsidised</w:t>
+      </w:r>
+      <w:proofErr w:type="spellEnd"/>
+      <w:r>
+        <w:rPr>
+          <w:rFonts w:ascii="Times" w:hAnsi="Times"/>
+        </w:rPr>
+        <w:t xml:space="preserve"> Housing Committee</w:t>
       </w:r>
       <w:r>
         <w:rPr>
@@ -808,20 +998,115 @@
           <w:i/>
           <w:iCs/>
         </w:rPr>
-        <w:t xml:space="preserve">, </w:t>
-      </w:r>
-      <w:r>
-        <w:rPr>
-          <w:rFonts w:ascii="Times" w:hAnsi="Times"/>
-        </w:rPr>
-        <w:t xml:space="preserve">HKU </w:t>
-      </w:r>
-      <w:r>
-        <w:rPr>
-          <w:rFonts w:ascii="Times" w:hAnsi="Times" w:hint="eastAsia"/>
-          <w:lang w:eastAsia="zh-TW"/>
-        </w:rPr>
-        <w:t>Center for AI, Management, and Organizations</w:t>
+        <w:tab/>
+      </w:r>
+      <w:r>
+        <w:rPr>
+          <w:rFonts w:ascii="Times" w:hAnsi="Times"/>
+        </w:rPr>
+        <w:t>202</w:t>
+      </w:r>
+      <w:r>
+        <w:rPr>
+          <w:rFonts w:ascii="Times" w:hAnsi="Times"/>
+        </w:rPr>
+        <w:t>6</w:t>
+      </w:r>
+      <w:r>
+        <w:rPr>
+          <w:rFonts w:ascii="Times" w:hAnsi="Times"/>
+        </w:rPr>
+        <w:t>-</w:t>
+      </w:r>
+    </w:p>
+    <w:p>
+      <w:pPr>
+        <w:tabs>
+          <w:tab w:val="right" w:pos="9740"/>
+        </w:tabs>
+        <w:spacing w:line="360" w:lineRule="auto"/>
+        <w:rPr>
+          <w:rFonts w:ascii="Times" w:hAnsi="Times"/>
+        </w:rPr>
+      </w:pPr>
+      <w:r>
+        <w:rPr>
+          <w:rFonts w:ascii="Times" w:hAnsi="Times"/>
+        </w:rPr>
+        <w:t xml:space="preserve">External </w:t>
+      </w:r>
+      <w:r>
+        <w:rPr>
+          <w:rFonts w:ascii="Times" w:hAnsi="Times"/>
+        </w:rPr>
+        <w:t>Consultant, Hong Kong Jockey Club</w:t>
+      </w:r>
+      <w:r>
+        <w:rPr>
+          <w:rFonts w:ascii="Times" w:hAnsi="Times"/>
+        </w:rPr>
+        <w:tab/>
+      </w:r>
+      <w:r>
+        <w:rPr>
+          <w:rFonts w:ascii="Times" w:hAnsi="Times"/>
+        </w:rPr>
+        <w:t>202</w:t>
+      </w:r>
+      <w:r>
+        <w:rPr>
+          <w:rFonts w:ascii="Times" w:hAnsi="Times"/>
+        </w:rPr>
+        <w:t>3</w:t>
+      </w:r>
+      <w:r>
+        <w:rPr>
+          <w:rFonts w:ascii="Times" w:hAnsi="Times"/>
+        </w:rPr>
+        <w:t>-</w:t>
+      </w:r>
+    </w:p>
+    <w:p>
+      <w:pPr>
+        <w:spacing w:line="360" w:lineRule="auto"/>
+        <w:rPr>
+          <w:rFonts w:ascii="Times" w:hAnsi="Times"/>
+          <w:b/>
+          <w:bCs/>
+          <w:lang w:eastAsia="zh-TW"/>
+        </w:rPr>
+      </w:pPr>
+    </w:p>
+    <w:p>
+      <w:pPr>
+        <w:spacing w:line="360" w:lineRule="auto"/>
+        <w:rPr>
+          <w:rFonts w:ascii="Times" w:hAnsi="Times"/>
+          <w:b/>
+          <w:bCs/>
+        </w:rPr>
+      </w:pPr>
+      <w:r>
+        <w:rPr>
+          <w:rFonts w:ascii="Times" w:hAnsi="Times"/>
+          <w:b/>
+          <w:bCs/>
+        </w:rPr>
+        <w:t>EDUCATION</w:t>
+      </w:r>
+    </w:p>
+    <w:p>
+      <w:pPr>
+        <w:spacing w:line="360" w:lineRule="auto"/>
+        <w:rPr>
+          <w:rFonts w:ascii="Times" w:hAnsi="Times"/>
+        </w:rPr>
+      </w:pPr>
+      <w:r>
+        <w:rPr>
+          <w:rFonts w:ascii="Times" w:hAnsi="Times"/>
+        </w:rPr>
+        <w:t xml:space="preserve">PhD, Economics, </w:t>
       </w:r>
       <w:r>
         <w:rPr>
@@ -829,7 +1114,27 @@
           <w:i/>
           <w:iCs/>
         </w:rPr>
-        <w:tab/>
+        <w:t>MIT</w:t>
+      </w:r>
+      <w:r>
+        <w:rPr>
+          <w:rFonts w:ascii="Times" w:hAnsi="Times"/>
+        </w:rPr>
+        <w:t xml:space="preserve">, 2022. </w:t>
+      </w:r>
+    </w:p>
+    <w:p>
+      <w:pPr>
+        <w:spacing w:line="360" w:lineRule="auto"/>
+        <w:rPr>
+          <w:rFonts w:ascii="Times" w:hAnsi="Times"/>
+        </w:rPr>
+      </w:pPr>
+      <w:r>
+        <w:rPr>
+          <w:rFonts w:ascii="Times" w:hAnsi="Times"/>
+        </w:rPr>
+        <w:t xml:space="preserve">AB, Physics, </w:t>
       </w:r>
       <w:r>
         <w:rPr>
@@ -837,46 +1142,19 @@
           <w:i/>
           <w:iCs/>
         </w:rPr>
-        <w:tab/>
-      </w:r>
-      <w:r>
-        <w:rPr>
-          <w:rFonts w:ascii="Times" w:hAnsi="Times"/>
-        </w:rPr>
-        <w:t>202</w:t>
-      </w:r>
-      <w:r>
-        <w:rPr>
-          <w:rFonts w:ascii="Times" w:hAnsi="Times" w:hint="eastAsia"/>
-          <w:lang w:eastAsia="zh-TW"/>
-        </w:rPr>
-        <w:t>6</w:t>
-      </w:r>
-      <w:r>
-        <w:rPr>
-          <w:rFonts w:ascii="Times" w:hAnsi="Times"/>
-        </w:rPr>
-        <w:t>-</w:t>
-      </w:r>
-      <w:r>
-        <w:rPr>
-          <w:rFonts w:ascii="Times" w:hAnsi="Times"/>
-        </w:rPr>
-        <w:t xml:space="preserve"> </w:t>
-      </w:r>
-    </w:p>
-    <w:p>
-      <w:pPr>
-        <w:spacing w:line="360" w:lineRule="auto"/>
-        <w:rPr>
-          <w:rFonts w:ascii="Times" w:hAnsi="Times"/>
-        </w:rPr>
-      </w:pPr>
-      <w:r>
-        <w:rPr>
-          <w:rFonts w:ascii="Times" w:hAnsi="Times"/>
-        </w:rPr>
-        <w:t>Affiliated Researcher</w:t>
+        <w:t>Harvard</w:t>
+      </w:r>
+      <w:r>
+        <w:rPr>
+          <w:rFonts w:ascii="Times" w:hAnsi="Times"/>
+        </w:rPr>
+        <w:t xml:space="preserve">, 2012. </w:t>
+      </w:r>
+      <w:r>
+        <w:rPr>
+          <w:rFonts w:ascii="Times" w:hAnsi="Times"/>
+        </w:rPr>
+        <w:t xml:space="preserve">Minor in Computer Science. </w:t>
       </w:r>
       <w:r>
         <w:rPr>
@@ -884,13 +1162,7 @@
           <w:i/>
           <w:iCs/>
         </w:rPr>
-        <w:t xml:space="preserve">, </w:t>
-      </w:r>
-      <w:r>
-        <w:rPr>
-          <w:rFonts w:ascii="Times" w:hAnsi="Times"/>
-        </w:rPr>
-        <w:t>HKU Jockey Club ESG Research Institute</w:t>
+        <w:t xml:space="preserve">Magna cum laude </w:t>
       </w:r>
       <w:r>
         <w:rPr>
@@ -898,632 +1170,13 @@
           <w:i/>
           <w:iCs/>
         </w:rPr>
-        <w:tab/>
+        <w:t>w</w:t>
       </w:r>
       <w:r>
         <w:rPr>
           <w:rFonts w:ascii="Times" w:hAnsi="Times"/>
           <w:i/>
           <w:iCs/>
-        </w:rPr>
-        <w:tab/>
-      </w:r>
-      <w:r>
-        <w:rPr>
-          <w:rFonts w:ascii="Times" w:hAnsi="Times"/>
-          <w:i/>
-          <w:iCs/>
-        </w:rPr>
-        <w:tab/>
-      </w:r>
-      <w:r>
-        <w:rPr>
-          <w:rFonts w:ascii="Times" w:hAnsi="Times"/>
-          <w:i/>
-          <w:iCs/>
-        </w:rPr>
-        <w:tab/>
-      </w:r>
-      <w:r>
-        <w:rPr>
-          <w:rFonts w:ascii="Times" w:hAnsi="Times"/>
-        </w:rPr>
-        <w:t>202</w:t>
-      </w:r>
-      <w:r>
-        <w:rPr>
-          <w:rFonts w:ascii="Times" w:hAnsi="Times"/>
-        </w:rPr>
-        <w:t>4</w:t>
-      </w:r>
-      <w:r>
-        <w:rPr>
-          <w:rFonts w:ascii="Times" w:hAnsi="Times"/>
-        </w:rPr>
-        <w:t>-</w:t>
-      </w:r>
-      <w:r>
-        <w:rPr>
-          <w:rFonts w:ascii="Times" w:hAnsi="Times"/>
-        </w:rPr>
-        <w:t xml:space="preserve"> </w:t>
-      </w:r>
-    </w:p>
-    <w:p>
-      <w:pPr>
-        <w:spacing w:line="360" w:lineRule="auto"/>
-        <w:rPr>
-          <w:rFonts w:ascii="Times" w:hAnsi="Times"/>
-        </w:rPr>
-      </w:pPr>
-      <w:r>
-        <w:rPr>
-          <w:rFonts w:ascii="Times" w:hAnsi="Times"/>
-        </w:rPr>
-        <w:t>Fellow</w:t>
-      </w:r>
-      <w:r>
-        <w:rPr>
-          <w:rFonts w:ascii="Times" w:hAnsi="Times"/>
-        </w:rPr>
-        <w:t xml:space="preserve">, HKU </w:t>
-      </w:r>
-      <w:r>
-        <w:rPr>
-          <w:rFonts w:ascii="Times" w:hAnsi="Times"/>
-        </w:rPr>
-        <w:t>Centre on Contemporary China and the World</w:t>
-      </w:r>
-      <w:r>
-        <w:rPr>
-          <w:rFonts w:ascii="Times" w:hAnsi="Times"/>
-          <w:i/>
-          <w:iCs/>
-        </w:rPr>
-        <w:tab/>
-      </w:r>
-      <w:r>
-        <w:rPr>
-          <w:rFonts w:ascii="Times" w:hAnsi="Times"/>
-          <w:i/>
-          <w:iCs/>
-        </w:rPr>
-        <w:tab/>
-      </w:r>
-      <w:r>
-        <w:rPr>
-          <w:rFonts w:ascii="Times" w:hAnsi="Times"/>
-          <w:i/>
-          <w:iCs/>
-        </w:rPr>
-        <w:tab/>
-      </w:r>
-      <w:r>
-        <w:rPr>
-          <w:rFonts w:ascii="Times" w:hAnsi="Times"/>
-          <w:i/>
-          <w:iCs/>
-        </w:rPr>
-        <w:tab/>
-      </w:r>
-      <w:r>
-        <w:rPr>
-          <w:rFonts w:ascii="Times" w:hAnsi="Times"/>
-        </w:rPr>
-        <w:t>202</w:t>
-      </w:r>
-      <w:r>
-        <w:rPr>
-          <w:rFonts w:ascii="Times" w:hAnsi="Times"/>
-        </w:rPr>
-        <w:t>3</w:t>
-      </w:r>
-      <w:r>
-        <w:rPr>
-          <w:rFonts w:ascii="Times" w:hAnsi="Times"/>
-        </w:rPr>
-        <w:t>-</w:t>
-      </w:r>
-    </w:p>
-    <w:p>
-      <w:pPr>
-        <w:spacing w:line="360" w:lineRule="auto"/>
-        <w:rPr>
-          <w:rFonts w:ascii="Times" w:hAnsi="Times"/>
-        </w:rPr>
-      </w:pPr>
-      <w:r>
-        <w:rPr>
-          <w:rFonts w:ascii="Times" w:hAnsi="Times"/>
-        </w:rPr>
-        <w:t>Member, HKU Real Estate Lab</w:t>
-      </w:r>
-      <w:r>
-        <w:rPr>
-          <w:rFonts w:ascii="Times" w:hAnsi="Times"/>
-          <w:i/>
-          <w:iCs/>
-        </w:rPr>
-        <w:tab/>
-      </w:r>
-      <w:r>
-        <w:rPr>
-          <w:rFonts w:ascii="Times" w:hAnsi="Times"/>
-          <w:i/>
-          <w:iCs/>
-        </w:rPr>
-        <w:tab/>
-      </w:r>
-      <w:r>
-        <w:rPr>
-          <w:rFonts w:ascii="Times" w:hAnsi="Times"/>
-          <w:i/>
-          <w:iCs/>
-        </w:rPr>
-        <w:tab/>
-      </w:r>
-      <w:r>
-        <w:rPr>
-          <w:rFonts w:ascii="Times" w:hAnsi="Times"/>
-          <w:i/>
-          <w:iCs/>
-        </w:rPr>
-        <w:tab/>
-      </w:r>
-      <w:r>
-        <w:rPr>
-          <w:rFonts w:ascii="Times" w:hAnsi="Times"/>
-          <w:i/>
-          <w:iCs/>
-        </w:rPr>
-        <w:tab/>
-      </w:r>
-      <w:r>
-        <w:rPr>
-          <w:rFonts w:ascii="Times" w:hAnsi="Times"/>
-          <w:i/>
-          <w:iCs/>
-        </w:rPr>
-        <w:tab/>
-        <w:t xml:space="preserve"> </w:t>
-      </w:r>
-      <w:r>
-        <w:rPr>
-          <w:rFonts w:ascii="Times" w:hAnsi="Times"/>
-          <w:i/>
-          <w:iCs/>
-        </w:rPr>
-        <w:tab/>
-      </w:r>
-      <w:r>
-        <w:rPr>
-          <w:rFonts w:ascii="Times" w:hAnsi="Times"/>
-          <w:i/>
-          <w:iCs/>
-        </w:rPr>
-        <w:tab/>
-      </w:r>
-      <w:r>
-        <w:rPr>
-          <w:rFonts w:ascii="Times" w:hAnsi="Times"/>
-        </w:rPr>
-        <w:t>202</w:t>
-      </w:r>
-      <w:r>
-        <w:rPr>
-          <w:rFonts w:ascii="Times" w:hAnsi="Times"/>
-        </w:rPr>
-        <w:t>3</w:t>
-      </w:r>
-      <w:r>
-        <w:rPr>
-          <w:rFonts w:ascii="Times" w:hAnsi="Times"/>
-        </w:rPr>
-        <w:t>-</w:t>
-      </w:r>
-    </w:p>
-    <w:p>
-      <w:pPr>
-        <w:spacing w:line="360" w:lineRule="auto"/>
-        <w:rPr>
-          <w:rFonts w:ascii="Times" w:hAnsi="Times"/>
-          <w:b/>
-          <w:bCs/>
-        </w:rPr>
-      </w:pPr>
-    </w:p>
-    <w:p>
-      <w:pPr>
-        <w:spacing w:line="360" w:lineRule="auto"/>
-        <w:rPr>
-          <w:rFonts w:ascii="Times" w:hAnsi="Times"/>
-          <w:i/>
-          <w:iCs/>
-        </w:rPr>
-      </w:pPr>
-      <w:r>
-        <w:rPr>
-          <w:rFonts w:ascii="Times" w:hAnsi="Times" w:hint="eastAsia"/>
-          <w:b/>
-          <w:bCs/>
-          <w:lang w:eastAsia="zh-TW"/>
-        </w:rPr>
-        <w:t>COMMUNITY</w:t>
-      </w:r>
-      <w:r>
-        <w:rPr>
-          <w:rFonts w:ascii="Times" w:hAnsi="Times"/>
-          <w:b/>
-          <w:bCs/>
-        </w:rPr>
-        <w:t xml:space="preserve"> AFFILIATIONS</w:t>
-      </w:r>
-      <w:r>
-        <w:rPr>
-          <w:rFonts w:ascii="Times" w:hAnsi="Times"/>
-          <w:b/>
-          <w:bCs/>
-        </w:rPr>
-        <w:br/>
-      </w:r>
-      <w:r>
-        <w:rPr>
-          <w:rFonts w:ascii="Times" w:hAnsi="Times" w:hint="eastAsia"/>
-          <w:lang w:eastAsia="zh-TW"/>
-        </w:rPr>
-        <w:t xml:space="preserve">Founding </w:t>
-      </w:r>
-      <w:r>
-        <w:rPr>
-          <w:rFonts w:ascii="Times" w:hAnsi="Times"/>
-        </w:rPr>
-        <w:t>Director</w:t>
-      </w:r>
-      <w:r>
-        <w:rPr>
-          <w:rFonts w:ascii="Times" w:hAnsi="Times" w:hint="eastAsia"/>
-          <w:lang w:eastAsia="zh-TW"/>
-        </w:rPr>
-        <w:t xml:space="preserve"> and Chairperson</w:t>
-      </w:r>
-      <w:r>
-        <w:rPr>
-          <w:rFonts w:ascii="Times" w:hAnsi="Times"/>
-        </w:rPr>
-        <w:t>, Hong Kong Future Economy Institute</w:t>
-      </w:r>
-      <w:r>
-        <w:rPr>
-          <w:rFonts w:ascii="Times" w:hAnsi="Times"/>
-          <w:i/>
-          <w:iCs/>
-        </w:rPr>
-        <w:tab/>
-      </w:r>
-      <w:r>
-        <w:rPr>
-          <w:rFonts w:ascii="Times" w:hAnsi="Times"/>
-          <w:i/>
-          <w:iCs/>
-        </w:rPr>
-        <w:tab/>
-      </w:r>
-      <w:r>
-        <w:rPr>
-          <w:rFonts w:ascii="Times" w:hAnsi="Times"/>
-          <w:i/>
-          <w:iCs/>
-        </w:rPr>
-        <w:tab/>
-      </w:r>
-      <w:r>
-        <w:rPr>
-          <w:rFonts w:ascii="Times" w:hAnsi="Times"/>
-        </w:rPr>
-        <w:t>202</w:t>
-      </w:r>
-      <w:r>
-        <w:rPr>
-          <w:rFonts w:ascii="Times" w:hAnsi="Times"/>
-        </w:rPr>
-        <w:t>5</w:t>
-      </w:r>
-      <w:r>
-        <w:rPr>
-          <w:rFonts w:ascii="Times" w:hAnsi="Times"/>
-        </w:rPr>
-        <w:t>-</w:t>
-      </w:r>
-    </w:p>
-    <w:p>
-      <w:pPr>
-        <w:spacing w:line="360" w:lineRule="auto"/>
-        <w:rPr>
-          <w:rFonts w:ascii="Times" w:hAnsi="Times"/>
-          <w:lang w:eastAsia="zh-TW"/>
-        </w:rPr>
-      </w:pPr>
-      <w:r>
-        <w:rPr>
-          <w:rFonts w:ascii="Times" w:hAnsi="Times" w:hint="eastAsia"/>
-          <w:lang w:eastAsia="zh-TW"/>
-        </w:rPr>
-        <w:t>Member</w:t>
-      </w:r>
-      <w:r>
-        <w:rPr>
-          <w:rFonts w:ascii="Times" w:hAnsi="Times"/>
-        </w:rPr>
-        <w:t xml:space="preserve">, Hong Kong </w:t>
-      </w:r>
-      <w:r>
-        <w:rPr>
-          <w:rFonts w:ascii="Times" w:hAnsi="Times" w:hint="eastAsia"/>
-          <w:lang w:eastAsia="zh-TW"/>
-        </w:rPr>
-        <w:t xml:space="preserve">Housing Authority, </w:t>
-      </w:r>
-      <w:proofErr w:type="spellStart"/>
-      <w:r>
-        <w:rPr>
-          <w:rFonts w:ascii="Times" w:hAnsi="Times" w:hint="eastAsia"/>
-          <w:lang w:eastAsia="zh-TW"/>
-        </w:rPr>
-        <w:t>Subsidised</w:t>
-      </w:r>
-      <w:proofErr w:type="spellEnd"/>
-      <w:r>
-        <w:rPr>
-          <w:rFonts w:ascii="Times" w:hAnsi="Times" w:hint="eastAsia"/>
-          <w:lang w:eastAsia="zh-TW"/>
-        </w:rPr>
-        <w:t xml:space="preserve"> Housing Committee</w:t>
-      </w:r>
-      <w:r>
-        <w:rPr>
-          <w:rFonts w:ascii="Times" w:hAnsi="Times"/>
-          <w:i/>
-          <w:iCs/>
-        </w:rPr>
-        <w:tab/>
-      </w:r>
-      <w:r>
-        <w:rPr>
-          <w:rFonts w:ascii="Times" w:hAnsi="Times"/>
-          <w:i/>
-          <w:iCs/>
-          <w:lang w:eastAsia="zh-TW"/>
-        </w:rPr>
-        <w:tab/>
-      </w:r>
-      <w:r>
-        <w:rPr>
-          <w:rFonts w:ascii="Times" w:hAnsi="Times"/>
-          <w:i/>
-          <w:iCs/>
-        </w:rPr>
-        <w:tab/>
-      </w:r>
-      <w:r>
-        <w:rPr>
-          <w:rFonts w:ascii="Times" w:hAnsi="Times"/>
-        </w:rPr>
-        <w:t>202</w:t>
-      </w:r>
-      <w:r>
-        <w:rPr>
-          <w:rFonts w:ascii="Times" w:hAnsi="Times" w:hint="eastAsia"/>
-          <w:lang w:eastAsia="zh-TW"/>
-        </w:rPr>
-        <w:t>6</w:t>
-      </w:r>
-      <w:r>
-        <w:rPr>
-          <w:rFonts w:ascii="Times" w:hAnsi="Times"/>
-        </w:rPr>
-        <w:t>-</w:t>
-      </w:r>
-    </w:p>
-    <w:p>
-      <w:pPr>
-        <w:spacing w:line="360" w:lineRule="auto"/>
-        <w:rPr>
-          <w:rFonts w:ascii="Times" w:hAnsi="Times"/>
-        </w:rPr>
-      </w:pPr>
-      <w:r>
-        <w:rPr>
-          <w:rFonts w:ascii="Times" w:hAnsi="Times" w:hint="eastAsia"/>
-          <w:lang w:eastAsia="zh-TW"/>
-        </w:rPr>
-        <w:t xml:space="preserve">External </w:t>
-      </w:r>
-      <w:r>
-        <w:rPr>
-          <w:rFonts w:ascii="Times" w:hAnsi="Times"/>
-        </w:rPr>
-        <w:t>Consultant, Hong Kong Jockey Club</w:t>
-      </w:r>
-      <w:r>
-        <w:rPr>
-          <w:rFonts w:ascii="Times" w:hAnsi="Times"/>
-        </w:rPr>
-        <w:tab/>
-      </w:r>
-      <w:r>
-        <w:rPr>
-          <w:rFonts w:ascii="Times" w:hAnsi="Times"/>
-        </w:rPr>
-        <w:tab/>
-      </w:r>
-      <w:r>
-        <w:rPr>
-          <w:rFonts w:ascii="Times" w:hAnsi="Times"/>
-        </w:rPr>
-        <w:tab/>
-      </w:r>
-      <w:r>
-        <w:rPr>
-          <w:rFonts w:ascii="Times" w:hAnsi="Times"/>
-        </w:rPr>
-        <w:tab/>
-      </w:r>
-      <w:r>
-        <w:rPr>
-          <w:rFonts w:ascii="Times" w:hAnsi="Times"/>
-          <w:i/>
-          <w:iCs/>
-        </w:rPr>
-        <w:t xml:space="preserve"> </w:t>
-      </w:r>
-      <w:r>
-        <w:rPr>
-          <w:rFonts w:ascii="Times" w:hAnsi="Times"/>
-          <w:i/>
-          <w:iCs/>
-        </w:rPr>
-        <w:tab/>
-      </w:r>
-      <w:r>
-        <w:rPr>
-          <w:rFonts w:ascii="Times" w:hAnsi="Times"/>
-          <w:i/>
-          <w:iCs/>
-        </w:rPr>
-        <w:tab/>
-      </w:r>
-      <w:r>
-        <w:rPr>
-          <w:rFonts w:ascii="Times" w:hAnsi="Times"/>
-        </w:rPr>
-        <w:t>202</w:t>
-      </w:r>
-      <w:r>
-        <w:rPr>
-          <w:rFonts w:ascii="Times" w:hAnsi="Times"/>
-        </w:rPr>
-        <w:t>3</w:t>
-      </w:r>
-      <w:r>
-        <w:rPr>
-          <w:rFonts w:ascii="Times" w:hAnsi="Times"/>
-        </w:rPr>
-        <w:t>-</w:t>
-      </w:r>
-    </w:p>
-    <w:p>
-      <w:pPr>
-        <w:spacing w:line="360" w:lineRule="auto"/>
-        <w:rPr>
-          <w:rFonts w:ascii="Times" w:hAnsi="Times"/>
-          <w:b/>
-          <w:bCs/>
-          <w:lang w:eastAsia="zh-TW"/>
-        </w:rPr>
-      </w:pPr>
-    </w:p>
-    <w:p>
-      <w:pPr>
-        <w:spacing w:line="360" w:lineRule="auto"/>
-        <w:rPr>
-          <w:rFonts w:ascii="Times" w:hAnsi="Times"/>
-          <w:b/>
-          <w:bCs/>
-        </w:rPr>
-      </w:pPr>
-      <w:r>
-        <w:rPr>
-          <w:rFonts w:ascii="Times" w:hAnsi="Times"/>
-          <w:b/>
-          <w:bCs/>
-        </w:rPr>
-        <w:t>EDUCATION</w:t>
-      </w:r>
-    </w:p>
-    <w:p>
-      <w:pPr>
-        <w:spacing w:line="360" w:lineRule="auto"/>
-        <w:rPr>
-          <w:rFonts w:ascii="Times" w:hAnsi="Times"/>
-        </w:rPr>
-      </w:pPr>
-      <w:r>
-        <w:rPr>
-          <w:rFonts w:ascii="Times" w:hAnsi="Times"/>
-        </w:rPr>
-        <w:t xml:space="preserve">PhD, Economics, </w:t>
-      </w:r>
-      <w:r>
-        <w:rPr>
-          <w:rFonts w:ascii="Times" w:hAnsi="Times"/>
-          <w:i/>
-          <w:iCs/>
-        </w:rPr>
-        <w:t>MIT</w:t>
-      </w:r>
-      <w:r>
-        <w:rPr>
-          <w:rFonts w:ascii="Times" w:hAnsi="Times"/>
-        </w:rPr>
-        <w:t xml:space="preserve">, 2022. </w:t>
-      </w:r>
-    </w:p>
-    <w:p>
-      <w:pPr>
-        <w:spacing w:line="360" w:lineRule="auto"/>
-        <w:rPr>
-          <w:rFonts w:ascii="Times" w:hAnsi="Times"/>
-        </w:rPr>
-      </w:pPr>
-      <w:r>
-        <w:rPr>
-          <w:rFonts w:ascii="Times" w:hAnsi="Times"/>
-        </w:rPr>
-        <w:t xml:space="preserve">AB, Physics, </w:t>
-      </w:r>
-      <w:r>
-        <w:rPr>
-          <w:rFonts w:ascii="Times" w:hAnsi="Times"/>
-          <w:i/>
-          <w:iCs/>
-        </w:rPr>
-        <w:t>Harvard</w:t>
-      </w:r>
-      <w:r>
-        <w:rPr>
-          <w:rFonts w:ascii="Times" w:hAnsi="Times"/>
-        </w:rPr>
-        <w:t xml:space="preserve">, 2012. </w:t>
-      </w:r>
-      <w:r>
-        <w:rPr>
-          <w:rFonts w:ascii="Times" w:hAnsi="Times"/>
-        </w:rPr>
-        <w:t xml:space="preserve">Minor in Computer Science. </w:t>
-      </w:r>
-      <w:r>
-        <w:rPr>
-          <w:rFonts w:ascii="Times" w:hAnsi="Times"/>
-          <w:i/>
-          <w:iCs/>
-        </w:rPr>
-        <w:t xml:space="preserve">Magna cum laude </w:t>
-      </w:r>
-      <w:r>
-        <w:rPr>
-          <w:rFonts w:ascii="Times" w:hAnsi="Times" w:hint="eastAsia"/>
-          <w:i/>
-          <w:iCs/>
-          <w:lang w:eastAsia="zh-TW"/>
-        </w:rPr>
-        <w:t>w</w:t>
-      </w:r>
-      <w:r>
-        <w:rPr>
-          <w:rFonts w:ascii="Times" w:hAnsi="Times"/>
-          <w:i/>
-          <w:iCs/>
-          <w:lang w:eastAsia="zh-TW"/>
         </w:rPr>
         <w:t>ith highest distinction</w:t>
       </w:r>
@@ -1591,15 +1244,13 @@
       </w:r>
       <w:r>
         <w:rPr>
-          <w:rFonts w:ascii="Times" w:hAnsi="Times" w:hint="eastAsia"/>
-          <w:lang w:eastAsia="zh-TW"/>
+          <w:rFonts w:ascii="Times" w:hAnsi="Times"/>
         </w:rPr>
         <w:t xml:space="preserve"> Hong Kong</w:t>
       </w:r>
       <w:r>
         <w:rPr>
           <w:rFonts w:ascii="Times" w:hAnsi="Times"/>
-          <w:lang w:eastAsia="zh-TW"/>
         </w:rPr>
         <w:t xml:space="preserve"> Experiment</w:t>
       </w:r>
@@ -1620,7 +1271,6 @@
           <w:rFonts w:ascii="Times" w:hAnsi="Times"/>
           <w:i/>
           <w:iCs/>
-          <w:lang w:eastAsia="zh-TW"/>
         </w:rPr>
         <w:t>Regional Science and Urban Economics, September 2026</w:t>
       </w:r>
@@ -1647,14 +1297,12 @@
       <w:r>
         <w:rPr>
           <w:rFonts w:ascii="Times" w:hAnsi="Times"/>
-          <w:lang w:eastAsia="zh-TW"/>
         </w:rPr>
         <w:t>Managerial Coordination</w:t>
       </w:r>
       <w:r>
         <w:rPr>
-          <w:rFonts w:ascii="Times" w:hAnsi="Times" w:hint="eastAsia"/>
-          <w:lang w:eastAsia="zh-TW"/>
+          <w:rFonts w:ascii="Times" w:hAnsi="Times"/>
         </w:rPr>
         <w:t xml:space="preserve"> in</w:t>
       </w:r>
@@ -1666,8 +1314,7 @@
       </w:r>
       <w:r>
         <w:rPr>
-          <w:rFonts w:ascii="Times" w:hAnsi="Times" w:hint="eastAsia"/>
-          <w:lang w:eastAsia="zh-TW"/>
+          <w:rFonts w:ascii="Times" w:hAnsi="Times"/>
         </w:rPr>
         <w:t xml:space="preserve"/>
       </w:r>
@@ -1705,10 +1352,9 @@
       </w:r>
       <w:r>
         <w:rPr>
-          <w:rFonts w:ascii="Times" w:hAnsi="Times" w:hint="eastAsia"/>
+          <w:rFonts w:ascii="Times" w:hAnsi="Times"/>
           <w:i/>
           <w:iCs/>
-          <w:lang w:eastAsia="zh-TW"/>
         </w:rPr>
         <w:t xml:space="preserve"/>
       </w:r>
@@ -1717,16 +1363,14 @@
           <w:rFonts w:ascii="Times" w:hAnsi="Times"/>
           <w:i/>
           <w:iCs/>
-          <w:lang w:eastAsia="zh-TW"/>
         </w:rPr>
         <w:t xml:space="preserve">Economic </w:t>
       </w:r>
       <w:r>
         <w:rPr>
-          <w:rFonts w:ascii="Times" w:hAnsi="Times" w:hint="eastAsia"/>
+          <w:rFonts w:ascii="Times" w:hAnsi="Times"/>
           <w:i/>
           <w:iCs/>
-          <w:lang w:eastAsia="zh-TW"/>
         </w:rPr>
         <w:t xml:space="preserve">Journal, July 2026</w:t>
       </w:r>
@@ -1798,17 +1442,15 @@
       </w:r>
       <w:r>
         <w:rPr>
-          <w:rFonts w:ascii="Times" w:hAnsi="Times" w:hint="eastAsia"/>
-          <w:lang w:eastAsia="zh-TW"/>
+          <w:rFonts w:ascii="Times" w:hAnsi="Times"/>
         </w:rPr>
         <w:t xml:space="preserve"> </w:t>
       </w:r>
       <w:r>
         <w:rPr>
-          <w:rFonts w:ascii="Times" w:hAnsi="Times" w:hint="eastAsia"/>
+          <w:rFonts w:ascii="Times" w:hAnsi="Times"/>
           <w:i/>
           <w:iCs/>
-          <w:lang w:eastAsia="zh-TW"/>
         </w:rPr>
         <w:t>Journal of Development Economics, June 2026</w:t>
       </w:r>
@@ -2029,17 +1671,15 @@
       </w:r>
       <w:r>
         <w:rPr>
-          <w:rFonts w:ascii="Times" w:hAnsi="Times" w:hint="eastAsia"/>
-          <w:lang w:eastAsia="zh-TW"/>
+          <w:rFonts w:ascii="Times" w:hAnsi="Times"/>
         </w:rPr>
         <w:t xml:space="preserve"> </w:t>
       </w:r>
       <w:r>
         <w:rPr>
-          <w:rFonts w:ascii="Times" w:hAnsi="Times" w:hint="eastAsia"/>
+          <w:rFonts w:ascii="Times" w:hAnsi="Times"/>
           <w:i/>
           <w:iCs/>
-          <w:lang w:eastAsia="zh-TW"/>
         </w:rPr>
         <w:t xml:space="preserve">Revise and Resubmit, </w:t>
       </w:r>
@@ -2048,16 +1688,14 @@
           <w:rFonts w:ascii="Times" w:hAnsi="Times"/>
           <w:i/>
           <w:iCs/>
-          <w:lang w:eastAsia="zh-TW"/>
         </w:rPr>
         <w:t xml:space="preserve">Economic </w:t>
       </w:r>
       <w:r>
         <w:rPr>
-          <w:rFonts w:ascii="Times" w:hAnsi="Times" w:hint="eastAsia"/>
+          <w:rFonts w:ascii="Times" w:hAnsi="Times"/>
           <w:i/>
           <w:iCs/>
-          <w:lang w:eastAsia="zh-TW"/>
         </w:rPr>
         <w:t>Journal</w:t>
       </w:r>
@@ -2324,8 +1962,7 @@
       </w:r>
       <w:r>
         <w:rPr>
-          <w:rFonts w:ascii="Times" w:hAnsi="Times" w:hint="eastAsia"/>
-          <w:lang w:eastAsia="zh-TW"/>
+          <w:rFonts w:ascii="Times" w:hAnsi="Times"/>
         </w:rPr>
         <w:t>5</w:t>
       </w:r>
@@ -2337,8 +1974,7 @@
       </w:r>
       <w:r>
         <w:rPr>
-          <w:rFonts w:ascii="Times" w:hAnsi="Times" w:hint="eastAsia"/>
-          <w:lang w:eastAsia="zh-TW"/>
+          <w:rFonts w:ascii="Times" w:hAnsi="Times"/>
         </w:rPr>
         <w:t>Jimmy Ho and Yulin Hong</w:t>
       </w:r>
@@ -2739,20 +2375,18 @@
       </w:r>
       <w:r>
         <w:rPr>
-          <w:rFonts w:ascii="Times" w:hAnsi="Times" w:hint="eastAsia"/>
+          <w:rFonts w:ascii="Times" w:hAnsi="Times"/>
           <w:b/>
           <w:bCs/>
-          <w:lang w:eastAsia="zh-TW"/>
         </w:rPr>
         <w:t>(</w:t>
       </w:r>
       <w:proofErr w:type="gramEnd"/>
       <w:r>
         <w:rPr>
-          <w:rFonts w:ascii="Times" w:hAnsi="Times" w:hint="eastAsia"/>
+          <w:rFonts w:ascii="Times" w:hAnsi="Times"/>
           <w:b/>
           <w:bCs/>
-          <w:lang w:eastAsia="zh-TW"/>
         </w:rPr>
         <w:t>CHINESE)</w:t>
       </w:r>
@@ -2764,7 +2398,7 @@
           <w:ilvl w:val="0"/>
           <w:numId w:val="1"/>
         </w:numPr>
-        <w:spacing w:line="360" w:lineRule="auto"/>
+        <w:spacing w:after="120" w:line="360" w:lineRule="auto"/>
         <w:rPr>
           <w:rFonts w:ascii="Times" w:hAnsi="Times"/>
           <w:lang w:eastAsia="zh-TW"/>
@@ -2785,7 +2419,7 @@
           <w:ilvl w:val="0"/>
           <w:numId w:val="1"/>
         </w:numPr>
-        <w:spacing w:line="360" w:lineRule="auto"/>
+        <w:spacing w:after="120" w:line="360" w:lineRule="auto"/>
         <w:rPr>
           <w:rFonts w:ascii="Times" w:hAnsi="Times"/>
           <w:lang w:eastAsia="zh-TW"/>
@@ -2806,7 +2440,7 @@
           <w:ilvl w:val="0"/>
           <w:numId w:val="1"/>
         </w:numPr>
-        <w:spacing w:line="360" w:lineRule="auto"/>
+        <w:spacing w:after="120" w:line="360" w:lineRule="auto"/>
         <w:rPr>
           <w:rFonts w:ascii="Times" w:hAnsi="Times"/>
           <w:lang w:eastAsia="zh-TW"/>
@@ -2827,7 +2461,7 @@
           <w:ilvl w:val="0"/>
           <w:numId w:val="1"/>
         </w:numPr>
-        <w:spacing w:line="360" w:lineRule="auto"/>
+        <w:spacing w:after="120" w:line="360" w:lineRule="auto"/>
         <w:rPr>
           <w:rFonts w:ascii="Times" w:hAnsi="Times"/>
           <w:lang w:eastAsia="zh-TW"/>
@@ -2848,7 +2482,7 @@
           <w:ilvl w:val="0"/>
           <w:numId w:val="1"/>
         </w:numPr>
-        <w:spacing w:line="360" w:lineRule="auto"/>
+        <w:spacing w:after="120" w:line="360" w:lineRule="auto"/>
         <w:rPr>
           <w:rFonts w:ascii="Times" w:hAnsi="Times"/>
           <w:lang w:eastAsia="zh-TW"/>
@@ -2869,7 +2503,7 @@
           <w:ilvl w:val="0"/>
           <w:numId w:val="1"/>
         </w:numPr>
-        <w:spacing w:line="360" w:lineRule="auto"/>
+        <w:spacing w:after="120" w:line="360" w:lineRule="auto"/>
         <w:rPr>
           <w:rFonts w:ascii="Times" w:hAnsi="Times"/>
           <w:lang w:eastAsia="zh-TW"/>
@@ -2890,7 +2524,7 @@
           <w:ilvl w:val="0"/>
           <w:numId w:val="1"/>
         </w:numPr>
-        <w:spacing w:line="360" w:lineRule="auto"/>
+        <w:spacing w:after="120" w:line="360" w:lineRule="auto"/>
         <w:rPr>
           <w:rFonts w:ascii="Times" w:hAnsi="Times"/>
           <w:lang w:eastAsia="zh-TW"/>
@@ -2911,7 +2545,7 @@
           <w:ilvl w:val="0"/>
           <w:numId w:val="1"/>
         </w:numPr>
-        <w:spacing w:line="360" w:lineRule="auto"/>
+        <w:spacing w:after="120" w:line="360" w:lineRule="auto"/>
         <w:rPr>
           <w:rFonts w:ascii="Times" w:hAnsi="Times"/>
           <w:lang w:eastAsia="zh-TW"/>
@@ -2932,7 +2566,7 @@
           <w:ilvl w:val="0"/>
           <w:numId w:val="1"/>
         </w:numPr>
-        <w:spacing w:line="360" w:lineRule="auto"/>
+        <w:spacing w:after="120" w:line="360" w:lineRule="auto"/>
         <w:rPr>
           <w:rFonts w:ascii="Times" w:hAnsi="Times"/>
           <w:lang w:eastAsia="zh-TW"/>
@@ -2953,7 +2587,7 @@
           <w:ilvl w:val="0"/>
           <w:numId w:val="1"/>
         </w:numPr>
-        <w:spacing w:line="360" w:lineRule="auto"/>
+        <w:spacing w:after="120" w:line="360" w:lineRule="auto"/>
         <w:rPr>
           <w:rFonts w:ascii="Times" w:hAnsi="Times"/>
           <w:lang w:eastAsia="zh-TW"/>
@@ -2974,7 +2608,7 @@
           <w:ilvl w:val="0"/>
           <w:numId w:val="1"/>
         </w:numPr>
-        <w:spacing w:line="360" w:lineRule="auto"/>
+        <w:spacing w:after="120" w:line="360" w:lineRule="auto"/>
         <w:rPr>
           <w:rFonts w:ascii="Times" w:hAnsi="Times"/>
           <w:lang w:eastAsia="zh-TW"/>
@@ -2995,7 +2629,7 @@
           <w:ilvl w:val="0"/>
           <w:numId w:val="1"/>
         </w:numPr>
-        <w:spacing w:line="360" w:lineRule="auto"/>
+        <w:spacing w:after="120" w:line="360" w:lineRule="auto"/>
         <w:rPr>
           <w:rFonts w:ascii="Times" w:hAnsi="Times"/>
           <w:lang w:eastAsia="zh-TW"/>
@@ -3016,7 +2650,7 @@
           <w:ilvl w:val="0"/>
           <w:numId w:val="1"/>
         </w:numPr>
-        <w:spacing w:line="360" w:lineRule="auto"/>
+        <w:spacing w:after="120" w:line="360" w:lineRule="auto"/>
         <w:rPr>
           <w:rFonts w:ascii="Times" w:hAnsi="Times"/>
           <w:lang w:eastAsia="zh-TW"/>
@@ -3037,7 +2671,7 @@
           <w:ilvl w:val="0"/>
           <w:numId w:val="1"/>
         </w:numPr>
-        <w:spacing w:line="360" w:lineRule="auto"/>
+        <w:spacing w:after="120" w:line="360" w:lineRule="auto"/>
         <w:rPr>
           <w:rFonts w:ascii="Times" w:hAnsi="Times"/>
           <w:lang w:eastAsia="zh-TW"/>
@@ -3058,7 +2692,7 @@
           <w:ilvl w:val="0"/>
           <w:numId w:val="1"/>
         </w:numPr>
-        <w:spacing w:line="360" w:lineRule="auto"/>
+        <w:spacing w:after="120" w:line="360" w:lineRule="auto"/>
         <w:rPr>
           <w:rFonts w:ascii="Times" w:hAnsi="Times"/>
           <w:lang w:eastAsia="zh-TW"/>
@@ -3074,7 +2708,6 @@
       <w:r>
         <w:rPr>
           <w:rFonts w:ascii="Times" w:hAnsi="Times"/>
-          <w:lang w:eastAsia="zh-TW"/>
         </w:rPr>
         <w:t xml:space="preserve"> (</w:t>
       </w:r>
@@ -3090,7 +2723,6 @@
       <w:r>
         <w:rPr>
           <w:rFonts w:ascii="Times" w:hAnsi="Times"/>
-          <w:lang w:eastAsia="zh-TW"/>
         </w:rPr>
         <w:t xml:space="preserve">, 2026-5-6, </w:t>
       </w:r>
@@ -3104,7 +2736,6 @@
       <w:r>
         <w:rPr>
           <w:rFonts w:ascii="Times" w:hAnsi="Times"/>
-          <w:lang w:eastAsia="zh-TW"/>
         </w:rPr>
         <w:t>)</w:t>
       </w:r>
@@ -3116,7 +2747,7 @@
           <w:ilvl w:val="0"/>
           <w:numId w:val="1"/>
         </w:numPr>
-        <w:spacing w:line="360" w:lineRule="auto"/>
+        <w:spacing w:after="120" w:line="360" w:lineRule="auto"/>
         <w:rPr>
           <w:rFonts w:ascii="Times" w:hAnsi="Times" w:hint="eastAsia"/>
           <w:lang w:eastAsia="zh-TW"/>
@@ -3132,7 +2763,6 @@
       <w:r>
         <w:rPr>
           <w:rFonts w:ascii="Times" w:hAnsi="Times"/>
-          <w:lang w:eastAsia="zh-TW"/>
         </w:rPr>
         <w:t>——</w:t>
       </w:r>
@@ -3146,7 +2776,6 @@
       <w:r>
         <w:rPr>
           <w:rFonts w:ascii="Times" w:hAnsi="Times"/>
-          <w:lang w:eastAsia="zh-TW"/>
         </w:rPr>
         <w:t xml:space="preserve"> (</w:t>
       </w:r>
@@ -3160,7 +2789,6 @@
       <w:r>
         <w:rPr>
           <w:rFonts w:ascii="Times" w:hAnsi="Times"/>
-          <w:lang w:eastAsia="zh-TW"/>
         </w:rPr>
         <w:t xml:space="preserve">, 2026-1-29, </w:t>
       </w:r>
@@ -3174,7 +2802,6 @@
       <w:r>
         <w:rPr>
           <w:rFonts w:ascii="Times" w:hAnsi="Times"/>
-          <w:lang w:eastAsia="zh-TW"/>
         </w:rPr>
         <w:t>)</w:t>
       </w:r>
@@ -3186,7 +2813,7 @@
           <w:ilvl w:val="0"/>
           <w:numId w:val="1"/>
         </w:numPr>
-        <w:spacing w:line="360" w:lineRule="auto"/>
+        <w:spacing w:after="120" w:line="360" w:lineRule="auto"/>
         <w:rPr>
           <w:rFonts w:ascii="Times" w:hAnsi="Times" w:hint="eastAsia"/>
           <w:lang w:eastAsia="zh-TW"/>
@@ -3202,7 +2829,6 @@
       <w:r>
         <w:rPr>
           <w:rFonts w:ascii="Times" w:hAnsi="Times"/>
-          <w:lang w:eastAsia="zh-TW"/>
         </w:rPr>
         <w:t>1985-2023</w:t>
       </w:r>
@@ -3216,7 +2842,6 @@
       <w:r>
         <w:rPr>
           <w:rFonts w:ascii="Times" w:hAnsi="Times"/>
-          <w:lang w:eastAsia="zh-TW"/>
         </w:rPr>
         <w:t xml:space="preserve"> (</w:t>
       </w:r>
@@ -3230,7 +2855,6 @@
       <w:r>
         <w:rPr>
           <w:rFonts w:ascii="Times" w:hAnsi="Times"/>
-          <w:lang w:eastAsia="zh-TW"/>
         </w:rPr>
         <w:t xml:space="preserve">, 2026-1-14, </w:t>
       </w:r>
@@ -3244,7 +2868,6 @@
       <w:r>
         <w:rPr>
           <w:rFonts w:ascii="Times" w:hAnsi="Times"/>
-          <w:lang w:eastAsia="zh-TW"/>
         </w:rPr>
         <w:t>)</w:t>
       </w:r>
@@ -3256,7 +2879,7 @@
           <w:ilvl w:val="0"/>
           <w:numId w:val="1"/>
         </w:numPr>
-        <w:spacing w:line="360" w:lineRule="auto"/>
+        <w:spacing w:after="120" w:line="360" w:lineRule="auto"/>
         <w:rPr>
           <w:rFonts w:ascii="Times" w:hAnsi="Times"/>
           <w:lang w:eastAsia="zh-TW"/>
@@ -3271,8 +2894,7 @@
       </w:r>
       <w:r>
         <w:rPr>
-          <w:rFonts w:ascii="Times" w:hAnsi="Times" w:hint="eastAsia"/>
-          <w:lang w:eastAsia="zh-TW"/>
+          <w:rFonts w:ascii="Times" w:hAnsi="Times"/>
         </w:rPr>
         <w:t xml:space="preserve"> </w:t>
       </w:r>
@@ -3285,8 +2907,7 @@
       </w:r>
       <w:r>
         <w:rPr>
-          <w:rFonts w:ascii="Times" w:hAnsi="Times" w:hint="eastAsia"/>
-          <w:lang w:eastAsia="zh-TW"/>
+          <w:rFonts w:ascii="Times" w:hAnsi="Times"/>
         </w:rPr>
         <w:t xml:space="preserve"> (</w:t>
       </w:r>
@@ -3299,8 +2920,7 @@
       </w:r>
       <w:r>
         <w:rPr>
-          <w:rFonts w:ascii="Times" w:hAnsi="Times" w:hint="eastAsia"/>
-          <w:lang w:eastAsia="zh-TW"/>
+          <w:rFonts w:ascii="Times" w:hAnsi="Times"/>
         </w:rPr>
         <w:t xml:space="preserve">, 2025-10-2, </w:t>
       </w:r>
@@ -3313,8 +2933,7 @@
       </w:r>
       <w:r>
         <w:rPr>
-          <w:rFonts w:ascii="Times" w:hAnsi="Times" w:hint="eastAsia"/>
-          <w:lang w:eastAsia="zh-TW"/>
+          <w:rFonts w:ascii="Times" w:hAnsi="Times"/>
         </w:rPr>
         <w:t>)</w:t>
       </w:r>
@@ -3326,7 +2945,7 @@
           <w:ilvl w:val="0"/>
           <w:numId w:val="1"/>
         </w:numPr>
-        <w:spacing w:line="360" w:lineRule="auto"/>
+        <w:spacing w:after="120" w:line="360" w:lineRule="auto"/>
         <w:rPr>
           <w:rFonts w:ascii="Times" w:hAnsi="Times"/>
           <w:lang w:eastAsia="zh-TW"/>
@@ -3341,8 +2960,7 @@
       </w:r>
       <w:r>
         <w:rPr>
-          <w:rFonts w:ascii="Times" w:hAnsi="Times" w:hint="eastAsia"/>
-          <w:lang w:eastAsia="zh-TW"/>
+          <w:rFonts w:ascii="Times" w:hAnsi="Times"/>
         </w:rPr>
         <w:t xml:space="preserve"> </w:t>
       </w:r>
@@ -3355,8 +2973,7 @@
       </w:r>
       <w:r>
         <w:rPr>
-          <w:rFonts w:ascii="Times" w:hAnsi="Times" w:hint="eastAsia"/>
-          <w:lang w:eastAsia="zh-TW"/>
+          <w:rFonts w:ascii="Times" w:hAnsi="Times"/>
         </w:rPr>
         <w:t xml:space="preserve"> (</w:t>
       </w:r>
@@ -3369,8 +2986,7 @@
       </w:r>
       <w:r>
         <w:rPr>
-          <w:rFonts w:ascii="Times" w:hAnsi="Times" w:hint="eastAsia"/>
-          <w:lang w:eastAsia="zh-TW"/>
+          <w:rFonts w:ascii="Times" w:hAnsi="Times"/>
         </w:rPr>
         <w:t xml:space="preserve">, 2025-9-18, </w:t>
       </w:r>
@@ -3383,8 +2999,7 @@
       </w:r>
       <w:r>
         <w:rPr>
-          <w:rFonts w:ascii="Times" w:hAnsi="Times" w:hint="eastAsia"/>
-          <w:lang w:eastAsia="zh-TW"/>
+          <w:rFonts w:ascii="Times" w:hAnsi="Times"/>
         </w:rPr>
         <w:t xml:space="preserve">) </w:t>
       </w:r>
@@ -3396,7 +3011,7 @@
           <w:ilvl w:val="0"/>
           <w:numId w:val="1"/>
         </w:numPr>
-        <w:spacing w:line="360" w:lineRule="auto"/>
+        <w:spacing w:after="120" w:line="360" w:lineRule="auto"/>
         <w:rPr>
           <w:rFonts w:ascii="Times" w:hAnsi="Times"/>
           <w:lang w:eastAsia="zh-TW"/>
@@ -3411,8 +3026,7 @@
       </w:r>
       <w:r>
         <w:rPr>
-          <w:rFonts w:ascii="Times" w:hAnsi="Times" w:hint="eastAsia"/>
-          <w:lang w:eastAsia="zh-TW"/>
+          <w:rFonts w:ascii="Times" w:hAnsi="Times"/>
         </w:rPr>
         <w:t xml:space="preserve"> (</w:t>
       </w:r>
@@ -3425,8 +3039,7 @@
       </w:r>
       <w:r>
         <w:rPr>
-          <w:rFonts w:ascii="Times" w:hAnsi="Times" w:hint="eastAsia"/>
-          <w:lang w:eastAsia="zh-TW"/>
+          <w:rFonts w:ascii="Times" w:hAnsi="Times"/>
         </w:rPr>
         <w:t xml:space="preserve">, 2025-9-11, </w:t>
       </w:r>
@@ -3439,8 +3052,7 @@
       </w:r>
       <w:r>
         <w:rPr>
-          <w:rFonts w:ascii="Times" w:hAnsi="Times" w:hint="eastAsia"/>
-          <w:lang w:eastAsia="zh-TW"/>
+          <w:rFonts w:ascii="Times" w:hAnsi="Times"/>
         </w:rPr>
         <w:t>)</w:t>
       </w:r>
@@ -3452,7 +3064,7 @@
           <w:ilvl w:val="0"/>
           <w:numId w:val="1"/>
         </w:numPr>
-        <w:spacing w:line="360" w:lineRule="auto"/>
+        <w:spacing w:after="120" w:line="360" w:lineRule="auto"/>
         <w:rPr>
           <w:rFonts w:ascii="Times" w:hAnsi="Times"/>
           <w:lang w:eastAsia="zh-TW"/>
@@ -3468,7 +3080,6 @@
       <w:r>
         <w:rPr>
           <w:rFonts w:ascii="Times" w:hAnsi="Times"/>
-          <w:lang w:eastAsia="zh-TW"/>
         </w:rPr>
         <w:t xml:space="preserve"> </w:t>
       </w:r>
@@ -3482,14 +3093,12 @@
       <w:r>
         <w:rPr>
           <w:rFonts w:ascii="Times" w:hAnsi="Times"/>
-          <w:lang w:eastAsia="zh-TW"/>
         </w:rPr>
         <w:t xml:space="preserve"> </w:t>
       </w:r>
       <w:r>
         <w:rPr>
           <w:rFonts w:ascii="Times" w:hAnsi="Times"/>
-          <w:lang w:eastAsia="zh-TW"/>
         </w:rPr>
         <w:t>(</w:t>
       </w:r>
@@ -3503,7 +3112,6 @@
       <w:r>
         <w:rPr>
           <w:rFonts w:ascii="Times" w:hAnsi="Times"/>
-          <w:lang w:eastAsia="zh-TW"/>
         </w:rPr>
         <w:t xml:space="preserve">, 2025-8-21, </w:t>
       </w:r>
@@ -3517,7 +3125,6 @@
       <w:r>
         <w:rPr>
           <w:rFonts w:ascii="Times" w:hAnsi="Times"/>
-          <w:lang w:eastAsia="zh-TW"/>
         </w:rPr>
         <w:t>)</w:t>
       </w:r>
@@ -3529,7 +3136,7 @@
           <w:ilvl w:val="0"/>
           <w:numId w:val="1"/>
         </w:numPr>
-        <w:spacing w:line="360" w:lineRule="auto"/>
+        <w:spacing w:after="120" w:line="360" w:lineRule="auto"/>
         <w:rPr>
           <w:rFonts w:ascii="Times" w:hAnsi="Times"/>
           <w:lang w:eastAsia="zh-TW"/>
@@ -3544,8 +3151,7 @@
       </w:r>
       <w:r>
         <w:rPr>
-          <w:rFonts w:ascii="Times" w:hAnsi="Times" w:hint="eastAsia"/>
-          <w:lang w:eastAsia="zh-TW"/>
+          <w:rFonts w:ascii="Times" w:hAnsi="Times"/>
         </w:rPr>
         <w:t xml:space="preserve"> (</w:t>
       </w:r>
@@ -3558,8 +3164,7 @@
       </w:r>
       <w:r>
         <w:rPr>
-          <w:rFonts w:ascii="Times" w:hAnsi="Times" w:hint="eastAsia"/>
-          <w:lang w:eastAsia="zh-TW"/>
+          <w:rFonts w:ascii="Times" w:hAnsi="Times"/>
         </w:rPr>
         <w:t xml:space="preserve">, 2025-7-31, </w:t>
       </w:r>
@@ -3572,8 +3177,7 @@
       </w:r>
       <w:r>
         <w:rPr>
-          <w:rFonts w:ascii="Times" w:hAnsi="Times" w:hint="eastAsia"/>
-          <w:lang w:eastAsia="zh-TW"/>
+          <w:rFonts w:ascii="Times" w:hAnsi="Times"/>
         </w:rPr>
         <w:t>)</w:t>
       </w:r>
@@ -3585,7 +3189,7 @@
           <w:ilvl w:val="0"/>
           <w:numId w:val="1"/>
         </w:numPr>
-        <w:spacing w:line="360" w:lineRule="auto"/>
+        <w:spacing w:after="120" w:line="360" w:lineRule="auto"/>
         <w:rPr>
           <w:rFonts w:ascii="Times" w:hAnsi="Times"/>
           <w:lang w:eastAsia="zh-TW"/>
@@ -3600,8 +3204,7 @@
       </w:r>
       <w:r>
         <w:rPr>
-          <w:rFonts w:ascii="Times" w:hAnsi="Times" w:hint="eastAsia"/>
-          <w:lang w:eastAsia="zh-TW"/>
+          <w:rFonts w:ascii="Times" w:hAnsi="Times"/>
         </w:rPr>
         <w:t xml:space="preserve"> </w:t>
       </w:r>
@@ -3614,8 +3217,7 @@
       </w:r>
       <w:r>
         <w:rPr>
-          <w:rFonts w:ascii="Times" w:hAnsi="Times" w:hint="eastAsia"/>
-          <w:lang w:eastAsia="zh-TW"/>
+          <w:rFonts w:ascii="Times" w:hAnsi="Times"/>
         </w:rPr>
         <w:t xml:space="preserve"> (</w:t>
       </w:r>
@@ -3628,8 +3230,7 @@
       </w:r>
       <w:r>
         <w:rPr>
-          <w:rFonts w:ascii="Times" w:hAnsi="Times" w:hint="eastAsia"/>
-          <w:lang w:eastAsia="zh-TW"/>
+          <w:rFonts w:ascii="Times" w:hAnsi="Times"/>
         </w:rPr>
         <w:t xml:space="preserve">, 2025-7-3, </w:t>
       </w:r>
@@ -3642,8 +3243,7 @@
       </w:r>
       <w:r>
         <w:rPr>
-          <w:rFonts w:ascii="Times" w:hAnsi="Times" w:hint="eastAsia"/>
-          <w:lang w:eastAsia="zh-TW"/>
+          <w:rFonts w:ascii="Times" w:hAnsi="Times"/>
         </w:rPr>
         <w:t xml:space="preserve">) </w:t>
       </w:r>
@@ -3655,7 +3255,7 @@
           <w:ilvl w:val="0"/>
           <w:numId w:val="1"/>
         </w:numPr>
-        <w:spacing w:line="360" w:lineRule="auto"/>
+        <w:spacing w:after="120" w:line="360" w:lineRule="auto"/>
         <w:rPr>
           <w:rFonts w:ascii="Times" w:hAnsi="Times"/>
           <w:lang w:eastAsia="zh-TW"/>
@@ -3670,8 +3270,7 @@
       </w:r>
       <w:r>
         <w:rPr>
-          <w:rFonts w:ascii="Times" w:hAnsi="Times" w:hint="eastAsia"/>
-          <w:lang w:eastAsia="zh-TW"/>
+          <w:rFonts w:ascii="Times" w:hAnsi="Times"/>
         </w:rPr>
         <w:t xml:space="preserve"> </w:t>
       </w:r>
@@ -3684,8 +3283,7 @@
       </w:r>
       <w:r>
         <w:rPr>
-          <w:rFonts w:ascii="Times" w:hAnsi="Times" w:hint="eastAsia"/>
-          <w:lang w:eastAsia="zh-TW"/>
+          <w:rFonts w:ascii="Times" w:hAnsi="Times"/>
         </w:rPr>
         <w:t xml:space="preserve"> (</w:t>
       </w:r>
@@ -3698,8 +3296,7 @@
       </w:r>
       <w:r>
         <w:rPr>
-          <w:rFonts w:ascii="Times" w:hAnsi="Times" w:hint="eastAsia"/>
-          <w:lang w:eastAsia="zh-TW"/>
+          <w:rFonts w:ascii="Times" w:hAnsi="Times"/>
         </w:rPr>
         <w:t xml:space="preserve">, 2025-6-27, </w:t>
       </w:r>
@@ -3712,8 +3309,7 @@
       </w:r>
       <w:r>
         <w:rPr>
-          <w:rFonts w:ascii="Times" w:hAnsi="Times" w:hint="eastAsia"/>
-          <w:lang w:eastAsia="zh-TW"/>
+          <w:rFonts w:ascii="Times" w:hAnsi="Times"/>
         </w:rPr>
         <w:t>)</w:t>
       </w:r>
@@ -3725,7 +3321,7 @@
           <w:ilvl w:val="0"/>
           <w:numId w:val="1"/>
         </w:numPr>
-        <w:spacing w:line="360" w:lineRule="auto"/>
+        <w:spacing w:after="120" w:line="360" w:lineRule="auto"/>
         <w:rPr>
           <w:rFonts w:ascii="Times" w:hAnsi="Times"/>
           <w:lang w:eastAsia="zh-TW"/>
@@ -3740,8 +3336,7 @@
       </w:r>
       <w:r>
         <w:rPr>
-          <w:rFonts w:ascii="Times" w:hAnsi="Times" w:hint="eastAsia"/>
-          <w:lang w:eastAsia="zh-TW"/>
+          <w:rFonts w:ascii="Times" w:hAnsi="Times"/>
         </w:rPr>
         <w:t xml:space="preserve"> </w:t>
       </w:r>
@@ -3754,8 +3349,7 @@
       </w:r>
       <w:r>
         <w:rPr>
-          <w:rFonts w:ascii="Times" w:hAnsi="Times" w:hint="eastAsia"/>
-          <w:lang w:eastAsia="zh-TW"/>
+          <w:rFonts w:ascii="Times" w:hAnsi="Times"/>
         </w:rPr>
         <w:t xml:space="preserve"> (</w:t>
       </w:r>
@@ -3768,8 +3362,7 @@
       </w:r>
       <w:r>
         <w:rPr>
-          <w:rFonts w:ascii="Times" w:hAnsi="Times" w:hint="eastAsia"/>
-          <w:lang w:eastAsia="zh-TW"/>
+          <w:rFonts w:ascii="Times" w:hAnsi="Times"/>
         </w:rPr>
         <w:t xml:space="preserve">, 2025-6-5, </w:t>
       </w:r>
@@ -3782,8 +3375,7 @@
       </w:r>
       <w:r>
         <w:rPr>
-          <w:rFonts w:ascii="Times" w:hAnsi="Times" w:hint="eastAsia"/>
-          <w:lang w:eastAsia="zh-TW"/>
+          <w:rFonts w:ascii="Times" w:hAnsi="Times"/>
         </w:rPr>
         <w:t xml:space="preserve">) </w:t>
       </w:r>
@@ -3795,7 +3387,7 @@
           <w:ilvl w:val="0"/>
           <w:numId w:val="1"/>
         </w:numPr>
-        <w:spacing w:line="360" w:lineRule="auto"/>
+        <w:spacing w:after="120" w:line="360" w:lineRule="auto"/>
         <w:rPr>
           <w:rFonts w:ascii="Times" w:hAnsi="Times"/>
           <w:lang w:eastAsia="zh-TW"/>
@@ -3810,8 +3402,7 @@
       </w:r>
       <w:r>
         <w:rPr>
-          <w:rFonts w:ascii="Times" w:hAnsi="Times" w:hint="eastAsia"/>
-          <w:lang w:eastAsia="zh-TW"/>
+          <w:rFonts w:ascii="Times" w:hAnsi="Times"/>
         </w:rPr>
         <w:t xml:space="preserve"> </w:t>
       </w:r>
@@ -3824,8 +3415,7 @@
       </w:r>
       <w:r>
         <w:rPr>
-          <w:rFonts w:ascii="Times" w:hAnsi="Times" w:hint="eastAsia"/>
-          <w:lang w:eastAsia="zh-TW"/>
+          <w:rFonts w:ascii="Times" w:hAnsi="Times"/>
         </w:rPr>
         <w:t xml:space="preserve"> (</w:t>
       </w:r>
@@ -3838,8 +3428,7 @@
       </w:r>
       <w:r>
         <w:rPr>
-          <w:rFonts w:ascii="Times" w:hAnsi="Times" w:hint="eastAsia"/>
-          <w:lang w:eastAsia="zh-TW"/>
+          <w:rFonts w:ascii="Times" w:hAnsi="Times"/>
         </w:rPr>
         <w:t xml:space="preserve">, 2025-4-24, </w:t>
       </w:r>
@@ -3852,8 +3441,7 @@
       </w:r>
       <w:r>
         <w:rPr>
-          <w:rFonts w:ascii="Times" w:hAnsi="Times" w:hint="eastAsia"/>
-          <w:lang w:eastAsia="zh-TW"/>
+          <w:rFonts w:ascii="Times" w:hAnsi="Times"/>
         </w:rPr>
         <w:t>)</w:t>
       </w:r>
@@ -3865,7 +3453,7 @@
           <w:ilvl w:val="0"/>
           <w:numId w:val="1"/>
         </w:numPr>
-        <w:spacing w:line="360" w:lineRule="auto"/>
+        <w:spacing w:after="120" w:line="360" w:lineRule="auto"/>
         <w:rPr>
           <w:rFonts w:ascii="Times" w:hAnsi="Times"/>
           <w:lang w:eastAsia="zh-TW"/>
@@ -3881,7 +3469,6 @@
       <w:r>
         <w:rPr>
           <w:rFonts w:ascii="Times" w:hAnsi="Times"/>
-          <w:lang w:eastAsia="zh-TW"/>
         </w:rPr>
         <w:t xml:space="preserve"> </w:t>
       </w:r>
@@ -3895,7 +3482,6 @@
       <w:r>
         <w:rPr>
           <w:rFonts w:ascii="Times" w:hAnsi="Times"/>
-          <w:lang w:eastAsia="zh-TW"/>
         </w:rPr>
         <w:t xml:space="preserve"> (</w:t>
       </w:r>
@@ -3909,7 +3495,6 @@
       <w:r>
         <w:rPr>
           <w:rFonts w:ascii="Times" w:hAnsi="Times"/>
-          <w:lang w:eastAsia="zh-TW"/>
         </w:rPr>
         <w:t xml:space="preserve">, 2025-3-21, </w:t>
       </w:r>
@@ -3923,7 +3508,6 @@
       <w:r>
         <w:rPr>
           <w:rFonts w:ascii="Times" w:hAnsi="Times"/>
-          <w:lang w:eastAsia="zh-TW"/>
         </w:rPr>
         <w:t>)</w:t>
       </w:r>
@@ -3935,7 +3519,7 @@
           <w:ilvl w:val="0"/>
           <w:numId w:val="1"/>
         </w:numPr>
-        <w:spacing w:line="360" w:lineRule="auto"/>
+        <w:spacing w:after="120" w:line="360" w:lineRule="auto"/>
         <w:rPr>
           <w:rFonts w:ascii="Times" w:hAnsi="Times"/>
           <w:lang w:eastAsia="zh-TW"/>
@@ -3951,7 +3535,6 @@
       <w:r>
         <w:rPr>
           <w:rFonts w:ascii="Times" w:hAnsi="Times"/>
-          <w:lang w:eastAsia="zh-TW"/>
         </w:rPr>
         <w:t xml:space="preserve"> </w:t>
       </w:r>
@@ -3965,7 +3548,6 @@
       <w:r>
         <w:rPr>
           <w:rFonts w:ascii="Times" w:hAnsi="Times"/>
-          <w:lang w:eastAsia="zh-TW"/>
         </w:rPr>
         <w:t>(</w:t>
       </w:r>
@@ -3979,7 +3561,6 @@
       <w:r>
         <w:rPr>
           <w:rFonts w:ascii="Times" w:hAnsi="Times"/>
-          <w:lang w:eastAsia="zh-TW"/>
         </w:rPr>
         <w:t xml:space="preserve">, 2025-2-20, </w:t>
       </w:r>
@@ -3993,7 +3574,6 @@
       <w:r>
         <w:rPr>
           <w:rFonts w:ascii="Times" w:hAnsi="Times"/>
-          <w:lang w:eastAsia="zh-TW"/>
         </w:rPr>
         <w:t>)</w:t>
       </w:r>
@@ -4005,7 +3585,7 @@
           <w:ilvl w:val="0"/>
           <w:numId w:val="1"/>
         </w:numPr>
-        <w:spacing w:line="360" w:lineRule="auto"/>
+        <w:spacing w:after="120" w:line="360" w:lineRule="auto"/>
         <w:rPr>
           <w:rFonts w:ascii="Times" w:hAnsi="Times"/>
           <w:lang w:eastAsia="zh-TW"/>
@@ -4020,8 +3600,7 @@
       </w:r>
       <w:r>
         <w:rPr>
-          <w:rFonts w:ascii="Times" w:hAnsi="Times" w:hint="eastAsia"/>
-          <w:lang w:eastAsia="zh-TW"/>
+          <w:rFonts w:ascii="Times" w:hAnsi="Times"/>
         </w:rPr>
         <w:t xml:space="preserve"> (</w:t>
       </w:r>
@@ -4034,8 +3613,7 @@
       </w:r>
       <w:r>
         <w:rPr>
-          <w:rFonts w:ascii="Times" w:hAnsi="Times" w:hint="eastAsia"/>
-          <w:lang w:eastAsia="zh-TW"/>
+          <w:rFonts w:ascii="Times" w:hAnsi="Times"/>
         </w:rPr>
         <w:t xml:space="preserve">, 2025-1-9, </w:t>
       </w:r>
@@ -4048,8 +3626,7 @@
       </w:r>
       <w:r>
         <w:rPr>
-          <w:rFonts w:ascii="Times" w:hAnsi="Times" w:hint="eastAsia"/>
-          <w:lang w:eastAsia="zh-TW"/>
+          <w:rFonts w:ascii="Times" w:hAnsi="Times"/>
         </w:rPr>
         <w:t>)</w:t>
       </w:r>
@@ -4061,7 +3638,7 @@
           <w:ilvl w:val="0"/>
           <w:numId w:val="1"/>
         </w:numPr>
-        <w:spacing w:line="360" w:lineRule="auto"/>
+        <w:spacing w:after="120" w:line="360" w:lineRule="auto"/>
         <w:rPr>
           <w:rFonts w:ascii="Times" w:hAnsi="Times"/>
           <w:lang w:eastAsia="zh-TW"/>
@@ -4077,8 +3654,7 @@
       </w:r>
       <w:r>
         <w:rPr>
-          <w:rFonts w:ascii="Times" w:hAnsi="Times" w:hint="eastAsia"/>
-          <w:lang w:eastAsia="zh-TW"/>
+          <w:rFonts w:ascii="Times" w:hAnsi="Times"/>
         </w:rPr>
         <w:t xml:space="preserve"> </w:t>
       </w:r>
@@ -4091,8 +3667,7 @@
       </w:r>
       <w:r>
         <w:rPr>
-          <w:rFonts w:ascii="Times" w:hAnsi="Times" w:hint="eastAsia"/>
-          <w:lang w:eastAsia="zh-TW"/>
+          <w:rFonts w:ascii="Times" w:hAnsi="Times"/>
         </w:rPr>
         <w:t xml:space="preserve"> (</w:t>
       </w:r>
@@ -4105,29 +3680,25 @@
       </w:r>
       <w:r>
         <w:rPr>
-          <w:rFonts w:ascii="Times" w:hAnsi="Times" w:hint="eastAsia"/>
-          <w:lang w:eastAsia="zh-TW"/>
+          <w:rFonts w:ascii="Times" w:hAnsi="Times"/>
         </w:rPr>
         <w:t>, 2024-</w:t>
       </w:r>
       <w:r>
         <w:rPr>
-          <w:rFonts w:ascii="Times" w:hAnsi="Times" w:hint="eastAsia"/>
-          <w:lang w:eastAsia="zh-TW"/>
+          <w:rFonts w:ascii="Times" w:hAnsi="Times"/>
         </w:rPr>
         <w:t>11</w:t>
       </w:r>
       <w:r>
         <w:rPr>
-          <w:rFonts w:ascii="Times" w:hAnsi="Times" w:hint="eastAsia"/>
-          <w:lang w:eastAsia="zh-TW"/>
+          <w:rFonts w:ascii="Times" w:hAnsi="Times"/>
         </w:rPr>
         <w:t>-</w:t>
       </w:r>
       <w:r>
         <w:rPr>
-          <w:rFonts w:ascii="Times" w:hAnsi="Times" w:hint="eastAsia"/>
-          <w:lang w:eastAsia="zh-TW"/>
+          <w:rFonts w:ascii="Times" w:hAnsi="Times"/>
         </w:rPr>
         <w:t>7,</w:t>
       </w:r>
@@ -4147,8 +3718,7 @@
       </w:r>
       <w:r>
         <w:rPr>
-          <w:rFonts w:ascii="Times" w:hAnsi="Times" w:hint="eastAsia"/>
-          <w:lang w:eastAsia="zh-TW"/>
+          <w:rFonts w:ascii="Times" w:hAnsi="Times"/>
         </w:rPr>
         <w:t>)</w:t>
       </w:r>
@@ -4160,7 +3730,7 @@
           <w:ilvl w:val="0"/>
           <w:numId w:val="1"/>
         </w:numPr>
-        <w:spacing w:line="360" w:lineRule="auto"/>
+        <w:spacing w:after="120" w:line="360" w:lineRule="auto"/>
         <w:rPr>
           <w:rFonts w:ascii="Times" w:hAnsi="Times"/>
           <w:lang w:eastAsia="zh-TW"/>
@@ -4175,8 +3745,7 @@
       </w:r>
       <w:r>
         <w:rPr>
-          <w:rFonts w:ascii="Times" w:hAnsi="Times" w:hint="eastAsia"/>
-          <w:lang w:eastAsia="zh-TW"/>
+          <w:rFonts w:ascii="Times" w:hAnsi="Times"/>
         </w:rPr>
         <w:t xml:space="preserve"> </w:t>
       </w:r>
@@ -4189,8 +3758,7 @@
       </w:r>
       <w:r>
         <w:rPr>
-          <w:rFonts w:ascii="Times" w:hAnsi="Times" w:hint="eastAsia"/>
-          <w:lang w:eastAsia="zh-TW"/>
+          <w:rFonts w:ascii="Times" w:hAnsi="Times"/>
         </w:rPr>
         <w:t xml:space="preserve"> (</w:t>
       </w:r>
@@ -4203,8 +3771,7 @@
       </w:r>
       <w:r>
         <w:rPr>
-          <w:rFonts w:ascii="Times" w:hAnsi="Times" w:hint="eastAsia"/>
-          <w:lang w:eastAsia="zh-TW"/>
+          <w:rFonts w:ascii="Times" w:hAnsi="Times"/>
         </w:rPr>
         <w:t>, 2024-8-14)</w:t>
       </w:r>
@@ -4216,7 +3783,7 @@
           <w:ilvl w:val="0"/>
           <w:numId w:val="1"/>
         </w:numPr>
-        <w:spacing w:line="360" w:lineRule="auto"/>
+        <w:spacing w:after="120" w:line="360" w:lineRule="auto"/>
         <w:rPr>
           <w:rFonts w:ascii="Times" w:hAnsi="Times"/>
         </w:rPr>
@@ -4230,8 +3797,7 @@
       </w:r>
       <w:r>
         <w:rPr>
-          <w:rFonts w:ascii="Times" w:hAnsi="Times" w:hint="eastAsia"/>
-          <w:lang w:eastAsia="zh-TW"/>
+          <w:rFonts w:ascii="Times" w:hAnsi="Times"/>
         </w:rPr>
         <w:t xml:space="preserve"> </w:t>
       </w:r>
@@ -4244,14 +3810,13 @@
       </w:r>
       <w:r>
         <w:rPr>
-          <w:rFonts w:ascii="Times" w:hAnsi="Times" w:hint="eastAsia"/>
-          <w:lang w:eastAsia="zh-TW"/>
+          <w:rFonts w:ascii="Times" w:hAnsi="Times"/>
         </w:rPr>
         <w:t xml:space="preserve"> </w:t>
       </w:r>
       <w:r>
         <w:rPr>
-          <w:rFonts w:ascii="Times" w:hAnsi="Times" w:hint="eastAsia"/>
+          <w:rFonts w:ascii="Times" w:hAnsi="Times"/>
         </w:rPr>
         <w:t>(</w:t>
       </w:r>
@@ -4265,7 +3830,7 @@
       <w:proofErr w:type="spellEnd"/>
       <w:r>
         <w:rPr>
-          <w:rFonts w:ascii="Times" w:hAnsi="Times" w:hint="eastAsia"/>
+          <w:rFonts w:ascii="Times" w:hAnsi="Times"/>
         </w:rPr>
         <w:t xml:space="preserve">, 2024-5-16, </w:t>
       </w:r>
@@ -4279,7 +3844,7 @@
       <w:proofErr w:type="spellEnd"/>
       <w:r>
         <w:rPr>
-          <w:rFonts w:ascii="Times" w:hAnsi="Times" w:hint="eastAsia"/>
+          <w:rFonts w:ascii="Times" w:hAnsi="Times"/>
         </w:rPr>
         <w:t>)</w:t>
       </w:r>
@@ -4291,7 +3856,7 @@
           <w:ilvl w:val="0"/>
           <w:numId w:val="1"/>
         </w:numPr>
-        <w:spacing w:line="360" w:lineRule="auto"/>
+        <w:spacing w:after="120" w:line="360" w:lineRule="auto"/>
         <w:rPr>
           <w:rFonts w:ascii="Times" w:hAnsi="Times"/>
           <w:lang w:eastAsia="zh-TW"/>
@@ -4306,8 +3871,7 @@
       </w:r>
       <w:r>
         <w:rPr>
-          <w:rFonts w:ascii="Times" w:hAnsi="Times" w:hint="eastAsia"/>
-          <w:lang w:eastAsia="zh-TW"/>
+          <w:rFonts w:ascii="Times" w:hAnsi="Times"/>
         </w:rPr>
         <w:t xml:space="preserve"> (</w:t>
       </w:r>
@@ -4320,8 +3884,7 @@
       </w:r>
       <w:r>
         <w:rPr>
-          <w:rFonts w:ascii="Times" w:hAnsi="Times" w:hint="eastAsia"/>
-          <w:lang w:eastAsia="zh-TW"/>
+          <w:rFonts w:ascii="Times" w:hAnsi="Times"/>
         </w:rPr>
         <w:t>, 2024-2-14)</w:t>
       </w:r>
@@ -4333,7 +3896,7 @@
           <w:ilvl w:val="0"/>
           <w:numId w:val="1"/>
         </w:numPr>
-        <w:spacing w:line="360" w:lineRule="auto"/>
+        <w:spacing w:after="120" w:line="360" w:lineRule="auto"/>
         <w:rPr>
           <w:rFonts w:ascii="Times" w:hAnsi="Times"/>
           <w:lang w:eastAsia="zh-TW"/>
@@ -4348,8 +3911,7 @@
       </w:r>
       <w:r>
         <w:rPr>
-          <w:rFonts w:ascii="Times" w:hAnsi="Times" w:hint="eastAsia"/>
-          <w:lang w:eastAsia="zh-TW"/>
+          <w:rFonts w:ascii="Times" w:hAnsi="Times"/>
         </w:rPr>
         <w:t xml:space="preserve"> (</w:t>
       </w:r>
@@ -4362,8 +3924,7 @@
       </w:r>
       <w:r>
         <w:rPr>
-          <w:rFonts w:ascii="Times" w:hAnsi="Times" w:hint="eastAsia"/>
-          <w:lang w:eastAsia="zh-TW"/>
+          <w:rFonts w:ascii="Times" w:hAnsi="Times"/>
         </w:rPr>
         <w:t xml:space="preserve">, 2024-1-10, </w:t>
       </w:r>
@@ -4376,8 +3937,7 @@
       </w:r>
       <w:r>
         <w:rPr>
-          <w:rFonts w:ascii="Times" w:hAnsi="Times" w:hint="eastAsia"/>
-          <w:lang w:eastAsia="zh-TW"/>
+          <w:rFonts w:ascii="Times" w:hAnsi="Times"/>
         </w:rPr>
         <w:t>)</w:t>
       </w:r>
@@ -4389,7 +3949,7 @@
           <w:ilvl w:val="0"/>
           <w:numId w:val="1"/>
         </w:numPr>
-        <w:spacing w:line="360" w:lineRule="auto"/>
+        <w:spacing w:after="120" w:line="360" w:lineRule="auto"/>
         <w:rPr>
           <w:rFonts w:ascii="Times" w:hAnsi="Times"/>
           <w:lang w:eastAsia="zh-TW"/>
@@ -4404,8 +3964,7 @@
       </w:r>
       <w:r>
         <w:rPr>
-          <w:rFonts w:ascii="Times" w:hAnsi="Times" w:hint="eastAsia"/>
-          <w:lang w:eastAsia="zh-TW"/>
+          <w:rFonts w:ascii="Times" w:hAnsi="Times"/>
         </w:rPr>
         <w:t xml:space="preserve"> (</w:t>
       </w:r>
@@ -4418,8 +3977,7 @@
       </w:r>
       <w:r>
         <w:rPr>
-          <w:rFonts w:ascii="Times" w:hAnsi="Times" w:hint="eastAsia"/>
-          <w:lang w:eastAsia="zh-TW"/>
+          <w:rFonts w:ascii="Times" w:hAnsi="Times"/>
         </w:rPr>
         <w:t xml:space="preserve">, 2024-1-10, </w:t>
       </w:r>
@@ -4432,8 +3990,7 @@
       </w:r>
       <w:r>
         <w:rPr>
-          <w:rFonts w:ascii="Times" w:hAnsi="Times" w:hint="eastAsia"/>
-          <w:lang w:eastAsia="zh-TW"/>
+          <w:rFonts w:ascii="Times" w:hAnsi="Times"/>
         </w:rPr>
         <w:t>)</w:t>
       </w:r>
@@ -4445,7 +4002,7 @@
           <w:ilvl w:val="0"/>
           <w:numId w:val="1"/>
         </w:numPr>
-        <w:spacing w:line="360" w:lineRule="auto"/>
+        <w:spacing w:after="120" w:line="360" w:lineRule="auto"/>
         <w:rPr>
           <w:rFonts w:ascii="Times" w:hAnsi="Times"/>
           <w:lang w:eastAsia="zh-TW"/>
@@ -4460,8 +4017,7 @@
       </w:r>
       <w:r>
         <w:rPr>
-          <w:rFonts w:ascii="Times" w:hAnsi="Times" w:hint="eastAsia"/>
-          <w:lang w:eastAsia="zh-TW"/>
+          <w:rFonts w:ascii="Times" w:hAnsi="Times"/>
         </w:rPr>
         <w:t xml:space="preserve"> (</w:t>
       </w:r>
@@ -4474,8 +4030,7 @@
       </w:r>
       <w:r>
         <w:rPr>
-          <w:rFonts w:ascii="Times" w:hAnsi="Times" w:hint="eastAsia"/>
-          <w:lang w:eastAsia="zh-TW"/>
+          <w:rFonts w:ascii="Times" w:hAnsi="Times"/>
         </w:rPr>
         <w:t>, 2022-9-23)</w:t>
       </w:r>
@@ -4487,7 +4042,7 @@
           <w:ilvl w:val="0"/>
           <w:numId w:val="1"/>
         </w:numPr>
-        <w:spacing w:line="360" w:lineRule="auto"/>
+        <w:spacing w:after="120" w:line="360" w:lineRule="auto"/>
         <w:rPr>
           <w:rFonts w:ascii="Times" w:hAnsi="Times"/>
           <w:lang w:eastAsia="zh-TW"/>
@@ -4502,8 +4057,7 @@
       </w:r>
       <w:r>
         <w:rPr>
-          <w:rFonts w:ascii="Times" w:hAnsi="Times" w:hint="eastAsia"/>
-          <w:lang w:eastAsia="zh-TW"/>
+          <w:rFonts w:ascii="Times" w:hAnsi="Times"/>
         </w:rPr>
         <w:t>500</w:t>
       </w:r>
@@ -4516,8 +4070,7 @@
       </w:r>
       <w:r>
         <w:rPr>
-          <w:rFonts w:ascii="Times" w:hAnsi="Times" w:hint="eastAsia"/>
-          <w:lang w:eastAsia="zh-TW"/>
+          <w:rFonts w:ascii="Times" w:hAnsi="Times"/>
         </w:rPr>
         <w:t xml:space="preserve"> </w:t>
       </w:r>
@@ -4530,8 +4083,7 @@
       </w:r>
       <w:r>
         <w:rPr>
-          <w:rFonts w:ascii="Times" w:hAnsi="Times" w:hint="eastAsia"/>
-          <w:lang w:eastAsia="zh-TW"/>
+          <w:rFonts w:ascii="Times" w:hAnsi="Times"/>
         </w:rPr>
         <w:t xml:space="preserve"> (</w:t>
       </w:r>
@@ -4544,8 +4096,7 @@
       </w:r>
       <w:r>
         <w:rPr>
-          <w:rFonts w:ascii="Times" w:hAnsi="Times" w:hint="eastAsia"/>
-          <w:lang w:eastAsia="zh-TW"/>
+          <w:rFonts w:ascii="Times" w:hAnsi="Times"/>
         </w:rPr>
         <w:t>, 2018-3-18)</w:t>
       </w:r>
@@ -4557,7 +4108,7 @@
           <w:ilvl w:val="0"/>
           <w:numId w:val="1"/>
         </w:numPr>
-        <w:spacing w:line="360" w:lineRule="auto"/>
+        <w:spacing w:after="120" w:line="360" w:lineRule="auto"/>
         <w:rPr>
           <w:rFonts w:ascii="Times" w:hAnsi="Times"/>
           <w:u w:val="single"/>
@@ -4573,8 +4124,7 @@
       </w:r>
       <w:r>
         <w:rPr>
-          <w:rFonts w:ascii="Times" w:hAnsi="Times" w:hint="eastAsia"/>
-          <w:lang w:eastAsia="zh-TW"/>
+          <w:rFonts w:ascii="Times" w:hAnsi="Times"/>
         </w:rPr>
         <w:t xml:space="preserve"> </w:t>
       </w:r>
@@ -4587,8 +4137,7 @@
       </w:r>
       <w:r>
         <w:rPr>
-          <w:rFonts w:ascii="Times" w:hAnsi="Times" w:hint="eastAsia"/>
-          <w:lang w:eastAsia="zh-TW"/>
+          <w:rFonts w:ascii="Times" w:hAnsi="Times"/>
         </w:rPr>
         <w:t>3</w:t>
       </w:r>
@@ -4601,8 +4150,7 @@
       </w:r>
       <w:r>
         <w:rPr>
-          <w:rFonts w:ascii="Times" w:hAnsi="Times" w:hint="eastAsia"/>
-          <w:lang w:eastAsia="zh-TW"/>
+          <w:rFonts w:ascii="Times" w:hAnsi="Times"/>
         </w:rPr>
         <w:t xml:space="preserve"> (</w:t>
       </w:r>
@@ -4615,8 +4163,7 @@
       </w:r>
       <w:r>
         <w:rPr>
-          <w:rFonts w:ascii="Times" w:hAnsi="Times" w:hint="eastAsia"/>
-          <w:lang w:eastAsia="zh-TW"/>
+          <w:rFonts w:ascii="Times" w:hAnsi="Times"/>
         </w:rPr>
         <w:t>, 2017-9-13)</w:t>
       </w:r>
@@ -4656,6 +4203,9 @@
     </w:p>
     <w:p>
       <w:pPr>
+        <w:tabs>
+          <w:tab w:val="left" w:pos="1440"/>
+        </w:tabs>
         <w:spacing w:line="360" w:lineRule="auto"/>
         <w:ind w:left="1440" w:hanging="1440"/>
         <w:rPr>
@@ -4698,25 +4248,12 @@
         </w:rPr>
         <w:t>”</w:t>
       </w:r>
-      <w:r>
-        <w:rPr>
-          <w:rFonts w:ascii="Times" w:hAnsi="Times"/>
-          <w:b/>
-          <w:bCs/>
-        </w:rPr>
-        <w:tab/>
-      </w:r>
-      <w:r>
-        <w:rPr>
-          <w:rFonts w:ascii="Times" w:hAnsi="Times"/>
-          <w:b/>
-          <w:bCs/>
-        </w:rPr>
-        <w:tab/>
-      </w:r>
-    </w:p>
-    <w:p>
-      <w:pPr>
+    </w:p>
+    <w:p>
+      <w:pPr>
+        <w:tabs>
+          <w:tab w:val="left" w:pos="1440"/>
+        </w:tabs>
         <w:spacing w:line="360" w:lineRule="auto"/>
         <w:ind w:left="1440" w:hanging="1440"/>
         <w:rPr>
@@ -4753,53 +4290,40 @@
         </w:rPr>
         <w:t>”</w:t>
       </w:r>
-      <w:r>
-        <w:rPr>
-          <w:rFonts w:ascii="Times" w:hAnsi="Times"/>
-          <w:b/>
-          <w:bCs/>
+    </w:p>
+    <w:p>
+      <w:pPr>
+        <w:tabs>
+          <w:tab w:val="left" w:pos="1440"/>
+        </w:tabs>
+        <w:spacing w:line="360" w:lineRule="auto"/>
+        <w:ind w:left="1440" w:hanging="1440"/>
+        <w:rPr>
+          <w:rFonts w:ascii="Times New Roman" w:eastAsia="Times New Roman" w:hAnsi="Times New Roman" w:cs="Times New Roman"/>
+        </w:rPr>
+      </w:pPr>
+      <w:r>
+        <w:rPr>
+          <w:rFonts w:ascii="Times New Roman" w:eastAsia="Times New Roman" w:hAnsi="Times New Roman" w:cs="Times New Roman"/>
+        </w:rPr>
+        <w:t>202</w:t>
+      </w:r>
+      <w:r>
+        <w:rPr>
+          <w:rFonts w:ascii="Times New Roman" w:eastAsia="Times New Roman" w:hAnsi="Times New Roman" w:cs="Times New Roman"/>
+        </w:rPr>
+        <w:t>2</w:t>
+      </w:r>
+      <w:r>
+        <w:rPr>
+          <w:rFonts w:ascii="Times New Roman" w:eastAsia="Times New Roman" w:hAnsi="Times New Roman" w:cs="Times New Roman"/>
         </w:rPr>
         <w:tab/>
       </w:r>
       <w:r>
         <w:rPr>
-          <w:rFonts w:ascii="Times" w:hAnsi="Times"/>
-          <w:b/>
-          <w:bCs/>
-        </w:rPr>
-        <w:tab/>
-      </w:r>
-    </w:p>
-    <w:p>
-      <w:pPr>
-        <w:spacing w:line="360" w:lineRule="auto"/>
-        <w:rPr>
           <w:rFonts w:ascii="Times New Roman" w:eastAsia="Times New Roman" w:hAnsi="Times New Roman" w:cs="Times New Roman"/>
         </w:rPr>
-      </w:pPr>
-      <w:r>
-        <w:rPr>
-          <w:rFonts w:ascii="Times New Roman" w:eastAsia="Times New Roman" w:hAnsi="Times New Roman" w:cs="Times New Roman"/>
-        </w:rPr>
-        <w:t>202</w:t>
-      </w:r>
-      <w:r>
-        <w:rPr>
-          <w:rFonts w:ascii="Times New Roman" w:eastAsia="Times New Roman" w:hAnsi="Times New Roman" w:cs="Times New Roman"/>
-        </w:rPr>
-        <w:t>2</w:t>
-      </w:r>
-      <w:r>
-        <w:rPr>
-          <w:rFonts w:ascii="Times New Roman" w:eastAsia="Times New Roman" w:hAnsi="Times New Roman" w:cs="Times New Roman"/>
-        </w:rPr>
-        <w:tab/>
-      </w:r>
-      <w:r>
-        <w:rPr>
-          <w:rFonts w:ascii="Times New Roman" w:eastAsia="Times New Roman" w:hAnsi="Times New Roman" w:cs="Times New Roman"/>
-        </w:rPr>
-        <w:tab/>
         <w:t>Seed Fund for Basic Research, the University of Hong Kong</w:t>
       </w:r>
     </w:p>
@@ -4866,19 +4390,17 @@
       </w:r>
       <w:r>
         <w:rPr>
-          <w:rFonts w:ascii="Times" w:hAnsi="Times" w:hint="eastAsia"/>
+          <w:rFonts w:ascii="Times" w:hAnsi="Times"/>
           <w:i/>
           <w:iCs/>
-          <w:lang w:eastAsia="zh-TW"/>
         </w:rPr>
         <w:t xml:space="preserve">American Economic Review; American Economic Review: Insights; </w:t>
       </w:r>
       <w:r>
         <w:rPr>
-          <w:rFonts w:ascii="Times" w:hAnsi="Times" w:hint="eastAsia"/>
+          <w:rFonts w:ascii="Times" w:hAnsi="Times"/>
           <w:i/>
           <w:iCs/>
-          <w:lang w:eastAsia="zh-TW"/>
         </w:rPr>
         <w:t xml:space="preserve">Review of Economics and Statistics; Economic Journal; </w:t>
       </w:r>
@@ -4892,19 +4414,17 @@
       </w:r>
       <w:r>
         <w:rPr>
-          <w:rFonts w:ascii="Times" w:hAnsi="Times" w:hint="eastAsia"/>
+          <w:rFonts w:ascii="Times" w:hAnsi="Times"/>
           <w:i/>
           <w:iCs/>
-          <w:lang w:eastAsia="zh-TW"/>
         </w:rPr>
         <w:t xml:space="preserve">; </w:t>
       </w:r>
       <w:r>
         <w:rPr>
-          <w:rFonts w:ascii="Times" w:hAnsi="Times" w:hint="eastAsia"/>
+          <w:rFonts w:ascii="Times" w:hAnsi="Times"/>
           <w:i/>
           <w:iCs/>
-          <w:lang w:eastAsia="zh-TW"/>
         </w:rPr>
         <w:t xml:space="preserve">International Economic Review; </w:t>
       </w:r>
@@ -4977,10 +4497,9 @@
       </w:r>
       <w:r>
         <w:rPr>
-          <w:rFonts w:ascii="Times" w:hAnsi="Times" w:hint="eastAsia"/>
+          <w:rFonts w:ascii="Times" w:hAnsi="Times"/>
           <w:i/>
           <w:iCs/>
-          <w:lang w:eastAsia="zh-TW"/>
         </w:rPr>
         <w:t>R</w:t>
       </w:r>
@@ -4989,16 +4508,14 @@
           <w:rFonts w:ascii="Times" w:hAnsi="Times"/>
           <w:i/>
           <w:iCs/>
-          <w:lang w:eastAsia="zh-TW"/>
         </w:rPr>
         <w:t>eview of</w:t>
       </w:r>
       <w:r>
         <w:rPr>
-          <w:rFonts w:ascii="Times" w:hAnsi="Times" w:hint="eastAsia"/>
+          <w:rFonts w:ascii="Times" w:hAnsi="Times"/>
           <w:i/>
           <w:iCs/>
-          <w:lang w:eastAsia="zh-TW"/>
         </w:rPr>
         <w:t xml:space="preserve"> I</w:t>
       </w:r>
@@ -5007,16 +4524,14 @@
           <w:rFonts w:ascii="Times" w:hAnsi="Times"/>
           <w:i/>
           <w:iCs/>
-          <w:lang w:eastAsia="zh-TW"/>
         </w:rPr>
         <w:t xml:space="preserve">ndustrial </w:t>
       </w:r>
       <w:r>
         <w:rPr>
-          <w:rFonts w:ascii="Times" w:hAnsi="Times" w:hint="eastAsia"/>
+          <w:rFonts w:ascii="Times" w:hAnsi="Times"/>
           <w:i/>
           <w:iCs/>
-          <w:lang w:eastAsia="zh-TW"/>
         </w:rPr>
         <w:t>O</w:t>
       </w:r>
@@ -5025,36 +4540,32 @@
           <w:rFonts w:ascii="Times" w:hAnsi="Times"/>
           <w:i/>
           <w:iCs/>
-          <w:lang w:eastAsia="zh-TW"/>
         </w:rPr>
         <w:t>rganization</w:t>
       </w:r>
       <w:r>
         <w:rPr>
-          <w:rFonts w:ascii="Times" w:hAnsi="Times" w:hint="eastAsia"/>
+          <w:rFonts w:ascii="Times" w:hAnsi="Times"/>
           <w:i/>
           <w:iCs/>
-          <w:lang w:eastAsia="zh-TW"/>
         </w:rPr>
         <w:t xml:space="preserve">; </w:t>
       </w:r>
       <w:proofErr w:type="spellStart"/>
       <w:r>
         <w:rPr>
-          <w:rFonts w:ascii="Times" w:hAnsi="Times" w:hint="eastAsia"/>
+          <w:rFonts w:ascii="Times" w:hAnsi="Times"/>
           <w:i/>
           <w:iCs/>
-          <w:lang w:eastAsia="zh-TW"/>
         </w:rPr>
         <w:t>Labour</w:t>
       </w:r>
       <w:proofErr w:type="spellEnd"/>
       <w:r>
         <w:rPr>
-          <w:rFonts w:ascii="Times" w:hAnsi="Times" w:hint="eastAsia"/>
+          <w:rFonts w:ascii="Times" w:hAnsi="Times"/>
           <w:i/>
           <w:iCs/>
-          <w:lang w:eastAsia="zh-TW"/>
         </w:rPr>
         <w:t xml:space="preserve"> Economics</w:t>
       </w:r>
@@ -5089,10 +4600,9 @@
       </w:r>
       <w:r>
         <w:rPr>
-          <w:rFonts w:ascii="Times" w:hAnsi="Times" w:hint="eastAsia"/>
+          <w:rFonts w:ascii="Times" w:hAnsi="Times"/>
           <w:b/>
           <w:bCs/>
-          <w:lang w:eastAsia="zh-TW"/>
         </w:rPr>
         <w:t xml:space="preserve"> and Discussions</w:t>
       </w:r>
@@ -5107,6 +4617,9 @@
     </w:p>
     <w:p>
       <w:pPr>
+        <w:tabs>
+          <w:tab w:val="left" w:pos="1440"/>
+        </w:tabs>
         <w:spacing w:line="360" w:lineRule="auto"/>
         <w:ind w:left="1440" w:hanging="1440"/>
         <w:rPr>
@@ -5122,8 +4635,7 @@
       </w:r>
       <w:r>
         <w:rPr>
-          <w:rFonts w:ascii="Times" w:hAnsi="Times" w:hint="eastAsia"/>
-          <w:lang w:eastAsia="zh-TW"/>
+          <w:rFonts w:ascii="Times" w:hAnsi="Times"/>
         </w:rPr>
         <w:t>6</w:t>
       </w:r>
@@ -5135,84 +4647,76 @@
       </w:r>
       <w:r>
         <w:rPr>
-          <w:rFonts w:ascii="Times" w:hAnsi="Times" w:hint="eastAsia"/>
-          <w:lang w:eastAsia="zh-TW"/>
+          <w:rFonts w:ascii="Times" w:hAnsi="Times"/>
         </w:rPr>
         <w:t xml:space="preserve">ASSA </w:t>
       </w:r>
       <w:r>
         <w:rPr>
           <w:rFonts w:ascii="Times" w:hAnsi="Times"/>
-          <w:lang w:eastAsia="zh-TW"/>
         </w:rPr>
         <w:t xml:space="preserve">Annual </w:t>
       </w:r>
       <w:r>
         <w:rPr>
-          <w:rFonts w:ascii="Times" w:hAnsi="Times" w:hint="eastAsia"/>
-          <w:lang w:eastAsia="zh-TW"/>
+          <w:rFonts w:ascii="Times" w:hAnsi="Times"/>
         </w:rPr>
         <w:t xml:space="preserve">Meeting; </w:t>
       </w:r>
       <w:r>
         <w:rPr>
           <w:rFonts w:ascii="Times" w:hAnsi="Times"/>
-          <w:lang w:eastAsia="zh-TW"/>
         </w:rPr>
         <w:t>AREUEA-ASSA Conference</w:t>
       </w:r>
       <w:r>
         <w:rPr>
-          <w:rFonts w:ascii="Times" w:hAnsi="Times" w:hint="eastAsia"/>
-          <w:lang w:eastAsia="zh-TW"/>
+          <w:rFonts w:ascii="Times" w:hAnsi="Times"/>
         </w:rPr>
         <w:t xml:space="preserve">; </w:t>
       </w:r>
       <w:r>
         <w:rPr>
           <w:rFonts w:ascii="Times" w:hAnsi="Times"/>
-          <w:lang w:eastAsia="zh-TW"/>
         </w:rPr>
         <w:t>HKU Stone Centre Inaugural Affiliate Workshop</w:t>
       </w:r>
       <w:r>
         <w:rPr>
-          <w:rFonts w:ascii="Times" w:hAnsi="Times" w:hint="eastAsia"/>
-          <w:lang w:eastAsia="zh-TW"/>
+          <w:rFonts w:ascii="Times" w:hAnsi="Times"/>
         </w:rPr>
         <w:t xml:space="preserve">; </w:t>
       </w:r>
       <w:r>
         <w:rPr>
           <w:rFonts w:ascii="Times" w:hAnsi="Times"/>
-          <w:lang w:eastAsia="zh-TW"/>
         </w:rPr>
         <w:t xml:space="preserve">HKU Stone Centre </w:t>
       </w:r>
       <w:r>
         <w:rPr>
           <w:rFonts w:ascii="Times" w:hAnsi="Times"/>
-          <w:lang w:eastAsia="zh-TW"/>
         </w:rPr>
         <w:t>Workshop on Socio-Economic Inequality in China and the World</w:t>
       </w:r>
       <w:r>
         <w:rPr>
-          <w:rFonts w:ascii="Times" w:hAnsi="Times" w:hint="eastAsia"/>
-          <w:lang w:eastAsia="zh-TW"/>
+          <w:rFonts w:ascii="Times" w:hAnsi="Times"/>
         </w:rPr>
         <w:t xml:space="preserve">; </w:t>
       </w:r>
       <w:r>
         <w:rPr>
-          <w:rFonts w:ascii="Times" w:hAnsi="Times" w:hint="eastAsia"/>
-          <w:lang w:eastAsia="zh-TW"/>
+          <w:rFonts w:ascii="Times" w:hAnsi="Times"/>
         </w:rPr>
         <w:t>Seoul National University</w:t>
       </w:r>
     </w:p>
     <w:p>
       <w:pPr>
+        <w:tabs>
+          <w:tab w:val="left" w:pos="1440"/>
+        </w:tabs>
         <w:spacing w:line="360" w:lineRule="auto"/>
         <w:ind w:left="1440" w:hanging="1440"/>
         <w:rPr>
@@ -5228,8 +4732,7 @@
       </w:r>
       <w:r>
         <w:rPr>
-          <w:rFonts w:ascii="Times" w:hAnsi="Times" w:hint="eastAsia"/>
-          <w:lang w:eastAsia="zh-TW"/>
+          <w:rFonts w:ascii="Times" w:hAnsi="Times"/>
         </w:rPr>
         <w:t>5</w:t>
       </w:r>
@@ -5241,43 +4744,37 @@
       </w:r>
       <w:r>
         <w:rPr>
-          <w:rFonts w:ascii="Times" w:hAnsi="Times" w:hint="eastAsia"/>
-          <w:lang w:eastAsia="zh-TW"/>
+          <w:rFonts w:ascii="Times" w:hAnsi="Times"/>
         </w:rPr>
         <w:t xml:space="preserve">Kyoto University; </w:t>
       </w:r>
       <w:r>
         <w:rPr>
-          <w:rFonts w:ascii="Times" w:hAnsi="Times" w:hint="eastAsia"/>
-          <w:lang w:eastAsia="zh-TW"/>
+          <w:rFonts w:ascii="Times" w:hAnsi="Times"/>
         </w:rPr>
         <w:t xml:space="preserve">ABFER; </w:t>
       </w:r>
       <w:r>
         <w:rPr>
-          <w:rFonts w:ascii="Times" w:hAnsi="Times" w:hint="eastAsia"/>
-          <w:lang w:eastAsia="zh-TW"/>
+          <w:rFonts w:ascii="Times" w:hAnsi="Times"/>
         </w:rPr>
         <w:t xml:space="preserve">Society for Economic Dynamics; </w:t>
       </w:r>
       <w:r>
         <w:rPr>
           <w:rFonts w:ascii="Times" w:hAnsi="Times"/>
-          <w:lang w:eastAsia="zh-TW"/>
         </w:rPr>
         <w:t>Summer Workshop on Money, Banking, Payments, and Finance</w:t>
       </w:r>
       <w:r>
         <w:rPr>
           <w:rFonts w:ascii="Times" w:hAnsi="Times"/>
-          <w:lang w:eastAsia="zh-TW"/>
         </w:rPr>
         <w:t>;</w:t>
       </w:r>
       <w:r>
         <w:rPr>
           <w:rFonts w:ascii="Times" w:hAnsi="Times"/>
-          <w:lang w:eastAsia="zh-TW"/>
         </w:rPr>
         <w:t xml:space="preserve"> </w:t>
       </w:r>
@@ -5290,6 +4787,9 @@
     </w:p>
     <w:p>
       <w:pPr>
+        <w:tabs>
+          <w:tab w:val="left" w:pos="1440"/>
+        </w:tabs>
         <w:spacing w:line="360" w:lineRule="auto"/>
         <w:ind w:left="1440" w:hanging="1440"/>
         <w:rPr>
@@ -5331,14 +4831,16 @@
       </w:r>
       <w:r>
         <w:rPr>
-          <w:rFonts w:ascii="Times" w:hAnsi="Times" w:hint="eastAsia"/>
-          <w:lang w:eastAsia="zh-TW"/>
+          <w:rFonts w:ascii="Times" w:hAnsi="Times"/>
         </w:rPr>
         <w:t>; NBER Development Economics Working Group</w:t>
       </w:r>
     </w:p>
     <w:p>
       <w:pPr>
+        <w:tabs>
+          <w:tab w:val="left" w:pos="1440"/>
+        </w:tabs>
         <w:spacing w:line="360" w:lineRule="auto"/>
         <w:ind w:left="1440" w:hanging="1440"/>
         <w:rPr>
@@ -5373,6 +4875,9 @@
     </w:p>
     <w:p>
       <w:pPr>
+        <w:tabs>
+          <w:tab w:val="left" w:pos="1440"/>
+        </w:tabs>
         <w:spacing w:line="360" w:lineRule="auto"/>
         <w:ind w:left="1440" w:hanging="1440"/>
         <w:rPr>
@@ -5418,7 +4923,11 @@
     </w:p>
     <w:p>
       <w:pPr>
+        <w:tabs>
+          <w:tab w:val="left" w:pos="1440"/>
+        </w:tabs>
         <w:spacing w:line="360" w:lineRule="auto"/>
+        <w:ind w:left="1440" w:hanging="1440"/>
         <w:rPr>
           <w:rFonts w:ascii="Times" w:hAnsi="Times"/>
         </w:rPr>
@@ -5439,7 +4948,6 @@
         <w:rPr>
           <w:rFonts w:ascii="Times" w:hAnsi="Times"/>
         </w:rPr>
-        <w:tab/>
         <w:t>Facebook (Novi); Hong Kong Baptist University</w:t>
       </w:r>
     </w:p>
@@ -5468,8 +4976,11 @@
     </w:p>
     <w:p>
       <w:pPr>
+        <w:tabs>
+          <w:tab w:val="left" w:pos="1440"/>
+        </w:tabs>
         <w:spacing w:line="360" w:lineRule="auto"/>
-        <w:ind w:left="720" w:hanging="720"/>
+        <w:ind w:left="1440" w:hanging="1440"/>
         <w:rPr>
           <w:rFonts w:ascii="Times" w:hAnsi="Times"/>
         </w:rPr>
@@ -5496,13 +5007,91 @@
         <w:rPr>
           <w:rFonts w:ascii="Times" w:hAnsi="Times"/>
         </w:rPr>
+        <w:t>Senior Seminar in Economics and Finance</w:t>
+      </w:r>
+      <w:r>
+        <w:rPr>
+          <w:rFonts w:ascii="Times" w:hAnsi="Times"/>
+        </w:rPr>
+        <w:t>, HKU, Instructor</w:t>
+      </w:r>
+    </w:p>
+    <w:p>
+      <w:pPr>
+        <w:tabs>
+          <w:tab w:val="left" w:pos="1440"/>
+        </w:tabs>
+        <w:spacing w:line="360" w:lineRule="auto"/>
+        <w:ind w:left="1440" w:hanging="1440"/>
+        <w:rPr>
+          <w:rFonts w:ascii="Times" w:hAnsi="Times"/>
+        </w:rPr>
+      </w:pPr>
+      <w:r>
+        <w:rPr>
+          <w:rFonts w:ascii="Times" w:hAnsi="Times"/>
+        </w:rPr>
+        <w:t>2022-</w:t>
+      </w:r>
+      <w:r>
+        <w:rPr>
+          <w:rFonts w:ascii="Times" w:hAnsi="Times"/>
+        </w:rPr>
         <w:tab/>
       </w:r>
       <w:r>
         <w:rPr>
           <w:rFonts w:ascii="Times" w:hAnsi="Times"/>
         </w:rPr>
-        <w:t>Senior Seminar in Economics and Finance</w:t>
+        <w:t>Global Management from Economics Perspective, HKU, Instructor</w:t>
+      </w:r>
+    </w:p>
+    <w:p>
+      <w:pPr>
+        <w:tabs>
+          <w:tab w:val="left" w:pos="1440"/>
+        </w:tabs>
+        <w:spacing w:line="360" w:lineRule="auto"/>
+        <w:ind w:left="1440" w:hanging="1440"/>
+        <w:rPr>
+          <w:rFonts w:ascii="Times" w:hAnsi="Times"/>
+        </w:rPr>
+      </w:pPr>
+      <w:r>
+        <w:rPr>
+          <w:rFonts w:ascii="Times" w:hAnsi="Times"/>
+        </w:rPr>
+        <w:t>202</w:t>
+      </w:r>
+      <w:r>
+        <w:rPr>
+          <w:rFonts w:ascii="Times" w:hAnsi="Times"/>
+        </w:rPr>
+        <w:t>3</w:t>
+      </w:r>
+      <w:r>
+        <w:rPr>
+          <w:rFonts w:ascii="Times" w:hAnsi="Times"/>
+        </w:rPr>
+        <w:t>-202</w:t>
+      </w:r>
+      <w:r>
+        <w:rPr>
+          <w:rFonts w:ascii="Times" w:hAnsi="Times"/>
+        </w:rPr>
+        <w:t>6</w:t>
+      </w:r>
+      <w:r>
+        <w:rPr>
+          <w:rFonts w:ascii="Times" w:hAnsi="Times"/>
+        </w:rPr>
+        <w:tab/>
+      </w:r>
+      <w:r>
+        <w:rPr>
+          <w:rFonts w:ascii="Times" w:hAnsi="Times"/>
+        </w:rPr>
+        <w:t>Economics of Organization and Strategy</w:t>
       </w:r>
       <w:r>
         <w:rPr>
@@ -5513,16 +5102,20 @@
     </w:p>
     <w:p>
       <w:pPr>
+        <w:tabs>
+          <w:tab w:val="left" w:pos="1440"/>
+        </w:tabs>
         <w:spacing w:line="360" w:lineRule="auto"/>
-        <w:rPr>
-          <w:rFonts w:ascii="Times" w:hAnsi="Times"/>
-        </w:rPr>
-      </w:pPr>
-      <w:r>
-        <w:rPr>
-          <w:rFonts w:ascii="Times" w:hAnsi="Times"/>
-        </w:rPr>
-        <w:t>2022-</w:t>
+        <w:ind w:left="1440" w:hanging="1440"/>
+        <w:rPr>
+          <w:rFonts w:ascii="Times" w:hAnsi="Times"/>
+        </w:rPr>
+      </w:pPr>
+      <w:r>
+        <w:rPr>
+          <w:rFonts w:ascii="Times" w:hAnsi="Times"/>
+        </w:rPr>
+        <w:t>2022</w:t>
       </w:r>
       <w:r>
         <w:rPr>
@@ -5534,43 +5127,91 @@
         <w:rPr>
           <w:rFonts w:ascii="Times" w:hAnsi="Times"/>
         </w:rPr>
+        <w:t>Industrial Organization II (PhD)</w:t>
+      </w:r>
+      <w:r>
+        <w:rPr>
+          <w:rFonts w:ascii="Times" w:hAnsi="Times"/>
+        </w:rPr>
+        <w:t>, MIT, TA</w:t>
+      </w:r>
+    </w:p>
+    <w:p>
+      <w:pPr>
+        <w:tabs>
+          <w:tab w:val="left" w:pos="1440"/>
+        </w:tabs>
+        <w:spacing w:line="360" w:lineRule="auto"/>
+        <w:ind w:left="1440" w:hanging="1440"/>
+        <w:rPr>
+          <w:rFonts w:ascii="Times" w:hAnsi="Times"/>
+        </w:rPr>
+      </w:pPr>
+      <w:r>
+        <w:rPr>
+          <w:rFonts w:ascii="Times" w:hAnsi="Times"/>
+        </w:rPr>
+        <w:t>2022</w:t>
+      </w:r>
+      <w:r>
+        <w:rPr>
+          <w:rFonts w:ascii="Times" w:hAnsi="Times"/>
+        </w:rPr>
+        <w:t xml:space="preserve"> </w:t>
+      </w:r>
+      <w:r>
+        <w:rPr>
+          <w:rFonts w:ascii="Times" w:hAnsi="Times"/>
+        </w:rPr>
         <w:tab/>
-        <w:t>Global Management from Economics Perspective, HKU, Instructor</w:t>
-      </w:r>
-    </w:p>
-    <w:p>
-      <w:pPr>
+      </w:r>
+      <w:r>
+        <w:rPr>
+          <w:rFonts w:ascii="Times" w:hAnsi="Times"/>
+        </w:rPr>
+        <w:t>Principles of</w:t>
+      </w:r>
+      <w:r>
+        <w:rPr>
+          <w:rFonts w:ascii="Times" w:hAnsi="Times"/>
+        </w:rPr>
+        <w:t xml:space="preserve"> Micro</w:t>
+      </w:r>
+      <w:r>
+        <w:rPr>
+          <w:rFonts w:ascii="Times" w:hAnsi="Times"/>
+        </w:rPr>
+        <w:t>economics</w:t>
+      </w:r>
+      <w:r>
+        <w:rPr>
+          <w:rFonts w:ascii="Times" w:hAnsi="Times"/>
+        </w:rPr>
+        <w:t xml:space="preserve"> (undergrad)</w:t>
+      </w:r>
+      <w:r>
+        <w:rPr>
+          <w:rFonts w:ascii="Times" w:hAnsi="Times"/>
+        </w:rPr>
+        <w:t>, MIT, TA</w:t>
+      </w:r>
+    </w:p>
+    <w:p>
+      <w:pPr>
+        <w:tabs>
+          <w:tab w:val="left" w:pos="1440"/>
+        </w:tabs>
         <w:spacing w:line="360" w:lineRule="auto"/>
-        <w:ind w:left="720" w:hanging="720"/>
-        <w:rPr>
-          <w:rFonts w:ascii="Times" w:hAnsi="Times"/>
-        </w:rPr>
-      </w:pPr>
-      <w:r>
-        <w:rPr>
-          <w:rFonts w:ascii="Times" w:hAnsi="Times"/>
-        </w:rPr>
-        <w:t>202</w:t>
-      </w:r>
-      <w:r>
-        <w:rPr>
-          <w:rFonts w:ascii="Times" w:hAnsi="Times" w:hint="eastAsia"/>
-          <w:lang w:eastAsia="zh-TW"/>
-        </w:rPr>
-        <w:t>3</w:t>
-      </w:r>
-      <w:r>
-        <w:rPr>
-          <w:rFonts w:ascii="Times" w:hAnsi="Times"/>
-        </w:rPr>
-        <w:t>-202</w:t>
-      </w:r>
-      <w:r>
-        <w:rPr>
-          <w:rFonts w:ascii="Times" w:hAnsi="Times" w:hint="eastAsia"/>
-          <w:lang w:eastAsia="zh-TW"/>
-        </w:rPr>
-        <w:t>6</w:t>
+        <w:ind w:left="1440" w:hanging="1440"/>
+        <w:rPr>
+          <w:rFonts w:ascii="Times" w:hAnsi="Times"/>
+        </w:rPr>
+      </w:pPr>
+      <w:r>
+        <w:rPr>
+          <w:rFonts w:ascii="Times" w:hAnsi="Times"/>
+        </w:rPr>
+        <w:t>2018-2020</w:t>
       </w:r>
       <w:r>
         <w:rPr>
@@ -5582,27 +5223,49 @@
         <w:rPr>
           <w:rFonts w:ascii="Times" w:hAnsi="Times"/>
         </w:rPr>
-        <w:t>Economics of Organization and Strategy</w:t>
-      </w:r>
-      <w:r>
-        <w:rPr>
-          <w:rFonts w:ascii="Times" w:hAnsi="Times"/>
-        </w:rPr>
-        <w:t>, HKU, Instructor</w:t>
-      </w:r>
-    </w:p>
-    <w:p>
-      <w:pPr>
+        <w:t>Intermediate Micro</w:t>
+      </w:r>
+      <w:r>
+        <w:rPr>
+          <w:rFonts w:ascii="Times" w:hAnsi="Times"/>
+        </w:rPr>
+        <w:t>economic Theory</w:t>
+      </w:r>
+      <w:r>
+        <w:rPr>
+          <w:rFonts w:ascii="Times" w:hAnsi="Times"/>
+        </w:rPr>
+        <w:t xml:space="preserve"> (undergrad)</w:t>
+      </w:r>
+      <w:r>
+        <w:rPr>
+          <w:rFonts w:ascii="Times" w:hAnsi="Times"/>
+        </w:rPr>
+        <w:t>, MIT, TA</w:t>
+      </w:r>
+    </w:p>
+    <w:p>
+      <w:pPr>
+        <w:tabs>
+          <w:tab w:val="left" w:pos="1440"/>
+        </w:tabs>
         <w:spacing w:line="360" w:lineRule="auto"/>
-        <w:rPr>
-          <w:rFonts w:ascii="Times" w:hAnsi="Times"/>
-        </w:rPr>
-      </w:pPr>
-      <w:r>
-        <w:rPr>
-          <w:rFonts w:ascii="Times" w:hAnsi="Times"/>
-        </w:rPr>
-        <w:t>2022</w:t>
+        <w:ind w:left="1440" w:hanging="1440"/>
+        <w:rPr>
+          <w:rFonts w:ascii="Times" w:hAnsi="Times"/>
+        </w:rPr>
+      </w:pPr>
+      <w:r>
+        <w:rPr>
+          <w:rFonts w:ascii="Times" w:hAnsi="Times"/>
+        </w:rPr>
+        <w:t>2019</w:t>
+      </w:r>
+      <w:r>
+        <w:rPr>
+          <w:rFonts w:ascii="Times" w:hAnsi="Times"/>
+        </w:rPr>
+        <w:t xml:space="preserve"> </w:t>
       </w:r>
       <w:r>
         <w:rPr>
@@ -5614,13 +5277,79 @@
         <w:rPr>
           <w:rFonts w:ascii="Times" w:hAnsi="Times"/>
         </w:rPr>
+        <w:t>Applied Economics for Managers</w:t>
+      </w:r>
+      <w:r>
+        <w:rPr>
+          <w:rFonts w:ascii="Times" w:hAnsi="Times"/>
+        </w:rPr>
+        <w:t xml:space="preserve"> (</w:t>
+      </w:r>
+      <w:r>
+        <w:rPr>
+          <w:rFonts w:ascii="Times" w:hAnsi="Times"/>
+        </w:rPr>
+        <w:t>EMBA</w:t>
+      </w:r>
+      <w:r>
+        <w:rPr>
+          <w:rFonts w:ascii="Times" w:hAnsi="Times"/>
+        </w:rPr>
+        <w:t>)</w:t>
+      </w:r>
+      <w:r>
+        <w:rPr>
+          <w:rFonts w:ascii="Times" w:hAnsi="Times"/>
+        </w:rPr>
+        <w:t>, MIT, TA</w:t>
+      </w:r>
+    </w:p>
+    <w:p>
+      <w:pPr>
+        <w:tabs>
+          <w:tab w:val="left" w:pos="1440"/>
+        </w:tabs>
+        <w:spacing w:line="360" w:lineRule="auto"/>
+        <w:ind w:left="1440" w:hanging="1440"/>
+        <w:rPr>
+          <w:rFonts w:ascii="Times" w:hAnsi="Times"/>
+        </w:rPr>
+      </w:pPr>
+      <w:r>
+        <w:rPr>
+          <w:rFonts w:ascii="Times" w:hAnsi="Times"/>
+        </w:rPr>
+        <w:t>2018</w:t>
+      </w:r>
+      <w:r>
+        <w:rPr>
+          <w:rFonts w:ascii="Times" w:hAnsi="Times"/>
+        </w:rPr>
         <w:tab/>
       </w:r>
       <w:r>
         <w:rPr>
           <w:rFonts w:ascii="Times" w:hAnsi="Times"/>
         </w:rPr>
-        <w:t>Industrial Organization II (PhD)</w:t>
+        <w:t>Organizational Economics</w:t>
+      </w:r>
+      <w:r>
+        <w:rPr>
+          <w:rFonts w:ascii="Times" w:hAnsi="Times"/>
+        </w:rPr>
+        <w:t xml:space="preserve"> (</w:t>
+      </w:r>
+      <w:r>
+        <w:rPr>
+          <w:rFonts w:ascii="Times" w:hAnsi="Times"/>
+        </w:rPr>
+        <w:t>PhD</w:t>
+      </w:r>
+      <w:r>
+        <w:rPr>
+          <w:rFonts w:ascii="Times" w:hAnsi="Times"/>
+        </w:rPr>
+        <w:t>)</w:t>
       </w:r>
       <w:r>
         <w:rPr>
@@ -5631,216 +5360,11 @@
     </w:p>
     <w:p>
       <w:pPr>
+        <w:tabs>
+          <w:tab w:val="left" w:pos="1440"/>
+        </w:tabs>
         <w:spacing w:line="360" w:lineRule="auto"/>
-        <w:rPr>
-          <w:rFonts w:ascii="Times" w:hAnsi="Times"/>
-        </w:rPr>
-      </w:pPr>
-      <w:r>
-        <w:rPr>
-          <w:rFonts w:ascii="Times" w:hAnsi="Times"/>
-        </w:rPr>
-        <w:t>2022</w:t>
-      </w:r>
-      <w:r>
-        <w:rPr>
-          <w:rFonts w:ascii="Times" w:hAnsi="Times"/>
-        </w:rPr>
-        <w:t xml:space="preserve"> </w:t>
-      </w:r>
-      <w:r>
-        <w:rPr>
-          <w:rFonts w:ascii="Times" w:hAnsi="Times"/>
-        </w:rPr>
-        <w:tab/>
-      </w:r>
-      <w:r>
-        <w:rPr>
-          <w:rFonts w:ascii="Times" w:hAnsi="Times"/>
-        </w:rPr>
-        <w:tab/>
-        <w:t>Principles of</w:t>
-      </w:r>
-      <w:r>
-        <w:rPr>
-          <w:rFonts w:ascii="Times" w:hAnsi="Times"/>
-        </w:rPr>
-        <w:t xml:space="preserve"> Micro</w:t>
-      </w:r>
-      <w:r>
-        <w:rPr>
-          <w:rFonts w:ascii="Times" w:hAnsi="Times"/>
-        </w:rPr>
-        <w:t>economics</w:t>
-      </w:r>
-      <w:r>
-        <w:rPr>
-          <w:rFonts w:ascii="Times" w:hAnsi="Times"/>
-        </w:rPr>
-        <w:t xml:space="preserve"> (undergrad)</w:t>
-      </w:r>
-      <w:r>
-        <w:rPr>
-          <w:rFonts w:ascii="Times" w:hAnsi="Times"/>
-        </w:rPr>
-        <w:t>, MIT, TA</w:t>
-      </w:r>
-    </w:p>
-    <w:p>
-      <w:pPr>
-        <w:spacing w:line="360" w:lineRule="auto"/>
-        <w:rPr>
-          <w:rFonts w:ascii="Times" w:hAnsi="Times"/>
-        </w:rPr>
-      </w:pPr>
-      <w:r>
-        <w:rPr>
-          <w:rFonts w:ascii="Times" w:hAnsi="Times"/>
-        </w:rPr>
-        <w:t>2018-2020</w:t>
-      </w:r>
-      <w:r>
-        <w:rPr>
-          <w:rFonts w:ascii="Times" w:hAnsi="Times"/>
-        </w:rPr>
-        <w:tab/>
-      </w:r>
-      <w:r>
-        <w:rPr>
-          <w:rFonts w:ascii="Times" w:hAnsi="Times"/>
-        </w:rPr>
-        <w:t>Intermediate Micro</w:t>
-      </w:r>
-      <w:r>
-        <w:rPr>
-          <w:rFonts w:ascii="Times" w:hAnsi="Times"/>
-        </w:rPr>
-        <w:t>economic Theory</w:t>
-      </w:r>
-      <w:r>
-        <w:rPr>
-          <w:rFonts w:ascii="Times" w:hAnsi="Times"/>
-        </w:rPr>
-        <w:t xml:space="preserve"> (undergrad)</w:t>
-      </w:r>
-      <w:r>
-        <w:rPr>
-          <w:rFonts w:ascii="Times" w:hAnsi="Times"/>
-        </w:rPr>
-        <w:t>, MIT, TA</w:t>
-      </w:r>
-    </w:p>
-    <w:p>
-      <w:pPr>
-        <w:spacing w:line="360" w:lineRule="auto"/>
-        <w:rPr>
-          <w:rFonts w:ascii="Times" w:hAnsi="Times"/>
-        </w:rPr>
-      </w:pPr>
-      <w:r>
-        <w:rPr>
-          <w:rFonts w:ascii="Times" w:hAnsi="Times"/>
-        </w:rPr>
-        <w:t>2019</w:t>
-      </w:r>
-      <w:r>
-        <w:rPr>
-          <w:rFonts w:ascii="Times" w:hAnsi="Times"/>
-        </w:rPr>
-        <w:t xml:space="preserve"> </w:t>
-      </w:r>
-      <w:r>
-        <w:rPr>
-          <w:rFonts w:ascii="Times" w:hAnsi="Times"/>
-        </w:rPr>
-        <w:tab/>
-      </w:r>
-      <w:r>
-        <w:rPr>
-          <w:rFonts w:ascii="Times" w:hAnsi="Times"/>
-        </w:rPr>
-        <w:tab/>
-        <w:t>Applied Economics for Managers</w:t>
-      </w:r>
-      <w:r>
-        <w:rPr>
-          <w:rFonts w:ascii="Times" w:hAnsi="Times"/>
-        </w:rPr>
-        <w:t xml:space="preserve"> (</w:t>
-      </w:r>
-      <w:r>
-        <w:rPr>
-          <w:rFonts w:ascii="Times" w:hAnsi="Times"/>
-        </w:rPr>
-        <w:t>EMBA</w:t>
-      </w:r>
-      <w:r>
-        <w:rPr>
-          <w:rFonts w:ascii="Times" w:hAnsi="Times"/>
-        </w:rPr>
-        <w:t>)</w:t>
-      </w:r>
-      <w:r>
-        <w:rPr>
-          <w:rFonts w:ascii="Times" w:hAnsi="Times"/>
-        </w:rPr>
-        <w:t>, MIT, TA</w:t>
-      </w:r>
-    </w:p>
-    <w:p>
-      <w:pPr>
-        <w:spacing w:line="360" w:lineRule="auto"/>
-        <w:rPr>
-          <w:rFonts w:ascii="Times" w:hAnsi="Times"/>
-        </w:rPr>
-      </w:pPr>
-      <w:r>
-        <w:rPr>
-          <w:rFonts w:ascii="Times" w:hAnsi="Times"/>
-        </w:rPr>
-        <w:t>2018</w:t>
-      </w:r>
-      <w:r>
-        <w:rPr>
-          <w:rFonts w:ascii="Times" w:hAnsi="Times"/>
-        </w:rPr>
-        <w:tab/>
-      </w:r>
-      <w:r>
-        <w:rPr>
-          <w:rFonts w:ascii="Times" w:hAnsi="Times"/>
-        </w:rPr>
-        <w:tab/>
-        <w:t>Organizational Economics</w:t>
-      </w:r>
-      <w:r>
-        <w:rPr>
-          <w:rFonts w:ascii="Times" w:hAnsi="Times"/>
-        </w:rPr>
-        <w:t xml:space="preserve"> (</w:t>
-      </w:r>
-      <w:r>
-        <w:rPr>
-          <w:rFonts w:ascii="Times" w:hAnsi="Times"/>
-        </w:rPr>
-        <w:t>PhD</w:t>
-      </w:r>
-      <w:r>
-        <w:rPr>
-          <w:rFonts w:ascii="Times" w:hAnsi="Times"/>
-        </w:rPr>
-        <w:t>)</w:t>
-      </w:r>
-      <w:r>
-        <w:rPr>
-          <w:rFonts w:ascii="Times" w:hAnsi="Times"/>
-        </w:rPr>
-        <w:t>, MIT, TA</w:t>
-      </w:r>
-    </w:p>
-    <w:p>
-      <w:pPr>
-        <w:spacing w:line="360" w:lineRule="auto"/>
+        <w:ind w:left="1440" w:hanging="1440"/>
         <w:rPr>
           <w:rFonts w:ascii="Times" w:hAnsi="Times"/>
         </w:rPr>
@@ -5908,7 +5432,11 @@
     </w:p>
     <w:p>
       <w:pPr>
+        <w:tabs>
+          <w:tab w:val="left" w:pos="1440"/>
+        </w:tabs>
         <w:spacing w:line="360" w:lineRule="auto"/>
+        <w:ind w:left="1440" w:hanging="1440"/>
         <w:rPr>
           <w:rFonts w:ascii="Times New Roman" w:eastAsia="Times New Roman" w:hAnsi="Times New Roman" w:cs="Times New Roman"/>
         </w:rPr>
@@ -5940,7 +5468,11 @@
     </w:p>
     <w:p>
       <w:pPr>
+        <w:tabs>
+          <w:tab w:val="left" w:pos="1440"/>
+        </w:tabs>
         <w:spacing w:line="360" w:lineRule="auto"/>
+        <w:ind w:left="1440" w:hanging="1440"/>
         <w:rPr>
           <w:rFonts w:ascii="Times New Roman" w:eastAsia="Times New Roman" w:hAnsi="Times New Roman" w:cs="Times New Roman"/>
         </w:rPr>
@@ -5961,7 +5493,11 @@
     </w:p>
     <w:p>
       <w:pPr>
+        <w:tabs>
+          <w:tab w:val="left" w:pos="1440"/>
+        </w:tabs>
         <w:spacing w:line="360" w:lineRule="auto"/>
+        <w:ind w:left="1440" w:hanging="1440"/>
         <w:rPr>
           <w:rFonts w:ascii="Times New Roman" w:eastAsia="Times New Roman" w:hAnsi="Times New Roman" w:cs="Times New Roman"/>
         </w:rPr>
@@ -6011,7 +5547,11 @@
     </w:p>
     <w:p>
       <w:pPr>
+        <w:tabs>
+          <w:tab w:val="left" w:pos="1440"/>
+        </w:tabs>
         <w:spacing w:line="360" w:lineRule="auto"/>
+        <w:ind w:left="1440" w:hanging="1440"/>
         <w:rPr>
           <w:rFonts w:ascii="Times New Roman" w:eastAsia="Times New Roman" w:hAnsi="Times New Roman" w:cs="Times New Roman"/>
         </w:rPr>
@@ -6044,45 +5584,37 @@
         <w:rPr>
           <w:rFonts w:ascii="Times New Roman" w:eastAsia="Times New Roman" w:hAnsi="Times New Roman" w:cs="Times New Roman"/>
         </w:rPr>
-        <w:tab/>
-      </w:r>
-      <w:r>
+        <w:t xml:space="preserve">John Harvard Scholar </w:t>
+      </w:r>
+    </w:p>
+    <w:p>
+      <w:pPr>
+        <w:tabs>
+          <w:tab w:val="left" w:pos="1440"/>
+        </w:tabs>
+        <w:spacing w:line="360" w:lineRule="auto"/>
+        <w:ind w:left="1440" w:hanging="1440"/>
         <w:rPr>
           <w:rFonts w:ascii="Times New Roman" w:eastAsia="Times New Roman" w:hAnsi="Times New Roman" w:cs="Times New Roman"/>
         </w:rPr>
-        <w:t xml:space="preserve">John Harvard Scholar </w:t>
-      </w:r>
-    </w:p>
-    <w:p>
-      <w:pPr>
-        <w:spacing w:line="360" w:lineRule="auto"/>
+      </w:pPr>
+      <w:r>
         <w:rPr>
           <w:rFonts w:ascii="Times New Roman" w:eastAsia="Times New Roman" w:hAnsi="Times New Roman" w:cs="Times New Roman"/>
         </w:rPr>
-      </w:pPr>
+        <w:t>20</w:t>
+      </w:r>
       <w:r>
         <w:rPr>
           <w:rFonts w:ascii="Times New Roman" w:eastAsia="Times New Roman" w:hAnsi="Times New Roman" w:cs="Times New Roman"/>
         </w:rPr>
-        <w:t>20</w:t>
+        <w:t>09</w:t>
       </w:r>
       <w:r>
         <w:rPr>
           <w:rFonts w:ascii="Times New Roman" w:eastAsia="Times New Roman" w:hAnsi="Times New Roman" w:cs="Times New Roman"/>
         </w:rPr>
-        <w:t>09</w:t>
-      </w:r>
-      <w:r>
-        <w:rPr>
-          <w:rFonts w:ascii="Times New Roman" w:eastAsia="Times New Roman" w:hAnsi="Times New Roman" w:cs="Times New Roman"/>
-        </w:rPr>
         <w:t xml:space="preserve"> </w:t>
-      </w:r>
-      <w:r>
-        <w:rPr>
-          <w:rFonts w:ascii="Times New Roman" w:eastAsia="Times New Roman" w:hAnsi="Times New Roman" w:cs="Times New Roman"/>
-        </w:rPr>
-        <w:tab/>
       </w:r>
       <w:r>
         <w:rPr>
@@ -6136,8 +5668,11 @@
     </w:p>
     <w:p>
       <w:pPr>
+        <w:tabs>
+          <w:tab w:val="left" w:pos="1440"/>
+        </w:tabs>
         <w:spacing w:line="360" w:lineRule="auto"/>
-        <w:ind w:left="720" w:hanging="720"/>
+        <w:ind w:left="1440" w:hanging="1440"/>
         <w:rPr>
           <w:rFonts w:ascii="Times New Roman" w:eastAsia="Times New Roman" w:hAnsi="Times New Roman" w:cs="Times New Roman"/>
         </w:rPr>
@@ -6181,7 +5716,11 @@
     </w:p>
     <w:p>
       <w:pPr>
+        <w:tabs>
+          <w:tab w:val="left" w:pos="1440"/>
+        </w:tabs>
         <w:spacing w:line="360" w:lineRule="auto"/>
+        <w:ind w:left="1440" w:hanging="1440"/>
         <w:rPr>
           <w:rFonts w:ascii="Times New Roman" w:eastAsia="Times New Roman" w:hAnsi="Times New Roman" w:cs="Times New Roman"/>
         </w:rPr>
@@ -6202,7 +5741,11 @@
     </w:p>
     <w:p>
       <w:pPr>
+        <w:tabs>
+          <w:tab w:val="left" w:pos="1440"/>
+        </w:tabs>
         <w:spacing w:line="360" w:lineRule="auto"/>
+        <w:ind w:left="1440" w:hanging="1440"/>
         <w:rPr>
           <w:rFonts w:ascii="Times New Roman" w:eastAsia="Times New Roman" w:hAnsi="Times New Roman" w:cs="Times New Roman"/>
         </w:rPr>
@@ -6224,7 +5767,6 @@
         <w:rPr>
           <w:rFonts w:ascii="Times New Roman" w:eastAsia="Times New Roman" w:hAnsi="Times New Roman" w:cs="Times New Roman"/>
         </w:rPr>
-        <w:tab/>
         <w:t>The Greatest Good Consulting, Summer Consultant</w:t>
       </w:r>
     </w:p>

--- a/CV.docx
+++ b/CV.docx
@@ -392,7 +392,7 @@
           <w:b/>
           <w:bCs/>
         </w:rPr>
-        <w:t>RESEARCH</w:t>
+        <w:t>INTERNATIONAL</w:t>
       </w:r>
       <w:r>
         <w:rPr>
@@ -512,27 +512,40 @@
         </w:tabs>
         <w:spacing w:line="360" w:lineRule="auto"/>
         <w:rPr>
-          <w:rFonts w:ascii="Times" w:hAnsi="Times" w:hint="eastAsia"/>
-          <w:lang w:eastAsia="zh-TW"/>
-        </w:rPr>
-      </w:pPr>
-      <w:r>
-        <w:rPr>
-          <w:rFonts w:ascii="Times" w:hAnsi="Times"/>
-        </w:rPr>
-        <w:t>Faculty Affiliate</w:t>
-      </w:r>
-      <w:r>
-        <w:rPr>
-          <w:rFonts w:ascii="Times" w:hAnsi="Times"/>
-        </w:rPr>
-        <w:t xml:space="preserve">, HKU Stone Centre on </w:t>
-      </w:r>
-      <w:r>
-        <w:rPr>
-          <w:rFonts w:ascii="Times" w:hAnsi="Times"/>
-        </w:rPr>
-        <w:t>Socio-Economic Inequality in Asia</w:t>
+          <w:rFonts w:ascii="Times" w:hAnsi="Times"/>
+        </w:rPr>
+      </w:pPr>
+      <w:r>
+        <w:rPr>
+          <w:rFonts w:ascii="Times" w:hAnsi="Times"/>
+        </w:rPr>
+        <w:t>Research</w:t>
+      </w:r>
+      <w:r>
+        <w:rPr>
+          <w:rFonts w:ascii="Times" w:hAnsi="Times"/>
+        </w:rPr>
+        <w:t xml:space="preserve"> </w:t>
+      </w:r>
+      <w:r>
+        <w:rPr>
+          <w:rFonts w:ascii="Times" w:hAnsi="Times"/>
+        </w:rPr>
+        <w:t>Affiliate</w:t>
+      </w:r>
+      <w:r>
+        <w:rPr>
+          <w:rFonts w:ascii="Times" w:hAnsi="Times"/>
+          <w:i/>
+          <w:iCs/>
+        </w:rPr>
+        <w:t xml:space="preserve">, </w:t>
+      </w:r>
+      <w:r>
+        <w:rPr>
+          <w:rFonts w:ascii="Times" w:hAnsi="Times"/>
+        </w:rPr>
+        <w:t>Rockwool Foundation Berlin</w:t>
       </w:r>
       <w:r>
         <w:rPr>
@@ -544,7 +557,61 @@
         <w:rPr>
           <w:rFonts w:ascii="Times" w:hAnsi="Times"/>
         </w:rPr>
-        <w:t>2026-</w:t>
+        <w:t>202</w:t>
+      </w:r>
+      <w:r>
+        <w:rPr>
+          <w:rFonts w:ascii="Times" w:hAnsi="Times"/>
+        </w:rPr>
+        <w:t>5</w:t>
+      </w:r>
+      <w:r>
+        <w:rPr>
+          <w:rFonts w:ascii="Times" w:hAnsi="Times"/>
+        </w:rPr>
+        <w:t>-</w:t>
+      </w:r>
+      <w:r>
+        <w:rPr>
+          <w:rFonts w:ascii="Times" w:hAnsi="Times"/>
+        </w:rPr>
+        <w:t xml:space="preserve"> </w:t>
+      </w:r>
+    </w:p>
+    <w:p>
+      <w:pPr>
+        <w:spacing w:line="360" w:lineRule="auto"/>
+        <w:rPr>
+          <w:rFonts w:ascii="Times" w:hAnsi="Times"/>
+          <w:b/>
+          <w:bCs/>
+        </w:rPr>
+      </w:pPr>
+    </w:p>
+    <w:p>
+      <w:pPr>
+        <w:spacing w:line="360" w:lineRule="auto"/>
+        <w:rPr>
+          <w:rFonts w:ascii="Times" w:hAnsi="Times"/>
+          <w:i/>
+          <w:iCs/>
+        </w:rPr>
+      </w:pPr>
+      <w:r>
+        <w:rPr>
+          <w:rFonts w:ascii="Times" w:hAnsi="Times"/>
+          <w:b/>
+          <w:bCs/>
+        </w:rPr>
+        <w:t>COMMUNITY</w:t>
+      </w:r>
+      <w:r>
+        <w:rPr>
+          <w:rFonts w:ascii="Times" w:hAnsi="Times"/>
+          <w:b/>
+          <w:bCs/>
+        </w:rPr>
+        <w:t xml:space="preserve"> AFFILIATIONS</w:t>
       </w:r>
     </w:p>
     <w:p>
@@ -555,13 +622,40 @@
         <w:spacing w:line="360" w:lineRule="auto"/>
         <w:rPr>
           <w:rFonts w:ascii="Times" w:hAnsi="Times"/>
-        </w:rPr>
-      </w:pPr>
-      <w:r>
-        <w:rPr>
-          <w:rFonts w:ascii="Times" w:hAnsi="Times"/>
-        </w:rPr>
-        <w:t>Faculty Research Fellow</w:t>
+          <w:lang w:eastAsia="zh-TW"/>
+        </w:rPr>
+      </w:pPr>
+      <w:r>
+        <w:rPr>
+          <w:rFonts w:ascii="Times" w:hAnsi="Times"/>
+        </w:rPr>
+        <w:t>Member</w:t>
+      </w:r>
+      <w:r>
+        <w:rPr>
+          <w:rFonts w:ascii="Times" w:hAnsi="Times"/>
+        </w:rPr>
+        <w:t xml:space="preserve">, Hong Kong </w:t>
+      </w:r>
+      <w:r>
+        <w:rPr>
+          <w:rFonts w:ascii="Times" w:hAnsi="Times"/>
+        </w:rPr>
+        <w:t xml:space="preserve">Housing Authority, </w:t>
+      </w:r>
+      <w:proofErr w:type="spellStart"/>
+      <w:r>
+        <w:rPr>
+          <w:rFonts w:ascii="Times" w:hAnsi="Times"/>
+        </w:rPr>
+        <w:t>Subsidised</w:t>
+      </w:r>
+      <w:proofErr w:type="spellEnd"/>
+      <w:r>
+        <w:rPr>
+          <w:rFonts w:ascii="Times" w:hAnsi="Times"/>
+        </w:rPr>
+        <w:t xml:space="preserve"> Housing Committee</w:t>
       </w:r>
       <w:r>
         <w:rPr>
@@ -569,26 +663,6 @@
           <w:i/>
           <w:iCs/>
         </w:rPr>
-        <w:t xml:space="preserve">, </w:t>
-      </w:r>
-      <w:r>
-        <w:rPr>
-          <w:rFonts w:ascii="Times" w:hAnsi="Times"/>
-        </w:rPr>
-        <w:t xml:space="preserve">HKU </w:t>
-      </w:r>
-      <w:r>
-        <w:rPr>
-          <w:rFonts w:ascii="Times" w:hAnsi="Times"/>
-        </w:rPr>
-        <w:t>Center for AI, Management, and Organizations</w:t>
-      </w:r>
-      <w:r>
-        <w:rPr>
-          <w:rFonts w:ascii="Times" w:hAnsi="Times"/>
-          <w:i/>
-          <w:iCs/>
-        </w:rPr>
         <w:tab/>
       </w:r>
       <w:r>
@@ -608,12 +682,6 @@
           <w:rFonts w:ascii="Times" w:hAnsi="Times"/>
         </w:rPr>
         <w:t>-</w:t>
-      </w:r>
-      <w:r>
-        <w:rPr>
-          <w:rFonts w:ascii="Times" w:hAnsi="Times"/>
-        </w:rPr>
-        <w:t xml:space="preserve"> </w:t>
       </w:r>
     </w:p>
     <w:p>
@@ -624,43 +692,39 @@
         <w:spacing w:line="360" w:lineRule="auto"/>
         <w:rPr>
           <w:rFonts w:ascii="Times" w:hAnsi="Times"/>
-        </w:rPr>
-      </w:pPr>
-      <w:r>
-        <w:rPr>
-          <w:rFonts w:ascii="Times" w:hAnsi="Times"/>
-        </w:rPr>
-        <w:t>Research</w:t>
-      </w:r>
-      <w:r>
-        <w:rPr>
-          <w:rFonts w:ascii="Times" w:hAnsi="Times"/>
-        </w:rPr>
-        <w:t xml:space="preserve"> </w:t>
-      </w:r>
-      <w:r>
-        <w:rPr>
-          <w:rFonts w:ascii="Times" w:hAnsi="Times"/>
-        </w:rPr>
-        <w:t>Affiliate</w:t>
-      </w:r>
-      <w:r>
-        <w:rPr>
-          <w:rFonts w:ascii="Times" w:hAnsi="Times"/>
           <w:i/>
           <w:iCs/>
         </w:rPr>
-        <w:t xml:space="preserve">, </w:t>
-      </w:r>
-      <w:r>
-        <w:rPr>
-          <w:rFonts w:ascii="Times" w:hAnsi="Times"/>
-        </w:rPr>
-        <w:t>Rockwool Foundation Berlin</w:t>
-      </w:r>
-      <w:r>
-        <w:rPr>
-          <w:rFonts w:ascii="Times" w:hAnsi="Times"/>
+      </w:pPr>
+      <w:r>
+        <w:rPr>
+          <w:rFonts w:ascii="Times" w:hAnsi="Times"/>
+        </w:rPr>
+        <w:t xml:space="preserve">Founding </w:t>
+      </w:r>
+      <w:r>
+        <w:rPr>
+          <w:rFonts w:ascii="Times" w:hAnsi="Times"/>
+        </w:rPr>
+        <w:t>Director</w:t>
+      </w:r>
+      <w:r>
+        <w:rPr>
+          <w:rFonts w:ascii="Times" w:hAnsi="Times"/>
+        </w:rPr>
+        <w:t xml:space="preserve"> and Chairperson</w:t>
+      </w:r>
+      <w:r>
+        <w:rPr>
+          <w:rFonts w:ascii="Times" w:hAnsi="Times"/>
+        </w:rPr>
+        <w:t>, Hong Kong Future Economy Institute</w:t>
+      </w:r>
+      <w:r>
+        <w:rPr>
+          <w:rFonts w:ascii="Times" w:hAnsi="Times"/>
+          <w:i/>
+          <w:iCs/>
         </w:rPr>
         <w:tab/>
       </w:r>
@@ -681,12 +745,6 @@
           <w:rFonts w:ascii="Times" w:hAnsi="Times"/>
         </w:rPr>
         <w:t>-</w:t>
-      </w:r>
-      <w:r>
-        <w:rPr>
-          <w:rFonts w:ascii="Times" w:hAnsi="Times"/>
-        </w:rPr>
-        <w:t xml:space="preserve"> </w:t>
       </w:r>
     </w:p>
     <w:p>
@@ -703,53 +761,73 @@
         <w:rPr>
           <w:rFonts w:ascii="Times" w:hAnsi="Times"/>
         </w:rPr>
-        <w:t>Affiliated Researcher</w:t>
-      </w:r>
-      <w:r>
+        <w:t xml:space="preserve">External </w:t>
+      </w:r>
+      <w:r>
+        <w:rPr>
+          <w:rFonts w:ascii="Times" w:hAnsi="Times"/>
+        </w:rPr>
+        <w:t>Consultant, Hong Kong Jockey Club</w:t>
+      </w:r>
+      <w:r>
+        <w:rPr>
+          <w:rFonts w:ascii="Times" w:hAnsi="Times"/>
+        </w:rPr>
+        <w:tab/>
+      </w:r>
+      <w:r>
+        <w:rPr>
+          <w:rFonts w:ascii="Times" w:hAnsi="Times"/>
+        </w:rPr>
+        <w:t>202</w:t>
+      </w:r>
+      <w:r>
+        <w:rPr>
+          <w:rFonts w:ascii="Times" w:hAnsi="Times"/>
+        </w:rPr>
+        <w:t>3</w:t>
+      </w:r>
+      <w:r>
+        <w:rPr>
+          <w:rFonts w:ascii="Times" w:hAnsi="Times"/>
+        </w:rPr>
+        <w:t>-</w:t>
+      </w:r>
+    </w:p>
+    <w:p>
+      <w:pPr>
+        <w:spacing w:line="360" w:lineRule="auto"/>
+        <w:rPr>
+          <w:rFonts w:ascii="Times" w:hAnsi="Times"/>
+          <w:b/>
+          <w:bCs/>
+        </w:rPr>
+      </w:pPr>
+    </w:p>
+    <w:p>
+      <w:pPr>
+        <w:spacing w:line="360" w:lineRule="auto"/>
         <w:rPr>
           <w:rFonts w:ascii="Times" w:hAnsi="Times"/>
           <w:i/>
           <w:iCs/>
         </w:rPr>
-        <w:t xml:space="preserve">, </w:t>
-      </w:r>
-      <w:r>
-        <w:rPr>
-          <w:rFonts w:ascii="Times" w:hAnsi="Times"/>
-        </w:rPr>
-        <w:t>HKU Jockey Club ESG Research Institute</w:t>
-      </w:r>
-      <w:r>
-        <w:rPr>
-          <w:rFonts w:ascii="Times" w:hAnsi="Times"/>
-          <w:i/>
-          <w:iCs/>
-        </w:rPr>
-        <w:tab/>
-      </w:r>
-      <w:r>
-        <w:rPr>
-          <w:rFonts w:ascii="Times" w:hAnsi="Times"/>
-        </w:rPr>
-        <w:t>202</w:t>
-      </w:r>
-      <w:r>
-        <w:rPr>
-          <w:rFonts w:ascii="Times" w:hAnsi="Times"/>
-        </w:rPr>
-        <w:t>4</w:t>
-      </w:r>
-      <w:r>
-        <w:rPr>
-          <w:rFonts w:ascii="Times" w:hAnsi="Times"/>
-        </w:rPr>
-        <w:t>-</w:t>
-      </w:r>
-      <w:r>
-        <w:rPr>
-          <w:rFonts w:ascii="Times" w:hAnsi="Times"/>
-        </w:rPr>
-        <w:t xml:space="preserve"> </w:t>
+      </w:pPr>
+      <w:r>
+        <w:rPr>
+          <w:rFonts w:ascii="Times" w:hAnsi="Times"/>
+          <w:b/>
+          <w:bCs/>
+        </w:rPr>
+        <w:t>HKU</w:t>
+      </w:r>
+      <w:r>
+        <w:rPr>
+          <w:rFonts w:ascii="Times" w:hAnsi="Times"/>
+          <w:b/>
+          <w:bCs/>
+        </w:rPr>
+        <w:t xml:space="preserve"> AFFILIATIONS</w:t>
       </w:r>
     </w:p>
     <w:p>
@@ -759,32 +837,31 @@
         </w:tabs>
         <w:spacing w:line="360" w:lineRule="auto"/>
         <w:rPr>
-          <w:rFonts w:ascii="Times" w:hAnsi="Times"/>
-        </w:rPr>
-      </w:pPr>
-      <w:r>
-        <w:rPr>
-          <w:rFonts w:ascii="Times" w:hAnsi="Times"/>
-        </w:rPr>
-        <w:t>Fellow</w:t>
-      </w:r>
-      <w:r>
-        <w:rPr>
-          <w:rFonts w:ascii="Times" w:hAnsi="Times"/>
-        </w:rPr>
-        <w:t xml:space="preserve">, HKU </w:t>
-      </w:r>
-      <w:r>
-        <w:rPr>
-          <w:rFonts w:ascii="Times" w:hAnsi="Times"/>
-        </w:rPr>
-        <w:t>Centre on Contemporary China and the World</w:t>
-      </w:r>
-      <w:r>
-        <w:rPr>
-          <w:rFonts w:ascii="Times" w:hAnsi="Times"/>
-          <w:i/>
-          <w:iCs/>
+          <w:rFonts w:ascii="Times" w:hAnsi="Times" w:hint="eastAsia"/>
+          <w:lang w:eastAsia="zh-TW"/>
+        </w:rPr>
+      </w:pPr>
+      <w:r>
+        <w:rPr>
+          <w:rFonts w:ascii="Times" w:hAnsi="Times"/>
+        </w:rPr>
+        <w:t>Faculty Affiliate</w:t>
+      </w:r>
+      <w:r>
+        <w:rPr>
+          <w:rFonts w:ascii="Times" w:hAnsi="Times"/>
+        </w:rPr>
+        <w:t xml:space="preserve">, HKU Stone Centre on </w:t>
+      </w:r>
+      <w:r>
+        <w:rPr>
+          <w:rFonts w:ascii="Times" w:hAnsi="Times"/>
+        </w:rPr>
+        <w:t>Socio-Economic Inequality in Asia</w:t>
+      </w:r>
+      <w:r>
+        <w:rPr>
+          <w:rFonts w:ascii="Times" w:hAnsi="Times"/>
         </w:rPr>
         <w:tab/>
       </w:r>
@@ -792,19 +869,7 @@
         <w:rPr>
           <w:rFonts w:ascii="Times" w:hAnsi="Times"/>
         </w:rPr>
-        <w:t>202</w:t>
-      </w:r>
-      <w:r>
-        <w:rPr>
-          <w:rFonts w:ascii="Times" w:hAnsi="Times"/>
-        </w:rPr>
-        <w:t>3</w:t>
-      </w:r>
-      <w:r>
-        <w:rPr>
-          <w:rFonts w:ascii="Times" w:hAnsi="Times"/>
-        </w:rPr>
-        <w:t>-</w:t>
+        <w:t>2026-</w:t>
       </w:r>
     </w:p>
     <w:p>
@@ -821,7 +886,7 @@
         <w:rPr>
           <w:rFonts w:ascii="Times" w:hAnsi="Times"/>
         </w:rPr>
-        <w:t>Member, HKU Real Estate Lab</w:t>
+        <w:t>Faculty Research Fellow</w:t>
       </w:r>
       <w:r>
         <w:rPr>
@@ -829,61 +894,51 @@
           <w:i/>
           <w:iCs/>
         </w:rPr>
-        <w:tab/>
-      </w:r>
-      <w:r>
-        <w:rPr>
-          <w:rFonts w:ascii="Times" w:hAnsi="Times"/>
-        </w:rPr>
-        <w:t>202</w:t>
-      </w:r>
-      <w:r>
-        <w:rPr>
-          <w:rFonts w:ascii="Times" w:hAnsi="Times"/>
-        </w:rPr>
-        <w:t>3</w:t>
-      </w:r>
-      <w:r>
-        <w:rPr>
-          <w:rFonts w:ascii="Times" w:hAnsi="Times"/>
-        </w:rPr>
-        <w:t>-</w:t>
-      </w:r>
-    </w:p>
-    <w:p>
-      <w:pPr>
-        <w:spacing w:line="360" w:lineRule="auto"/>
-        <w:rPr>
-          <w:rFonts w:ascii="Times" w:hAnsi="Times"/>
-          <w:b/>
-          <w:bCs/>
-        </w:rPr>
-      </w:pPr>
-    </w:p>
-    <w:p>
-      <w:pPr>
-        <w:spacing w:line="360" w:lineRule="auto"/>
+        <w:t xml:space="preserve">, </w:t>
+      </w:r>
+      <w:r>
+        <w:rPr>
+          <w:rFonts w:ascii="Times" w:hAnsi="Times"/>
+        </w:rPr>
+        <w:t xml:space="preserve">HKU </w:t>
+      </w:r>
+      <w:r>
+        <w:rPr>
+          <w:rFonts w:ascii="Times" w:hAnsi="Times"/>
+        </w:rPr>
+        <w:t>Center for AI, Management, and Organizations</w:t>
+      </w:r>
+      <w:r>
         <w:rPr>
           <w:rFonts w:ascii="Times" w:hAnsi="Times"/>
           <w:i/>
           <w:iCs/>
         </w:rPr>
-      </w:pPr>
-      <w:r>
-        <w:rPr>
-          <w:rFonts w:ascii="Times" w:hAnsi="Times"/>
-          <w:b/>
-          <w:bCs/>
-        </w:rPr>
-        <w:t>COMMUNITY</w:t>
-      </w:r>
-      <w:r>
-        <w:rPr>
-          <w:rFonts w:ascii="Times" w:hAnsi="Times"/>
-          <w:b/>
-          <w:bCs/>
-        </w:rPr>
-        <w:t xml:space="preserve"> AFFILIATIONS</w:t>
+        <w:tab/>
+      </w:r>
+      <w:r>
+        <w:rPr>
+          <w:rFonts w:ascii="Times" w:hAnsi="Times"/>
+        </w:rPr>
+        <w:t>202</w:t>
+      </w:r>
+      <w:r>
+        <w:rPr>
+          <w:rFonts w:ascii="Times" w:hAnsi="Times"/>
+        </w:rPr>
+        <w:t>6</w:t>
+      </w:r>
+      <w:r>
+        <w:rPr>
+          <w:rFonts w:ascii="Times" w:hAnsi="Times"/>
+        </w:rPr>
+        <w:t>-</w:t>
+      </w:r>
+      <w:r>
+        <w:rPr>
+          <w:rFonts w:ascii="Times" w:hAnsi="Times"/>
+        </w:rPr>
+        <w:t xml:space="preserve"> </w:t>
       </w:r>
     </w:p>
     <w:p>
@@ -894,33 +949,27 @@
         <w:spacing w:line="360" w:lineRule="auto"/>
         <w:rPr>
           <w:rFonts w:ascii="Times" w:hAnsi="Times"/>
+        </w:rPr>
+      </w:pPr>
+      <w:r>
+        <w:rPr>
+          <w:rFonts w:ascii="Times" w:hAnsi="Times"/>
+        </w:rPr>
+        <w:t>Affiliated Researcher</w:t>
+      </w:r>
+      <w:r>
+        <w:rPr>
+          <w:rFonts w:ascii="Times" w:hAnsi="Times"/>
           <w:i/>
           <w:iCs/>
         </w:rPr>
-      </w:pPr>
-      <w:r>
-        <w:rPr>
-          <w:rFonts w:ascii="Times" w:hAnsi="Times"/>
-        </w:rPr>
-        <w:t xml:space="preserve">Founding </w:t>
-      </w:r>
-      <w:r>
-        <w:rPr>
-          <w:rFonts w:ascii="Times" w:hAnsi="Times"/>
-        </w:rPr>
-        <w:t>Director</w:t>
-      </w:r>
-      <w:r>
-        <w:rPr>
-          <w:rFonts w:ascii="Times" w:hAnsi="Times"/>
-        </w:rPr>
-        <w:t xml:space="preserve"> and Chairperson</w:t>
-      </w:r>
-      <w:r>
-        <w:rPr>
-          <w:rFonts w:ascii="Times" w:hAnsi="Times"/>
-        </w:rPr>
-        <w:t>, Hong Kong Future Economy Institute</w:t>
+        <w:t xml:space="preserve">, </w:t>
+      </w:r>
+      <w:r>
+        <w:rPr>
+          <w:rFonts w:ascii="Times" w:hAnsi="Times"/>
+        </w:rPr>
+        <w:t>HKU Jockey Club ESG Research Institute</w:t>
       </w:r>
       <w:r>
         <w:rPr>
@@ -940,13 +989,19 @@
         <w:rPr>
           <w:rFonts w:ascii="Times" w:hAnsi="Times"/>
         </w:rPr>
-        <w:t>5</w:t>
+        <w:t>4</w:t>
       </w:r>
       <w:r>
         <w:rPr>
           <w:rFonts w:ascii="Times" w:hAnsi="Times"/>
         </w:rPr>
         <w:t>-</w:t>
+      </w:r>
+      <w:r>
+        <w:rPr>
+          <w:rFonts w:ascii="Times" w:hAnsi="Times"/>
+        </w:rPr>
+        <w:t xml:space="preserve"> </w:t>
       </w:r>
     </w:p>
     <w:p>
@@ -957,40 +1012,25 @@
         <w:spacing w:line="360" w:lineRule="auto"/>
         <w:rPr>
           <w:rFonts w:ascii="Times" w:hAnsi="Times"/>
-          <w:lang w:eastAsia="zh-TW"/>
-        </w:rPr>
-      </w:pPr>
-      <w:r>
-        <w:rPr>
-          <w:rFonts w:ascii="Times" w:hAnsi="Times"/>
-        </w:rPr>
-        <w:t>Member</w:t>
-      </w:r>
-      <w:r>
-        <w:rPr>
-          <w:rFonts w:ascii="Times" w:hAnsi="Times"/>
-        </w:rPr>
-        <w:t xml:space="preserve">, Hong Kong </w:t>
-      </w:r>
-      <w:r>
-        <w:rPr>
-          <w:rFonts w:ascii="Times" w:hAnsi="Times"/>
-        </w:rPr>
-        <w:t xml:space="preserve">Housing Authority, </w:t>
-      </w:r>
-      <w:proofErr w:type="spellStart"/>
-      <w:r>
-        <w:rPr>
-          <w:rFonts w:ascii="Times" w:hAnsi="Times"/>
-        </w:rPr>
-        <w:t>Subsidised</w:t>
-      </w:r>
-      <w:proofErr w:type="spellEnd"/>
-      <w:r>
-        <w:rPr>
-          <w:rFonts w:ascii="Times" w:hAnsi="Times"/>
-        </w:rPr>
-        <w:t xml:space="preserve"> Housing Committee</w:t>
+        </w:rPr>
+      </w:pPr>
+      <w:r>
+        <w:rPr>
+          <w:rFonts w:ascii="Times" w:hAnsi="Times"/>
+        </w:rPr>
+        <w:t>Fellow</w:t>
+      </w:r>
+      <w:r>
+        <w:rPr>
+          <w:rFonts w:ascii="Times" w:hAnsi="Times"/>
+        </w:rPr>
+        <w:t xml:space="preserve">, HKU </w:t>
+      </w:r>
+      <w:r>
+        <w:rPr>
+          <w:rFonts w:ascii="Times" w:hAnsi="Times"/>
+        </w:rPr>
+        <w:t>Centre on Contemporary China and the World</w:t>
       </w:r>
       <w:r>
         <w:rPr>
@@ -1010,7 +1050,7 @@
         <w:rPr>
           <w:rFonts w:ascii="Times" w:hAnsi="Times"/>
         </w:rPr>
-        <w:t>6</w:t>
+        <w:t>3</w:t>
       </w:r>
       <w:r>
         <w:rPr>
@@ -1033,17 +1073,13 @@
         <w:rPr>
           <w:rFonts w:ascii="Times" w:hAnsi="Times"/>
         </w:rPr>
-        <w:t xml:space="preserve">External </w:t>
-      </w:r>
-      <w:r>
-        <w:rPr>
-          <w:rFonts w:ascii="Times" w:hAnsi="Times"/>
-        </w:rPr>
-        <w:t>Consultant, Hong Kong Jockey Club</w:t>
-      </w:r>
-      <w:r>
-        <w:rPr>
-          <w:rFonts w:ascii="Times" w:hAnsi="Times"/>
+        <w:t>Member, HKU Real Estate Lab</w:t>
+      </w:r>
+      <w:r>
+        <w:rPr>
+          <w:rFonts w:ascii="Times" w:hAnsi="Times"/>
+          <w:i/>
+          <w:iCs/>
         </w:rPr>
         <w:tab/>
       </w:r>

--- a/CV.docx
+++ b/CV.docx
@@ -4514,6 +4514,14 @@
           <w:iCs/>
         </w:rPr>
         <w:t xml:space="preserve">; </w:t>
+      </w:r>
+      <w:r>
+        <w:rPr>
+          <w:rFonts w:ascii="Times" w:hAnsi="Times"/>
+          <w:i/>
+          <w:iCs/>
+        </w:rPr>
+        <w:t xml:space="preserve">Journal of Institutional and Theoretical Economics; </w:t>
       </w:r>
       <w:r>
         <w:rPr>
